--- a/backend/app/templates/prvotny_zaznam_z_template.docx
+++ b/backend/app/templates/prvotny_zaznam_z_template.docx
@@ -58,13 +58,27 @@
             </w:tcBorders>
           </w:tcPr>
           <w:p>
-            <w:r>
+            <w:pPr>
+              <w:spacing w:before="0" w:after="0" w:line="220" w:lineRule="auto"/>
+            </w:pPr>
+            <w:r>
+              <w:rPr>
+                <w:sz w:val="18"/>
+                <w:szCs w:val="18"/>
+              </w:rPr>
               <w:t>Označenie cisterny</w:t>
               <w:br/>
             </w:r>
           </w:p>
           <w:p>
-            <w:r>
+            <w:pPr>
+              <w:spacing w:before="0" w:after="0" w:line="220" w:lineRule="auto"/>
+            </w:pPr>
+            <w:r>
+              <w:rPr>
+                <w:sz w:val="18"/>
+                <w:szCs w:val="18"/>
+              </w:rPr>
               <w:t>(č. vozňa): {{ tank_identification }}</w:t>
             </w:r>
           </w:p>
@@ -78,13 +92,27 @@
             </w:tcBorders>
           </w:tcPr>
           <w:p>
-            <w:r>
+            <w:pPr>
+              <w:spacing w:before="0" w:after="0" w:line="220" w:lineRule="auto"/>
+            </w:pPr>
+            <w:r>
+              <w:rPr>
+                <w:sz w:val="18"/>
+                <w:szCs w:val="18"/>
+              </w:rPr>
               <w:t>Označenie cisterny</w:t>
               <w:br/>
             </w:r>
           </w:p>
           <w:p>
-            <w:r>
+            <w:pPr>
+              <w:spacing w:before="0" w:after="0" w:line="220" w:lineRule="auto"/>
+            </w:pPr>
+            <w:r>
+              <w:rPr>
+                <w:sz w:val="18"/>
+                <w:szCs w:val="18"/>
+              </w:rPr>
               <w:t>(č. vozňa): {{ tank_identification }}</w:t>
             </w:r>
           </w:p>
@@ -132,7 +160,14 @@
             </w:tcBorders>
           </w:tcPr>
           <w:p>
-            <w:r>
+            <w:pPr>
+              <w:spacing w:before="0" w:after="0" w:line="220" w:lineRule="auto"/>
+            </w:pPr>
+            <w:r>
+              <w:rPr>
+                <w:sz w:val="18"/>
+                <w:szCs w:val="18"/>
+              </w:rPr>
               <w:t>Miesto skúšky: {{ inspection_place }}    Dátum skúšky: {{ inspection_date }}</w:t>
             </w:r>
           </w:p>
@@ -146,7 +181,14 @@
             </w:tcBorders>
           </w:tcPr>
           <w:p>
-            <w:r>
+            <w:pPr>
+              <w:spacing w:before="0" w:after="0" w:line="220" w:lineRule="auto"/>
+            </w:pPr>
+            <w:r>
+              <w:rPr>
+                <w:sz w:val="18"/>
+                <w:szCs w:val="18"/>
+              </w:rPr>
               <w:t>Miesto skúšky: {{ inspection_place }}    Dátum skúšky: {{ inspection_date }}</w:t>
             </w:r>
           </w:p>
@@ -161,45 +203,37 @@
               <w:right w:val="thinThickThinSmallGap" w:sz="24" w:space="0" w:color="D9D9D9" w:themeColor="background1" w:themeShade="D9"/>
             </w:tcBorders>
           </w:tcPr>
-          <w:p ns2:paraId="78786882" ns2:textId="4B0230FC">
-            <w:pPr>
-              <w:spacing w:line="300" w:lineRule="auto"/>
-            </w:pPr>
-            <w:r>
-              <w:rPr>
-                <w:rFonts w:ascii="Calibri" w:eastAsia="Times New Roman" w:hAnsi="Calibri" w:cs="Calibri"/>
-                <w:b/>
-                <w:bCs/>
-                <w:color w:val="000000"/>
-                <w:sz w:val="18"/>
-                <w:szCs w:val="18"/>
-              </w:rPr>
-              <w:t>č. zákazky / č. objednávky :</w:t>
-            </w:r>
-          </w:p>
-        </w:tc>
-        <w:tc>
-          <w:tcPr>
-            <w:tcW w:w="5425" w:type="dxa"/>
-            <w:gridSpan w:val="2"/>
-            <w:tcBorders>
-              <w:left w:val="thinThickThinSmallGap" w:sz="24" w:space="0" w:color="D9D9D9" w:themeColor="background1" w:themeShade="D9"/>
-            </w:tcBorders>
-          </w:tcPr>
-          <w:p ns2:paraId="3E4E2CF3" ns2:textId="3AEBBDE3">
-            <w:pPr>
-              <w:spacing w:line="300" w:lineRule="auto"/>
-            </w:pPr>
-            <w:r>
-              <w:rPr>
-                <w:rFonts w:ascii="Calibri" w:eastAsia="Times New Roman" w:hAnsi="Calibri" w:cs="Calibri"/>
-                <w:b/>
-                <w:bCs/>
-                <w:color w:val="000000"/>
-                <w:sz w:val="18"/>
-                <w:szCs w:val="18"/>
-              </w:rPr>
-              <w:t>č. zákazky / č. objednávky :</w:t>
+          <w:p>
+            <w:pPr>
+              <w:spacing w:before="0" w:after="0" w:line="220" w:lineRule="auto"/>
+            </w:pPr>
+            <w:r>
+              <w:rPr>
+                <w:sz w:val="18"/>
+                <w:szCs w:val="18"/>
+              </w:rPr>
+              <w:t>č. zákazky / č. objednávky: {{ order_number }}</w:t>
+            </w:r>
+          </w:p>
+        </w:tc>
+        <w:tc>
+          <w:tcPr>
+            <w:tcW w:w="5425" w:type="dxa"/>
+            <w:gridSpan w:val="2"/>
+            <w:tcBorders>
+              <w:left w:val="thinThickThinSmallGap" w:sz="24" w:space="0" w:color="D9D9D9" w:themeColor="background1" w:themeShade="D9"/>
+            </w:tcBorders>
+          </w:tcPr>
+          <w:p>
+            <w:pPr>
+              <w:spacing w:before="0" w:after="0" w:line="220" w:lineRule="auto"/>
+            </w:pPr>
+            <w:r>
+              <w:rPr>
+                <w:sz w:val="18"/>
+                <w:szCs w:val="18"/>
+              </w:rPr>
+              <w:t>č. zákazky / č. objednávky: {{ order_number }}</w:t>
             </w:r>
           </w:p>
         </w:tc>
@@ -214,7 +248,14 @@
             </w:tcBorders>
           </w:tcPr>
           <w:p>
-            <w:r>
+            <w:pPr>
+              <w:spacing w:before="0" w:after="0" w:line="220" w:lineRule="auto"/>
+            </w:pPr>
+            <w:r>
+              <w:rPr>
+                <w:sz w:val="18"/>
+                <w:szCs w:val="18"/>
+              </w:rPr>
               <w:t>Poradové číslo / číslo certifikátu: {{ certificate_number }}</w:t>
             </w:r>
           </w:p>
@@ -228,7 +269,14 @@
             </w:tcBorders>
           </w:tcPr>
           <w:p>
-            <w:r>
+            <w:pPr>
+              <w:spacing w:before="0" w:after="0" w:line="220" w:lineRule="auto"/>
+            </w:pPr>
+            <w:r>
+              <w:rPr>
+                <w:sz w:val="18"/>
+                <w:szCs w:val="18"/>
+              </w:rPr>
               <w:t>Poradové číslo / číslo certifikátu: {{ certificate_number }}</w:t>
             </w:r>
           </w:p>
@@ -276,7 +324,14 @@
             </w:tcBorders>
           </w:tcPr>
           <w:p>
-            <w:r>
+            <w:pPr>
+              <w:spacing w:before="0" w:after="0" w:line="220" w:lineRule="auto"/>
+            </w:pPr>
+            <w:r>
+              <w:rPr>
+                <w:sz w:val="18"/>
+                <w:szCs w:val="18"/>
+              </w:rPr>
               <w:t>Číslo kotla: {{ tank_serial_number }}    Rok výroby: {{ year_of_manufacture }}</w:t>
             </w:r>
           </w:p>
@@ -290,7 +345,14 @@
             </w:tcBorders>
           </w:tcPr>
           <w:p>
-            <w:r>
+            <w:pPr>
+              <w:spacing w:before="0" w:after="0" w:line="220" w:lineRule="auto"/>
+            </w:pPr>
+            <w:r>
+              <w:rPr>
+                <w:sz w:val="18"/>
+                <w:szCs w:val="18"/>
+              </w:rPr>
               <w:t>Číslo kotla: {{ tank_serial_number }}    Rok výroby: {{ year_of_manufacture }}</w:t>
             </w:r>
           </w:p>
@@ -306,7 +368,14 @@
             </w:tcBorders>
           </w:tcPr>
           <w:p>
-            <w:r>
+            <w:pPr>
+              <w:spacing w:before="0" w:after="0" w:line="220" w:lineRule="auto"/>
+            </w:pPr>
+            <w:r>
+              <w:rPr>
+                <w:sz w:val="18"/>
+                <w:szCs w:val="18"/>
+              </w:rPr>
               <w:t>Číslo schválenia typu: {{ type_approval_number }}</w:t>
             </w:r>
           </w:p>
@@ -320,7 +389,14 @@
             </w:tcBorders>
           </w:tcPr>
           <w:p>
-            <w:r>
+            <w:pPr>
+              <w:spacing w:before="0" w:after="0" w:line="220" w:lineRule="auto"/>
+            </w:pPr>
+            <w:r>
+              <w:rPr>
+                <w:sz w:val="18"/>
+                <w:szCs w:val="18"/>
+              </w:rPr>
               <w:t>Číslo schválenia typu: {{ type_approval_number }}</w:t>
             </w:r>
           </w:p>
@@ -336,7 +412,14 @@
             </w:tcBorders>
           </w:tcPr>
           <w:p>
-            <w:r>
+            <w:pPr>
+              <w:spacing w:before="0" w:after="0" w:line="220" w:lineRule="auto"/>
+            </w:pPr>
+            <w:r>
+              <w:rPr>
+                <w:sz w:val="18"/>
+                <w:szCs w:val="18"/>
+              </w:rPr>
               <w:t>Názov výrobcu kotla: {{ tank_manufacturer_name }}</w:t>
             </w:r>
           </w:p>
@@ -350,7 +433,14 @@
             </w:tcBorders>
           </w:tcPr>
           <w:p>
-            <w:r>
+            <w:pPr>
+              <w:spacing w:before="0" w:after="0" w:line="220" w:lineRule="auto"/>
+            </w:pPr>
+            <w:r>
+              <w:rPr>
+                <w:sz w:val="18"/>
+                <w:szCs w:val="18"/>
+              </w:rPr>
               <w:t>Názov výrobcu kotla: {{ tank_manufacturer_name }}</w:t>
             </w:r>
           </w:p>
@@ -366,7 +456,14 @@
             </w:tcBorders>
           </w:tcPr>
           <w:p>
-            <w:r>
+            <w:pPr>
+              <w:spacing w:before="0" w:after="0" w:line="220" w:lineRule="auto"/>
+            </w:pPr>
+            <w:r>
+              <w:rPr>
+                <w:sz w:val="18"/>
+                <w:szCs w:val="18"/>
+              </w:rPr>
               <w:t>Objem v litroch: {{ capacity_liters }}    Držiteľ: {{ holder_name }}</w:t>
             </w:r>
           </w:p>
@@ -380,7 +477,14 @@
             </w:tcBorders>
           </w:tcPr>
           <w:p>
-            <w:r>
+            <w:pPr>
+              <w:spacing w:before="0" w:after="0" w:line="220" w:lineRule="auto"/>
+            </w:pPr>
+            <w:r>
+              <w:rPr>
+                <w:sz w:val="18"/>
+                <w:szCs w:val="18"/>
+              </w:rPr>
               <w:t>Objem v litroch: {{ capacity_liters }}    Držiteľ: {{ holder_name }}</w:t>
             </w:r>
           </w:p>
@@ -395,45 +499,37 @@
               <w:right w:val="thinThickThinSmallGap" w:sz="24" w:space="0" w:color="D9D9D9" w:themeColor="background1" w:themeShade="D9"/>
             </w:tcBorders>
           </w:tcPr>
-          <w:p ns2:paraId="404F7750" ns2:textId="435F39FE">
-            <w:pPr>
-              <w:spacing w:line="300" w:lineRule="auto"/>
-            </w:pPr>
-            <w:r>
-              <w:rPr>
-                <w:rFonts w:ascii="Calibri" w:eastAsia="Times New Roman" w:hAnsi="Calibri" w:cs="Calibri"/>
-                <w:b/>
-                <w:bCs/>
-                <w:color w:val="000000"/>
-                <w:sz w:val="18"/>
-                <w:szCs w:val="18"/>
-              </w:rPr>
-              <w:t>Dátum a druh poslednej skúšky:</w:t>
-            </w:r>
-          </w:p>
-        </w:tc>
-        <w:tc>
-          <w:tcPr>
-            <w:tcW w:w="5425" w:type="dxa"/>
-            <w:gridSpan w:val="2"/>
-            <w:tcBorders>
-              <w:left w:val="thinThickThinSmallGap" w:sz="24" w:space="0" w:color="D9D9D9" w:themeColor="background1" w:themeShade="D9"/>
-            </w:tcBorders>
-          </w:tcPr>
-          <w:p ns2:paraId="43A11559" ns2:textId="56776603">
-            <w:pPr>
-              <w:spacing w:line="300" w:lineRule="auto"/>
-            </w:pPr>
-            <w:r>
-              <w:rPr>
-                <w:rFonts w:ascii="Calibri" w:eastAsia="Times New Roman" w:hAnsi="Calibri" w:cs="Calibri"/>
-                <w:b/>
-                <w:bCs/>
-                <w:color w:val="000000"/>
-                <w:sz w:val="18"/>
-                <w:szCs w:val="18"/>
-              </w:rPr>
-              <w:t>Dátum a druh poslednej skúšky:</w:t>
+          <w:p>
+            <w:pPr>
+              <w:spacing w:before="0" w:after="0" w:line="220" w:lineRule="auto"/>
+            </w:pPr>
+            <w:r>
+              <w:rPr>
+                <w:sz w:val="18"/>
+                <w:szCs w:val="18"/>
+              </w:rPr>
+              <w:t>Dátum a druh poslednej skúšky: {{ last_inspection_date_type }}</w:t>
+            </w:r>
+          </w:p>
+        </w:tc>
+        <w:tc>
+          <w:tcPr>
+            <w:tcW w:w="5425" w:type="dxa"/>
+            <w:gridSpan w:val="2"/>
+            <w:tcBorders>
+              <w:left w:val="thinThickThinSmallGap" w:sz="24" w:space="0" w:color="D9D9D9" w:themeColor="background1" w:themeShade="D9"/>
+            </w:tcBorders>
+          </w:tcPr>
+          <w:p>
+            <w:pPr>
+              <w:spacing w:before="0" w:after="0" w:line="220" w:lineRule="auto"/>
+            </w:pPr>
+            <w:r>
+              <w:rPr>
+                <w:sz w:val="18"/>
+                <w:szCs w:val="18"/>
+              </w:rPr>
+              <w:t>Dátum a druh poslednej skúšky: {{ last_inspection_date_type }}</w:t>
             </w:r>
           </w:p>
         </w:tc>
@@ -446,33 +542,16 @@
               <w:right w:val="single" w:sz="4" w:space="0" w:color="auto"/>
             </w:tcBorders>
           </w:tcPr>
-          <w:p ns2:paraId="1E9EC31F" ns2:textId="7CB551D8">
-            <w:pPr>
-              <w:spacing w:line="300" w:lineRule="auto"/>
-              <w:rPr>
-                <w:b/>
-                <w:bCs/>
-                <w:sz w:val="18"/>
-                <w:szCs w:val="18"/>
-              </w:rPr>
-            </w:pPr>
-            <w:r>
-              <w:rPr>
-                <w:b/>
-                <w:bCs/>
-                <w:sz w:val="18"/>
-                <w:szCs w:val="18"/>
-              </w:rPr>
-              <w:t xml:space="preserve">P : </w:t>
-            </w:r>
-            <w:r>
-              <w:rPr>
-                <w:b/>
-                <w:bCs/>
-                <w:sz w:val="18"/>
-                <w:szCs w:val="18"/>
-              </w:rPr>
-              <w:t xml:space="preserve">                                             </w:t>
+          <w:p>
+            <w:pPr>
+              <w:spacing w:before="0" w:after="0" w:line="220" w:lineRule="auto"/>
+            </w:pPr>
+            <w:r>
+              <w:rPr>
+                <w:sz w:val="18"/>
+                <w:szCs w:val="18"/>
+              </w:rPr>
+              <w:t>P: {{ periodic_inspection_date }}</w:t>
             </w:r>
           </w:p>
         </w:tc>
@@ -484,24 +563,16 @@
               <w:right w:val="thinThickThinSmallGap" w:sz="24" w:space="0" w:color="D9D9D9" w:themeColor="background1" w:themeShade="D9"/>
             </w:tcBorders>
           </w:tcPr>
-          <w:p ns2:paraId="08832D38" ns2:textId="4E587055">
-            <w:pPr>
-              <w:spacing w:line="300" w:lineRule="auto"/>
-              <w:rPr>
-                <w:b/>
-                <w:bCs/>
-                <w:sz w:val="18"/>
-                <w:szCs w:val="18"/>
-              </w:rPr>
-            </w:pPr>
-            <w:r>
-              <w:rPr>
-                <w:b/>
-                <w:bCs/>
-                <w:sz w:val="18"/>
-                <w:szCs w:val="18"/>
-              </w:rPr>
-              <w:t>L :</w:t>
+          <w:p>
+            <w:pPr>
+              <w:spacing w:before="0" w:after="0" w:line="220" w:lineRule="auto"/>
+            </w:pPr>
+            <w:r>
+              <w:rPr>
+                <w:sz w:val="18"/>
+                <w:szCs w:val="18"/>
+              </w:rPr>
+              <w:t>L: {{ intermediate_inspection_date }}</w:t>
             </w:r>
           </w:p>
         </w:tc>
@@ -513,27 +584,16 @@
               <w:right w:val="single" w:sz="4" w:space="0" w:color="auto"/>
             </w:tcBorders>
           </w:tcPr>
-          <w:p ns2:paraId="7419163C" ns2:textId="31D3228B">
-            <w:pPr>
-              <w:spacing w:line="300" w:lineRule="auto"/>
-            </w:pPr>
-            <w:r>
-              <w:rPr>
-                <w:b/>
-                <w:bCs/>
-                <w:sz w:val="18"/>
-                <w:szCs w:val="18"/>
-              </w:rPr>
-              <w:t>P :</w:t>
-            </w:r>
-            <w:r>
-              <w:rPr>
-                <w:b/>
-                <w:bCs/>
-                <w:sz w:val="18"/>
-                <w:szCs w:val="18"/>
-              </w:rPr>
-              <w:t xml:space="preserve">                         </w:t>
+          <w:p>
+            <w:pPr>
+              <w:spacing w:before="0" w:after="0" w:line="220" w:lineRule="auto"/>
+            </w:pPr>
+            <w:r>
+              <w:rPr>
+                <w:sz w:val="18"/>
+                <w:szCs w:val="18"/>
+              </w:rPr>
+              <w:t>P: {{ periodic_inspection_date }}</w:t>
             </w:r>
           </w:p>
         </w:tc>
@@ -544,24 +604,16 @@
               <w:left w:val="single" w:sz="4" w:space="0" w:color="auto"/>
             </w:tcBorders>
           </w:tcPr>
-          <w:p ns2:paraId="2B6A7671" ns2:textId="79FA290C">
-            <w:pPr>
-              <w:spacing w:line="300" w:lineRule="auto"/>
-              <w:rPr>
-                <w:b/>
-                <w:bCs/>
-                <w:sz w:val="18"/>
-                <w:szCs w:val="18"/>
-              </w:rPr>
-            </w:pPr>
-            <w:r>
-              <w:rPr>
-                <w:b/>
-                <w:bCs/>
-                <w:sz w:val="18"/>
-                <w:szCs w:val="18"/>
-              </w:rPr>
-              <w:t>L :</w:t>
+          <w:p>
+            <w:pPr>
+              <w:spacing w:before="0" w:after="0" w:line="220" w:lineRule="auto"/>
+            </w:pPr>
+            <w:r>
+              <w:rPr>
+                <w:sz w:val="18"/>
+                <w:szCs w:val="18"/>
+              </w:rPr>
+              <w:t>L: {{ intermediate_inspection_date }}</w:t>
             </w:r>
           </w:p>
         </w:tc>
@@ -608,22 +660,36 @@
             </w:tcBorders>
           </w:tcPr>
           <w:p>
-            <w:r>
-              <w:t>Tankcode: {{ tank_code }}    Aktuálna skúška: {{ result }}</w:t>
-            </w:r>
-          </w:p>
-        </w:tc>
-        <w:tc>
-          <w:tcPr>
-            <w:tcW w:w="5425" w:type="dxa"/>
-            <w:gridSpan w:val="2"/>
-            <w:tcBorders>
-              <w:left w:val="thinThickThinSmallGap" w:sz="24" w:space="0" w:color="D9D9D9" w:themeColor="background1" w:themeShade="D9"/>
-            </w:tcBorders>
-          </w:tcPr>
-          <w:p>
-            <w:r>
-              <w:t>Tankcode: {{ tank_code }}    Aktuálna skúška: {{ result }}</w:t>
+            <w:pPr>
+              <w:spacing w:before="0" w:after="0" w:line="220" w:lineRule="auto"/>
+            </w:pPr>
+            <w:r>
+              <w:rPr>
+                <w:sz w:val="18"/>
+                <w:szCs w:val="18"/>
+              </w:rPr>
+              <w:t>Tankcode: {{ tank_code }}    Aktuálna skúška: {{ current_inspection_type_label }}</w:t>
+            </w:r>
+          </w:p>
+        </w:tc>
+        <w:tc>
+          <w:tcPr>
+            <w:tcW w:w="5425" w:type="dxa"/>
+            <w:gridSpan w:val="2"/>
+            <w:tcBorders>
+              <w:left w:val="thinThickThinSmallGap" w:sz="24" w:space="0" w:color="D9D9D9" w:themeColor="background1" w:themeShade="D9"/>
+            </w:tcBorders>
+          </w:tcPr>
+          <w:p>
+            <w:pPr>
+              <w:spacing w:before="0" w:after="0" w:line="220" w:lineRule="auto"/>
+            </w:pPr>
+            <w:r>
+              <w:rPr>
+                <w:sz w:val="18"/>
+                <w:szCs w:val="18"/>
+              </w:rPr>
+              <w:t>Tankcode: {{ tank_code }}    Aktuálna skúška: {{ current_inspection_type_label }}</w:t>
             </w:r>
           </w:p>
         </w:tc>
@@ -638,7 +704,14 @@
             </w:tcBorders>
           </w:tcPr>
           <w:p>
-            <w:r>
+            <w:pPr>
+              <w:spacing w:before="0" w:after="0" w:line="220" w:lineRule="auto"/>
+            </w:pPr>
+            <w:r>
+              <w:rPr>
+                <w:sz w:val="18"/>
+                <w:szCs w:val="18"/>
+              </w:rPr>
               <w:t>Ložný tovar: {{ cargo_substances }}</w:t>
             </w:r>
           </w:p>
@@ -652,7 +725,14 @@
             </w:tcBorders>
           </w:tcPr>
           <w:p>
-            <w:r>
+            <w:pPr>
+              <w:spacing w:before="0" w:after="0" w:line="220" w:lineRule="auto"/>
+            </w:pPr>
+            <w:r>
+              <w:rPr>
+                <w:sz w:val="18"/>
+                <w:szCs w:val="18"/>
+              </w:rPr>
               <w:t>Ložný tovar: {{ cargo_substances }}</w:t>
             </w:r>
           </w:p>
@@ -700,7 +780,14 @@
             </w:tcBorders>
           </w:tcPr>
           <w:p>
-            <w:r>
+            <w:pPr>
+              <w:spacing w:before="0" w:after="0" w:line="220" w:lineRule="auto"/>
+            </w:pPr>
+            <w:r>
+              <w:rPr>
+                <w:sz w:val="18"/>
+                <w:szCs w:val="18"/>
+              </w:rPr>
               <w:t>Prac. tlak: {{ working_pressure }} bar</w:t>
             </w:r>
           </w:p>
@@ -714,7 +801,14 @@
             </w:tcBorders>
           </w:tcPr>
           <w:p>
-            <w:r>
+            <w:pPr>
+              <w:spacing w:before="0" w:after="0" w:line="220" w:lineRule="auto"/>
+            </w:pPr>
+            <w:r>
+              <w:rPr>
+                <w:sz w:val="18"/>
+                <w:szCs w:val="18"/>
+              </w:rPr>
               <w:t>Prac. tlak: {{ working_pressure }} bar</w:t>
             </w:r>
           </w:p>
@@ -730,7 +824,14 @@
             </w:tcBorders>
           </w:tcPr>
           <w:p>
-            <w:r>
+            <w:pPr>
+              <w:spacing w:before="0" w:after="0" w:line="220" w:lineRule="auto"/>
+            </w:pPr>
+            <w:r>
+              <w:rPr>
+                <w:sz w:val="18"/>
+                <w:szCs w:val="18"/>
+              </w:rPr>
               <w:t>Skúšobný tlak: {{ test_pressure }} bar</w:t>
             </w:r>
           </w:p>
@@ -744,7 +845,14 @@
             </w:tcBorders>
           </w:tcPr>
           <w:p>
-            <w:r>
+            <w:pPr>
+              <w:spacing w:before="0" w:after="0" w:line="220" w:lineRule="auto"/>
+            </w:pPr>
+            <w:r>
+              <w:rPr>
+                <w:sz w:val="18"/>
+                <w:szCs w:val="18"/>
+              </w:rPr>
               <w:t>Skúšobný tlak: {{ test_pressure }} bar</w:t>
             </w:r>
           </w:p>
@@ -760,7 +868,14 @@
             </w:tcBorders>
           </w:tcPr>
           <w:p>
-            <w:r>
+            <w:pPr>
+              <w:spacing w:before="0" w:after="0" w:line="220" w:lineRule="auto"/>
+            </w:pPr>
+            <w:r>
+              <w:rPr>
+                <w:sz w:val="18"/>
+                <w:szCs w:val="18"/>
+              </w:rPr>
               <w:t>Výpočtový tlak: {{ calculation_pressure }} bar</w:t>
             </w:r>
           </w:p>
@@ -774,7 +889,14 @@
             </w:tcBorders>
           </w:tcPr>
           <w:p>
-            <w:r>
+            <w:pPr>
+              <w:spacing w:before="0" w:after="0" w:line="220" w:lineRule="auto"/>
+            </w:pPr>
+            <w:r>
+              <w:rPr>
+                <w:sz w:val="18"/>
+                <w:szCs w:val="18"/>
+              </w:rPr>
               <w:t>Výpočtový tlak: {{ calculation_pressure }} bar</w:t>
             </w:r>
           </w:p>
@@ -789,141 +911,37 @@
               <w:right w:val="thinThickThinSmallGap" w:sz="24" w:space="0" w:color="D9D9D9" w:themeColor="background1" w:themeShade="D9"/>
             </w:tcBorders>
           </w:tcPr>
-          <w:p ns2:paraId="01B8DEC3" ns2:textId="40A71A7A">
-            <w:pPr>
-              <w:spacing w:line="300" w:lineRule="auto"/>
-            </w:pPr>
-            <w:proofErr w:type="spellStart"/>
-            <w:r>
-              <w:rPr>
-                <w:rFonts w:ascii="Calibri" w:eastAsia="Times New Roman" w:hAnsi="Calibri" w:cs="Calibri"/>
-                <w:b/>
-                <w:bCs/>
-                <w:color w:val="000000"/>
-                <w:sz w:val="18"/>
-                <w:szCs w:val="18"/>
-              </w:rPr>
-              <w:t>Aktual</w:t>
-            </w:r>
-            <w:proofErr w:type="spellEnd"/>
-            <w:r>
-              <w:rPr>
-                <w:rFonts w:ascii="Calibri" w:eastAsia="Times New Roman" w:hAnsi="Calibri" w:cs="Calibri"/>
-                <w:b/>
-                <w:bCs/>
-                <w:color w:val="000000"/>
-                <w:sz w:val="18"/>
-                <w:szCs w:val="18"/>
-              </w:rPr>
-              <w:t xml:space="preserve">. </w:t>
-            </w:r>
-            <w:proofErr w:type="spellStart"/>
-            <w:r>
-              <w:rPr>
-                <w:rFonts w:ascii="Calibri" w:eastAsia="Times New Roman" w:hAnsi="Calibri" w:cs="Calibri"/>
-                <w:b/>
-                <w:bCs/>
-                <w:color w:val="000000"/>
-                <w:sz w:val="18"/>
-                <w:szCs w:val="18"/>
-              </w:rPr>
-              <w:t>skúš</w:t>
-            </w:r>
-            <w:proofErr w:type="spellEnd"/>
-            <w:r>
-              <w:rPr>
-                <w:rFonts w:ascii="Calibri" w:eastAsia="Times New Roman" w:hAnsi="Calibri" w:cs="Calibri"/>
-                <w:b/>
-                <w:bCs/>
-                <w:color w:val="000000"/>
-                <w:sz w:val="18"/>
-                <w:szCs w:val="18"/>
-              </w:rPr>
-              <w:t>. tlak :</w:t>
-            </w:r>
-            <w:r>
-              <w:rPr>
-                <w:rFonts w:ascii="Calibri" w:eastAsia="Times New Roman" w:hAnsi="Calibri" w:cs="Calibri"/>
-                <w:b/>
-                <w:bCs/>
-                <w:color w:val="000000"/>
-                <w:sz w:val="18"/>
-                <w:szCs w:val="18"/>
-              </w:rPr>
-              <w:t xml:space="preserve">                                                                                   bar</w:t>
-            </w:r>
-          </w:p>
-        </w:tc>
-        <w:tc>
-          <w:tcPr>
-            <w:tcW w:w="5425" w:type="dxa"/>
-            <w:gridSpan w:val="2"/>
-            <w:tcBorders>
-              <w:left w:val="thinThickThinSmallGap" w:sz="24" w:space="0" w:color="D9D9D9" w:themeColor="background1" w:themeShade="D9"/>
-            </w:tcBorders>
-          </w:tcPr>
-          <w:p ns2:paraId="2C467F96" ns2:textId="2771CED7">
-            <w:pPr>
-              <w:spacing w:line="300" w:lineRule="auto"/>
-            </w:pPr>
-            <w:proofErr w:type="spellStart"/>
-            <w:r>
-              <w:rPr>
-                <w:rFonts w:ascii="Calibri" w:eastAsia="Times New Roman" w:hAnsi="Calibri" w:cs="Calibri"/>
-                <w:b/>
-                <w:bCs/>
-                <w:color w:val="000000"/>
-                <w:sz w:val="18"/>
-                <w:szCs w:val="18"/>
-              </w:rPr>
-              <w:t>Aktual</w:t>
-            </w:r>
-            <w:proofErr w:type="spellEnd"/>
-            <w:r>
-              <w:rPr>
-                <w:rFonts w:ascii="Calibri" w:eastAsia="Times New Roman" w:hAnsi="Calibri" w:cs="Calibri"/>
-                <w:b/>
-                <w:bCs/>
-                <w:color w:val="000000"/>
-                <w:sz w:val="18"/>
-                <w:szCs w:val="18"/>
-              </w:rPr>
-              <w:t xml:space="preserve">. </w:t>
-            </w:r>
-            <w:proofErr w:type="spellStart"/>
-            <w:r>
-              <w:rPr>
-                <w:rFonts w:ascii="Calibri" w:eastAsia="Times New Roman" w:hAnsi="Calibri" w:cs="Calibri"/>
-                <w:b/>
-                <w:bCs/>
-                <w:color w:val="000000"/>
-                <w:sz w:val="18"/>
-                <w:szCs w:val="18"/>
-              </w:rPr>
-              <w:t>skúš</w:t>
-            </w:r>
-            <w:proofErr w:type="spellEnd"/>
-            <w:r>
-              <w:rPr>
-                <w:rFonts w:ascii="Calibri" w:eastAsia="Times New Roman" w:hAnsi="Calibri" w:cs="Calibri"/>
-                <w:b/>
-                <w:bCs/>
-                <w:color w:val="000000"/>
-                <w:sz w:val="18"/>
-                <w:szCs w:val="18"/>
-              </w:rPr>
-              <w:t>. tlak :</w:t>
-            </w:r>
-            <w:r>
-              <w:rPr>
-                <w:rFonts w:ascii="Calibri" w:eastAsia="Times New Roman" w:hAnsi="Calibri" w:cs="Calibri"/>
-                <w:b/>
-                <w:bCs/>
-                <w:color w:val="000000"/>
-                <w:sz w:val="18"/>
-                <w:szCs w:val="18"/>
-              </w:rPr>
-              <w:t xml:space="preserve">                                                                                   bar</w:t>
+          <w:p>
+            <w:pPr>
+              <w:spacing w:before="0" w:after="0" w:line="220" w:lineRule="auto"/>
+            </w:pPr>
+            <w:r>
+              <w:rPr>
+                <w:sz w:val="18"/>
+                <w:szCs w:val="18"/>
+              </w:rPr>
+              <w:t>Aktual. skúš. tlak: {{ current_test_pressure }} bar</w:t>
+            </w:r>
+          </w:p>
+        </w:tc>
+        <w:tc>
+          <w:tcPr>
+            <w:tcW w:w="5425" w:type="dxa"/>
+            <w:gridSpan w:val="2"/>
+            <w:tcBorders>
+              <w:left w:val="thinThickThinSmallGap" w:sz="24" w:space="0" w:color="D9D9D9" w:themeColor="background1" w:themeShade="D9"/>
+            </w:tcBorders>
+          </w:tcPr>
+          <w:p>
+            <w:pPr>
+              <w:spacing w:before="0" w:after="0" w:line="220" w:lineRule="auto"/>
+            </w:pPr>
+            <w:r>
+              <w:rPr>
+                <w:sz w:val="18"/>
+                <w:szCs w:val="18"/>
+              </w:rPr>
+              <w:t>Aktual. skúš. tlak: {{ current_test_pressure }} bar</w:t>
             </w:r>
           </w:p>
         </w:tc>
@@ -970,193 +988,37 @@
               <w:right w:val="thinThickThinSmallGap" w:sz="24" w:space="0" w:color="D9D9D9" w:themeColor="background1" w:themeShade="D9"/>
             </w:tcBorders>
           </w:tcPr>
-          <w:p ns2:paraId="72D9BDA1" ns2:textId="41C7EB86">
-            <w:pPr>
-              <w:spacing w:line="300" w:lineRule="auto"/>
-            </w:pPr>
-            <w:proofErr w:type="spellStart"/>
-            <w:r>
-              <w:rPr>
-                <w:rFonts w:ascii="Calibri" w:eastAsia="Times New Roman" w:hAnsi="Calibri" w:cs="Calibri"/>
-                <w:color w:val="000000"/>
-                <w:sz w:val="18"/>
-                <w:szCs w:val="18"/>
-              </w:rPr>
-              <w:t>Vonk</w:t>
-            </w:r>
-            <w:proofErr w:type="spellEnd"/>
-            <w:r>
-              <w:rPr>
-                <w:rFonts w:ascii="Calibri" w:eastAsia="Times New Roman" w:hAnsi="Calibri" w:cs="Calibri"/>
-                <w:color w:val="000000"/>
-                <w:sz w:val="18"/>
-                <w:szCs w:val="18"/>
-              </w:rPr>
-              <w:t xml:space="preserve">. </w:t>
-            </w:r>
-            <w:r>
-              <w:rPr>
-                <w:rFonts w:ascii="Calibri" w:eastAsia="Times New Roman" w:hAnsi="Calibri" w:cs="Calibri"/>
-                <w:color w:val="000000"/>
-                <w:sz w:val="18"/>
-                <w:szCs w:val="18"/>
-              </w:rPr>
-              <w:t>p</w:t>
-            </w:r>
-            <w:r>
-              <w:rPr>
-                <w:rFonts w:ascii="Calibri" w:eastAsia="Times New Roman" w:hAnsi="Calibri" w:cs="Calibri"/>
-                <w:color w:val="000000"/>
-                <w:sz w:val="18"/>
-                <w:szCs w:val="18"/>
-              </w:rPr>
-              <w:t>rehliadka</w:t>
-            </w:r>
-            <w:r>
-              <w:rPr>
-                <w:rFonts w:ascii="Calibri" w:eastAsia="Times New Roman" w:hAnsi="Calibri" w:cs="Calibri"/>
-                <w:color w:val="000000"/>
-                <w:sz w:val="18"/>
-                <w:szCs w:val="18"/>
-              </w:rPr>
-              <w:t xml:space="preserve"> :</w:t>
-            </w:r>
-            <w:r>
-              <w:rPr>
-                <w:rFonts w:ascii="Calibri" w:eastAsia="Times New Roman" w:hAnsi="Calibri" w:cs="Calibri"/>
-                <w:color w:val="000000"/>
-                <w:sz w:val="18"/>
-                <w:szCs w:val="18"/>
-              </w:rPr>
-              <w:t xml:space="preserve"> </w:t>
-            </w:r>
-            <w:r>
-              <w:rPr>
-                <w:rFonts w:ascii="Calibri" w:eastAsia="Times New Roman" w:hAnsi="Calibri" w:cs="Calibri"/>
-                <w:color w:val="000000"/>
-                <w:sz w:val="18"/>
-                <w:szCs w:val="18"/>
-              </w:rPr>
-              <w:t xml:space="preserve">                                     </w:t>
-            </w:r>
-            <w:proofErr w:type="spellStart"/>
-            <w:r>
-              <w:rPr>
-                <w:rFonts w:ascii="Calibri" w:eastAsia="Times New Roman" w:hAnsi="Calibri" w:cs="Calibri"/>
-                <w:color w:val="000000"/>
-                <w:sz w:val="18"/>
-                <w:szCs w:val="18"/>
-              </w:rPr>
-              <w:t>Vnút</w:t>
-            </w:r>
-            <w:proofErr w:type="spellEnd"/>
-            <w:r>
-              <w:rPr>
-                <w:rFonts w:ascii="Calibri" w:eastAsia="Times New Roman" w:hAnsi="Calibri" w:cs="Calibri"/>
-                <w:color w:val="000000"/>
-                <w:sz w:val="18"/>
-                <w:szCs w:val="18"/>
-              </w:rPr>
-              <w:t>. prehliadka :</w:t>
-            </w:r>
-          </w:p>
-        </w:tc>
-        <w:tc>
-          <w:tcPr>
-            <w:tcW w:w="5425" w:type="dxa"/>
-            <w:gridSpan w:val="2"/>
-            <w:tcBorders>
-              <w:left w:val="thinThickThinSmallGap" w:sz="24" w:space="0" w:color="D9D9D9" w:themeColor="background1" w:themeShade="D9"/>
-            </w:tcBorders>
-          </w:tcPr>
-          <w:p ns2:paraId="264CC1E6" ns2:textId="5EB981C9">
-            <w:pPr>
-              <w:spacing w:line="300" w:lineRule="auto"/>
-            </w:pPr>
-            <w:proofErr w:type="spellStart"/>
-            <w:r>
-              <w:rPr>
-                <w:rFonts w:ascii="Calibri" w:eastAsia="Times New Roman" w:hAnsi="Calibri" w:cs="Calibri"/>
-                <w:color w:val="000000"/>
-                <w:sz w:val="18"/>
-                <w:szCs w:val="18"/>
-              </w:rPr>
-              <w:t>Vonk</w:t>
-            </w:r>
-            <w:proofErr w:type="spellEnd"/>
-            <w:r>
-              <w:rPr>
-                <w:rFonts w:ascii="Calibri" w:eastAsia="Times New Roman" w:hAnsi="Calibri" w:cs="Calibri"/>
-                <w:color w:val="000000"/>
-                <w:sz w:val="18"/>
-                <w:szCs w:val="18"/>
-              </w:rPr>
-              <w:t xml:space="preserve">. </w:t>
-            </w:r>
-            <w:r>
-              <w:rPr>
-                <w:rFonts w:ascii="Calibri" w:eastAsia="Times New Roman" w:hAnsi="Calibri" w:cs="Calibri"/>
-                <w:color w:val="000000"/>
-                <w:sz w:val="18"/>
-                <w:szCs w:val="18"/>
-              </w:rPr>
-              <w:t>p</w:t>
-            </w:r>
-            <w:r>
-              <w:rPr>
-                <w:rFonts w:ascii="Calibri" w:eastAsia="Times New Roman" w:hAnsi="Calibri" w:cs="Calibri"/>
-                <w:color w:val="000000"/>
-                <w:sz w:val="18"/>
-                <w:szCs w:val="18"/>
-              </w:rPr>
-              <w:t>rehliadka</w:t>
-            </w:r>
-            <w:r>
-              <w:rPr>
-                <w:rFonts w:ascii="Calibri" w:eastAsia="Times New Roman" w:hAnsi="Calibri" w:cs="Calibri"/>
-                <w:color w:val="000000"/>
-                <w:sz w:val="18"/>
-                <w:szCs w:val="18"/>
-              </w:rPr>
-              <w:t xml:space="preserve"> :</w:t>
-            </w:r>
-            <w:r>
-              <w:rPr>
-                <w:rFonts w:ascii="Calibri" w:eastAsia="Times New Roman" w:hAnsi="Calibri" w:cs="Calibri"/>
-                <w:color w:val="000000"/>
-                <w:sz w:val="18"/>
-                <w:szCs w:val="18"/>
-              </w:rPr>
-              <w:t xml:space="preserve"> </w:t>
-            </w:r>
-            <w:r>
-              <w:rPr>
-                <w:rFonts w:ascii="Calibri" w:eastAsia="Times New Roman" w:hAnsi="Calibri" w:cs="Calibri"/>
-                <w:color w:val="000000"/>
-                <w:sz w:val="18"/>
-                <w:szCs w:val="18"/>
-              </w:rPr>
-              <w:t xml:space="preserve">                                     </w:t>
-            </w:r>
-            <w:proofErr w:type="spellStart"/>
-            <w:r>
-              <w:rPr>
-                <w:rFonts w:ascii="Calibri" w:eastAsia="Times New Roman" w:hAnsi="Calibri" w:cs="Calibri"/>
-                <w:color w:val="000000"/>
-                <w:sz w:val="18"/>
-                <w:szCs w:val="18"/>
-              </w:rPr>
-              <w:t>Vnút</w:t>
-            </w:r>
-            <w:proofErr w:type="spellEnd"/>
-            <w:r>
-              <w:rPr>
-                <w:rFonts w:ascii="Calibri" w:eastAsia="Times New Roman" w:hAnsi="Calibri" w:cs="Calibri"/>
-                <w:color w:val="000000"/>
-                <w:sz w:val="18"/>
-                <w:szCs w:val="18"/>
-              </w:rPr>
-              <w:t>. prehliadka :</w:t>
+          <w:p>
+            <w:pPr>
+              <w:spacing w:before="0" w:after="0" w:line="220" w:lineRule="auto"/>
+            </w:pPr>
+            <w:r>
+              <w:rPr>
+                <w:sz w:val="18"/>
+                <w:szCs w:val="18"/>
+              </w:rPr>
+              <w:t>Vonk. prehliadka: {{ external_inspection_result_label }}    Vnút. prehliadka: {{ internal_inspection_result_label }}</w:t>
+            </w:r>
+          </w:p>
+        </w:tc>
+        <w:tc>
+          <w:tcPr>
+            <w:tcW w:w="5425" w:type="dxa"/>
+            <w:gridSpan w:val="2"/>
+            <w:tcBorders>
+              <w:left w:val="thinThickThinSmallGap" w:sz="24" w:space="0" w:color="D9D9D9" w:themeColor="background1" w:themeShade="D9"/>
+            </w:tcBorders>
+          </w:tcPr>
+          <w:p>
+            <w:pPr>
+              <w:spacing w:before="0" w:after="0" w:line="220" w:lineRule="auto"/>
+            </w:pPr>
+            <w:r>
+              <w:rPr>
+                <w:sz w:val="18"/>
+                <w:szCs w:val="18"/>
+              </w:rPr>
+              <w:t>Vonk. prehliadka: {{ external_inspection_result_label }}    Vnút. prehliadka: {{ internal_inspection_result_label }}</w:t>
             </w:r>
           </w:p>
         </w:tc>
@@ -1170,175 +1032,37 @@
               <w:right w:val="thinThickThinSmallGap" w:sz="24" w:space="0" w:color="D9D9D9" w:themeColor="background1" w:themeShade="D9"/>
             </w:tcBorders>
           </w:tcPr>
-          <w:p ns2:paraId="3C7D7117" ns2:textId="1C42DF98">
-            <w:pPr>
-              <w:spacing w:line="300" w:lineRule="auto"/>
-            </w:pPr>
-            <w:proofErr w:type="spellStart"/>
-            <w:r>
-              <w:rPr>
-                <w:rFonts w:ascii="Calibri" w:eastAsia="Times New Roman" w:hAnsi="Calibri" w:cs="Calibri"/>
-                <w:color w:val="000000"/>
-                <w:sz w:val="18"/>
-                <w:szCs w:val="18"/>
-              </w:rPr>
-              <w:t>Kontr</w:t>
-            </w:r>
-            <w:proofErr w:type="spellEnd"/>
-            <w:r>
-              <w:rPr>
-                <w:rFonts w:ascii="Calibri" w:eastAsia="Times New Roman" w:hAnsi="Calibri" w:cs="Calibri"/>
-                <w:color w:val="000000"/>
-                <w:sz w:val="18"/>
-                <w:szCs w:val="18"/>
-              </w:rPr>
-              <w:t xml:space="preserve">. </w:t>
-            </w:r>
-            <w:r>
-              <w:rPr>
-                <w:rFonts w:ascii="Calibri" w:eastAsia="Times New Roman" w:hAnsi="Calibri" w:cs="Calibri"/>
-                <w:color w:val="000000"/>
-                <w:sz w:val="18"/>
-                <w:szCs w:val="18"/>
-              </w:rPr>
-              <w:t>z</w:t>
-            </w:r>
-            <w:r>
-              <w:rPr>
-                <w:rFonts w:ascii="Calibri" w:eastAsia="Times New Roman" w:hAnsi="Calibri" w:cs="Calibri"/>
-                <w:color w:val="000000"/>
-                <w:sz w:val="18"/>
-                <w:szCs w:val="18"/>
-              </w:rPr>
-              <w:t>varov</w:t>
-            </w:r>
-            <w:r>
-              <w:rPr>
-                <w:rFonts w:ascii="Calibri" w:eastAsia="Times New Roman" w:hAnsi="Calibri" w:cs="Calibri"/>
-                <w:color w:val="000000"/>
-                <w:sz w:val="18"/>
-                <w:szCs w:val="18"/>
-              </w:rPr>
-              <w:t xml:space="preserve"> :                                            </w:t>
-            </w:r>
-            <w:r>
-              <w:rPr>
-                <w:rFonts w:ascii="Calibri" w:eastAsia="Times New Roman" w:hAnsi="Calibri" w:cs="Calibri"/>
-                <w:color w:val="000000"/>
-                <w:sz w:val="18"/>
-                <w:szCs w:val="18"/>
-              </w:rPr>
-              <w:t xml:space="preserve"> </w:t>
-            </w:r>
-            <w:proofErr w:type="spellStart"/>
-            <w:r>
-              <w:rPr>
-                <w:rFonts w:ascii="Calibri" w:eastAsia="Times New Roman" w:hAnsi="Calibri" w:cs="Calibri"/>
-                <w:color w:val="000000"/>
-                <w:sz w:val="18"/>
-                <w:szCs w:val="18"/>
-              </w:rPr>
-              <w:t>Kontr</w:t>
-            </w:r>
-            <w:proofErr w:type="spellEnd"/>
-            <w:r>
-              <w:rPr>
-                <w:rFonts w:ascii="Calibri" w:eastAsia="Times New Roman" w:hAnsi="Calibri" w:cs="Calibri"/>
-                <w:color w:val="000000"/>
-                <w:sz w:val="18"/>
-                <w:szCs w:val="18"/>
-              </w:rPr>
-              <w:t>. štítkov :</w:t>
-            </w:r>
-          </w:p>
-        </w:tc>
-        <w:tc>
-          <w:tcPr>
-            <w:tcW w:w="5425" w:type="dxa"/>
-            <w:gridSpan w:val="2"/>
-            <w:tcBorders>
-              <w:left w:val="thinThickThinSmallGap" w:sz="24" w:space="0" w:color="D9D9D9" w:themeColor="background1" w:themeShade="D9"/>
-            </w:tcBorders>
-          </w:tcPr>
-          <w:p ns2:paraId="336848DC" ns2:textId="02D0C826">
-            <w:pPr>
-              <w:spacing w:line="300" w:lineRule="auto"/>
-            </w:pPr>
-            <w:proofErr w:type="spellStart"/>
-            <w:r>
-              <w:rPr>
-                <w:rFonts w:ascii="Calibri" w:eastAsia="Times New Roman" w:hAnsi="Calibri" w:cs="Calibri"/>
-                <w:color w:val="000000"/>
-                <w:sz w:val="18"/>
-                <w:szCs w:val="18"/>
-              </w:rPr>
-              <w:t>Kontr</w:t>
-            </w:r>
-            <w:proofErr w:type="spellEnd"/>
-            <w:r>
-              <w:rPr>
-                <w:rFonts w:ascii="Calibri" w:eastAsia="Times New Roman" w:hAnsi="Calibri" w:cs="Calibri"/>
-                <w:color w:val="000000"/>
-                <w:sz w:val="18"/>
-                <w:szCs w:val="18"/>
-              </w:rPr>
-              <w:t xml:space="preserve">. </w:t>
-            </w:r>
-            <w:r>
-              <w:rPr>
-                <w:rFonts w:ascii="Calibri" w:eastAsia="Times New Roman" w:hAnsi="Calibri" w:cs="Calibri"/>
-                <w:color w:val="000000"/>
-                <w:sz w:val="18"/>
-                <w:szCs w:val="18"/>
-              </w:rPr>
-              <w:t>z</w:t>
-            </w:r>
-            <w:r>
-              <w:rPr>
-                <w:rFonts w:ascii="Calibri" w:eastAsia="Times New Roman" w:hAnsi="Calibri" w:cs="Calibri"/>
-                <w:color w:val="000000"/>
-                <w:sz w:val="18"/>
-                <w:szCs w:val="18"/>
-              </w:rPr>
-              <w:t>varov</w:t>
-            </w:r>
-            <w:r>
-              <w:rPr>
-                <w:rFonts w:ascii="Calibri" w:eastAsia="Times New Roman" w:hAnsi="Calibri" w:cs="Calibri"/>
-                <w:color w:val="000000"/>
-                <w:sz w:val="18"/>
-                <w:szCs w:val="18"/>
-              </w:rPr>
-              <w:t xml:space="preserve"> :                                            </w:t>
-            </w:r>
-            <w:r>
-              <w:rPr>
-                <w:rFonts w:ascii="Calibri" w:eastAsia="Times New Roman" w:hAnsi="Calibri" w:cs="Calibri"/>
-                <w:color w:val="000000"/>
-                <w:sz w:val="18"/>
-                <w:szCs w:val="18"/>
-              </w:rPr>
-              <w:t xml:space="preserve"> </w:t>
-            </w:r>
-            <w:proofErr w:type="spellStart"/>
-            <w:r>
-              <w:rPr>
-                <w:rFonts w:ascii="Calibri" w:eastAsia="Times New Roman" w:hAnsi="Calibri" w:cs="Calibri"/>
-                <w:color w:val="000000"/>
-                <w:sz w:val="18"/>
-                <w:szCs w:val="18"/>
-              </w:rPr>
-              <w:t>Kontr</w:t>
-            </w:r>
-            <w:proofErr w:type="spellEnd"/>
-            <w:r>
-              <w:rPr>
-                <w:rFonts w:ascii="Calibri" w:eastAsia="Times New Roman" w:hAnsi="Calibri" w:cs="Calibri"/>
-                <w:color w:val="000000"/>
-                <w:sz w:val="18"/>
-                <w:szCs w:val="18"/>
-              </w:rPr>
-              <w:t>. štítkov :</w:t>
+          <w:p>
+            <w:pPr>
+              <w:spacing w:before="0" w:after="0" w:line="220" w:lineRule="auto"/>
+            </w:pPr>
+            <w:r>
+              <w:rPr>
+                <w:sz w:val="18"/>
+                <w:szCs w:val="18"/>
+              </w:rPr>
+              <w:t>Kontr. zvarov: {{ weld_inspection_result_label }}    Kontr. štítkov: {{ plate_inspection_result_label }}</w:t>
+            </w:r>
+          </w:p>
+        </w:tc>
+        <w:tc>
+          <w:tcPr>
+            <w:tcW w:w="5425" w:type="dxa"/>
+            <w:gridSpan w:val="2"/>
+            <w:tcBorders>
+              <w:left w:val="thinThickThinSmallGap" w:sz="24" w:space="0" w:color="D9D9D9" w:themeColor="background1" w:themeShade="D9"/>
+            </w:tcBorders>
+          </w:tcPr>
+          <w:p>
+            <w:pPr>
+              <w:spacing w:before="0" w:after="0" w:line="220" w:lineRule="auto"/>
+            </w:pPr>
+            <w:r>
+              <w:rPr>
+                <w:sz w:val="18"/>
+                <w:szCs w:val="18"/>
+              </w:rPr>
+              <w:t>Kontr. zvarov: {{ weld_inspection_result_label }}    Kontr. štítkov: {{ plate_inspection_result_label }}</w:t>
             </w:r>
           </w:p>
         </w:tc>
@@ -1352,219 +1076,37 @@
               <w:right w:val="thinThickThinSmallGap" w:sz="24" w:space="0" w:color="D9D9D9" w:themeColor="background1" w:themeShade="D9"/>
             </w:tcBorders>
           </w:tcPr>
-          <w:p ns2:paraId="5AF452F7" ns2:textId="0EA4CA48">
-            <w:pPr>
-              <w:spacing w:line="300" w:lineRule="auto"/>
-            </w:pPr>
-            <w:proofErr w:type="spellStart"/>
-            <w:r>
-              <w:rPr>
-                <w:rFonts w:ascii="Calibri" w:eastAsia="Times New Roman" w:hAnsi="Calibri" w:cs="Calibri"/>
-                <w:color w:val="000000"/>
-                <w:sz w:val="18"/>
-                <w:szCs w:val="18"/>
-              </w:rPr>
-              <w:t>Preh</w:t>
-            </w:r>
-            <w:proofErr w:type="spellEnd"/>
-            <w:r>
-              <w:rPr>
-                <w:rFonts w:ascii="Calibri" w:eastAsia="Times New Roman" w:hAnsi="Calibri" w:cs="Calibri"/>
-                <w:color w:val="000000"/>
-                <w:sz w:val="18"/>
-                <w:szCs w:val="18"/>
-              </w:rPr>
-              <w:t xml:space="preserve">. </w:t>
-            </w:r>
-            <w:proofErr w:type="spellStart"/>
-            <w:r>
-              <w:rPr>
-                <w:rFonts w:ascii="Calibri" w:eastAsia="Times New Roman" w:hAnsi="Calibri" w:cs="Calibri"/>
-                <w:color w:val="000000"/>
-                <w:sz w:val="18"/>
-                <w:szCs w:val="18"/>
-              </w:rPr>
-              <w:t>vykur</w:t>
-            </w:r>
-            <w:proofErr w:type="spellEnd"/>
-            <w:r>
-              <w:rPr>
-                <w:rFonts w:ascii="Calibri" w:eastAsia="Times New Roman" w:hAnsi="Calibri" w:cs="Calibri"/>
-                <w:color w:val="000000"/>
-                <w:sz w:val="18"/>
-                <w:szCs w:val="18"/>
-              </w:rPr>
-              <w:t xml:space="preserve">. hadov :  </w:t>
-            </w:r>
-            <w:proofErr w:type="spellStart"/>
-            <w:r>
-              <w:rPr>
-                <w:rFonts w:ascii="Calibri" w:eastAsia="Times New Roman" w:hAnsi="Calibri" w:cs="Calibri"/>
-                <w:color w:val="000000"/>
-                <w:sz w:val="18"/>
-                <w:szCs w:val="18"/>
-              </w:rPr>
-              <w:t>vonk</w:t>
-            </w:r>
-            <w:proofErr w:type="spellEnd"/>
-            <w:r>
-              <w:rPr>
-                <w:rFonts w:ascii="Calibri" w:eastAsia="Times New Roman" w:hAnsi="Calibri" w:cs="Calibri"/>
-                <w:color w:val="000000"/>
-                <w:sz w:val="18"/>
-                <w:szCs w:val="18"/>
-              </w:rPr>
-              <w:t xml:space="preserve">.                  </w:t>
-            </w:r>
-            <w:r>
-              <w:rPr>
-                <w:rFonts w:ascii="Calibri" w:eastAsia="Times New Roman" w:hAnsi="Calibri" w:cs="Calibri"/>
-                <w:color w:val="000000"/>
-                <w:sz w:val="18"/>
-                <w:szCs w:val="18"/>
-              </w:rPr>
-              <w:t xml:space="preserve">      </w:t>
-            </w:r>
-            <w:proofErr w:type="spellStart"/>
-            <w:r>
-              <w:rPr>
-                <w:rFonts w:ascii="Calibri" w:eastAsia="Times New Roman" w:hAnsi="Calibri" w:cs="Calibri"/>
-                <w:color w:val="000000"/>
-                <w:sz w:val="18"/>
-                <w:szCs w:val="18"/>
-              </w:rPr>
-              <w:t>v</w:t>
-            </w:r>
-            <w:r>
-              <w:rPr>
-                <w:rFonts w:ascii="Calibri" w:eastAsia="Times New Roman" w:hAnsi="Calibri" w:cs="Calibri"/>
-                <w:color w:val="000000"/>
-                <w:sz w:val="18"/>
-                <w:szCs w:val="18"/>
-              </w:rPr>
-              <w:t>nút</w:t>
-            </w:r>
-            <w:proofErr w:type="spellEnd"/>
-            <w:r>
-              <w:rPr>
-                <w:rFonts w:ascii="Calibri" w:eastAsia="Times New Roman" w:hAnsi="Calibri" w:cs="Calibri"/>
-                <w:color w:val="000000"/>
-                <w:sz w:val="18"/>
-                <w:szCs w:val="18"/>
-              </w:rPr>
-              <w:t>.</w:t>
-            </w:r>
-          </w:p>
-        </w:tc>
-        <w:tc>
-          <w:tcPr>
-            <w:tcW w:w="5425" w:type="dxa"/>
-            <w:gridSpan w:val="2"/>
-            <w:tcBorders>
-              <w:left w:val="thinThickThinSmallGap" w:sz="24" w:space="0" w:color="D9D9D9" w:themeColor="background1" w:themeShade="D9"/>
-            </w:tcBorders>
-          </w:tcPr>
-          <w:p ns2:paraId="6A1FBD5F" ns2:textId="2E5589D4">
-            <w:pPr>
-              <w:spacing w:line="300" w:lineRule="auto"/>
-            </w:pPr>
-            <w:proofErr w:type="spellStart"/>
-            <w:r>
-              <w:rPr>
-                <w:rFonts w:ascii="Calibri" w:eastAsia="Times New Roman" w:hAnsi="Calibri" w:cs="Calibri"/>
-                <w:color w:val="000000"/>
-                <w:sz w:val="18"/>
-                <w:szCs w:val="18"/>
-              </w:rPr>
-              <w:t>Preh</w:t>
-            </w:r>
-            <w:proofErr w:type="spellEnd"/>
-            <w:r>
-              <w:rPr>
-                <w:rFonts w:ascii="Calibri" w:eastAsia="Times New Roman" w:hAnsi="Calibri" w:cs="Calibri"/>
-                <w:color w:val="000000"/>
-                <w:sz w:val="18"/>
-                <w:szCs w:val="18"/>
-              </w:rPr>
-              <w:t xml:space="preserve">. </w:t>
-            </w:r>
-            <w:proofErr w:type="spellStart"/>
-            <w:r>
-              <w:rPr>
-                <w:rFonts w:ascii="Calibri" w:eastAsia="Times New Roman" w:hAnsi="Calibri" w:cs="Calibri"/>
-                <w:color w:val="000000"/>
-                <w:sz w:val="18"/>
-                <w:szCs w:val="18"/>
-              </w:rPr>
-              <w:t>vykur</w:t>
-            </w:r>
-            <w:proofErr w:type="spellEnd"/>
-            <w:r>
-              <w:rPr>
-                <w:rFonts w:ascii="Calibri" w:eastAsia="Times New Roman" w:hAnsi="Calibri" w:cs="Calibri"/>
-                <w:color w:val="000000"/>
-                <w:sz w:val="18"/>
-                <w:szCs w:val="18"/>
-              </w:rPr>
-              <w:t xml:space="preserve">. hadov :  </w:t>
-            </w:r>
-            <w:proofErr w:type="spellStart"/>
-            <w:r>
-              <w:rPr>
-                <w:rFonts w:ascii="Calibri" w:eastAsia="Times New Roman" w:hAnsi="Calibri" w:cs="Calibri"/>
-                <w:color w:val="000000"/>
-                <w:sz w:val="18"/>
-                <w:szCs w:val="18"/>
-              </w:rPr>
-              <w:t>vonk</w:t>
-            </w:r>
-            <w:proofErr w:type="spellEnd"/>
-            <w:r>
-              <w:rPr>
-                <w:rFonts w:ascii="Calibri" w:eastAsia="Times New Roman" w:hAnsi="Calibri" w:cs="Calibri"/>
-                <w:color w:val="000000"/>
-                <w:sz w:val="18"/>
-                <w:szCs w:val="18"/>
-              </w:rPr>
-              <w:t xml:space="preserve">.                  </w:t>
-            </w:r>
-            <w:r>
-              <w:rPr>
-                <w:rFonts w:ascii="Calibri" w:eastAsia="Times New Roman" w:hAnsi="Calibri" w:cs="Calibri"/>
-                <w:color w:val="000000"/>
-                <w:sz w:val="18"/>
-                <w:szCs w:val="18"/>
-              </w:rPr>
-              <w:t xml:space="preserve">      </w:t>
-            </w:r>
-            <w:proofErr w:type="spellStart"/>
-            <w:r>
-              <w:rPr>
-                <w:rFonts w:ascii="Calibri" w:eastAsia="Times New Roman" w:hAnsi="Calibri" w:cs="Calibri"/>
-                <w:color w:val="000000"/>
-                <w:sz w:val="18"/>
-                <w:szCs w:val="18"/>
-              </w:rPr>
-              <w:t>v</w:t>
-            </w:r>
-            <w:r>
-              <w:rPr>
-                <w:rFonts w:ascii="Calibri" w:eastAsia="Times New Roman" w:hAnsi="Calibri" w:cs="Calibri"/>
-                <w:color w:val="000000"/>
-                <w:sz w:val="18"/>
-                <w:szCs w:val="18"/>
-              </w:rPr>
-              <w:t>nút</w:t>
-            </w:r>
-            <w:proofErr w:type="spellEnd"/>
-            <w:r>
-              <w:rPr>
-                <w:rFonts w:ascii="Calibri" w:eastAsia="Times New Roman" w:hAnsi="Calibri" w:cs="Calibri"/>
-                <w:color w:val="000000"/>
-                <w:sz w:val="18"/>
-                <w:szCs w:val="18"/>
-              </w:rPr>
-              <w:t>.</w:t>
+          <w:p>
+            <w:pPr>
+              <w:spacing w:before="0" w:after="0" w:line="220" w:lineRule="auto"/>
+            </w:pPr>
+            <w:r>
+              <w:rPr>
+                <w:sz w:val="18"/>
+                <w:szCs w:val="18"/>
+              </w:rPr>
+              <w:t>Preh. vykur. hadov: vonk. {{ heating_coils_external_result_label }}    vnút. {{ heating_coils_internal_result_label }}</w:t>
+            </w:r>
+          </w:p>
+        </w:tc>
+        <w:tc>
+          <w:tcPr>
+            <w:tcW w:w="5425" w:type="dxa"/>
+            <w:gridSpan w:val="2"/>
+            <w:tcBorders>
+              <w:left w:val="thinThickThinSmallGap" w:sz="24" w:space="0" w:color="D9D9D9" w:themeColor="background1" w:themeShade="D9"/>
+            </w:tcBorders>
+          </w:tcPr>
+          <w:p>
+            <w:pPr>
+              <w:spacing w:before="0" w:after="0" w:line="220" w:lineRule="auto"/>
+            </w:pPr>
+            <w:r>
+              <w:rPr>
+                <w:sz w:val="18"/>
+                <w:szCs w:val="18"/>
+              </w:rPr>
+              <w:t>Preh. vykur. hadov: vonk. {{ heating_coils_external_result_label }}    vnút. {{ heating_coils_internal_result_label }}</w:t>
             </w:r>
           </w:p>
         </w:tc>
@@ -1578,197 +1120,37 @@
               <w:right w:val="thinThickThinSmallGap" w:sz="24" w:space="0" w:color="D9D9D9" w:themeColor="background1" w:themeShade="D9"/>
             </w:tcBorders>
           </w:tcPr>
-          <w:p ns2:paraId="415E46B1" ns2:textId="39A2771A">
-            <w:pPr>
-              <w:spacing w:line="300" w:lineRule="auto"/>
-            </w:pPr>
-            <w:r>
-              <w:rPr>
-                <w:rFonts w:ascii="Calibri" w:eastAsia="Times New Roman" w:hAnsi="Calibri" w:cs="Calibri"/>
-                <w:color w:val="000000"/>
-                <w:sz w:val="18"/>
-                <w:szCs w:val="18"/>
-              </w:rPr>
-              <w:t xml:space="preserve">Bočné ( </w:t>
-            </w:r>
-            <w:proofErr w:type="spellStart"/>
-            <w:r>
-              <w:rPr>
-                <w:rFonts w:ascii="Calibri" w:eastAsia="Times New Roman" w:hAnsi="Calibri" w:cs="Calibri"/>
-                <w:color w:val="000000"/>
-                <w:sz w:val="18"/>
-                <w:szCs w:val="18"/>
-              </w:rPr>
-              <w:t>výpus</w:t>
-            </w:r>
-            <w:proofErr w:type="spellEnd"/>
-            <w:r>
-              <w:rPr>
-                <w:rFonts w:ascii="Calibri" w:eastAsia="Times New Roman" w:hAnsi="Calibri" w:cs="Calibri"/>
-                <w:color w:val="000000"/>
-                <w:sz w:val="18"/>
-                <w:szCs w:val="18"/>
-              </w:rPr>
-              <w:t xml:space="preserve">.) ventily : </w:t>
-            </w:r>
-            <w:proofErr w:type="spellStart"/>
-            <w:r>
-              <w:rPr>
-                <w:rFonts w:ascii="Calibri" w:eastAsia="Times New Roman" w:hAnsi="Calibri" w:cs="Calibri"/>
-                <w:color w:val="000000"/>
-                <w:sz w:val="18"/>
-                <w:szCs w:val="18"/>
-              </w:rPr>
-              <w:t>I.str</w:t>
-            </w:r>
-            <w:proofErr w:type="spellEnd"/>
-            <w:r>
-              <w:rPr>
-                <w:rFonts w:ascii="Calibri" w:eastAsia="Times New Roman" w:hAnsi="Calibri" w:cs="Calibri"/>
-                <w:color w:val="000000"/>
-                <w:sz w:val="18"/>
-                <w:szCs w:val="18"/>
-              </w:rPr>
-              <w:t xml:space="preserve">.             </w:t>
-            </w:r>
-            <w:r>
-              <w:rPr>
-                <w:rFonts w:ascii="Calibri" w:eastAsia="Times New Roman" w:hAnsi="Calibri" w:cs="Calibri"/>
-                <w:color w:val="000000"/>
-                <w:sz w:val="18"/>
-                <w:szCs w:val="18"/>
-              </w:rPr>
-              <w:t xml:space="preserve">      </w:t>
-            </w:r>
-            <w:r>
-              <w:rPr>
-                <w:rFonts w:ascii="Calibri" w:eastAsia="Times New Roman" w:hAnsi="Calibri" w:cs="Calibri"/>
-                <w:color w:val="000000"/>
-                <w:sz w:val="18"/>
-                <w:szCs w:val="18"/>
-              </w:rPr>
-              <w:t xml:space="preserve"> </w:t>
-            </w:r>
-            <w:proofErr w:type="spellStart"/>
-            <w:r>
-              <w:rPr>
-                <w:rFonts w:ascii="Calibri" w:eastAsia="Times New Roman" w:hAnsi="Calibri" w:cs="Calibri"/>
-                <w:color w:val="000000"/>
-                <w:sz w:val="18"/>
-                <w:szCs w:val="18"/>
-              </w:rPr>
-              <w:t>II.str</w:t>
-            </w:r>
-            <w:proofErr w:type="spellEnd"/>
-            <w:r>
-              <w:rPr>
-                <w:rFonts w:ascii="Calibri" w:eastAsia="Times New Roman" w:hAnsi="Calibri" w:cs="Calibri"/>
-                <w:color w:val="000000"/>
-                <w:sz w:val="18"/>
-                <w:szCs w:val="18"/>
-              </w:rPr>
-              <w:t>.</w:t>
-            </w:r>
-          </w:p>
-        </w:tc>
-        <w:tc>
-          <w:tcPr>
-            <w:tcW w:w="5425" w:type="dxa"/>
-            <w:gridSpan w:val="2"/>
-            <w:tcBorders>
-              <w:left w:val="thinThickThinSmallGap" w:sz="24" w:space="0" w:color="D9D9D9" w:themeColor="background1" w:themeShade="D9"/>
-            </w:tcBorders>
-          </w:tcPr>
-          <w:p ns2:paraId="58CABC75" ns2:textId="3990BAFA">
-            <w:pPr>
-              <w:spacing w:line="300" w:lineRule="auto"/>
-            </w:pPr>
-            <w:r>
-              <w:rPr>
-                <w:rFonts w:ascii="Calibri" w:eastAsia="Times New Roman" w:hAnsi="Calibri" w:cs="Calibri"/>
-                <w:color w:val="000000"/>
-                <w:sz w:val="18"/>
-                <w:szCs w:val="18"/>
-              </w:rPr>
-              <w:t xml:space="preserve">Bočné ( </w:t>
-            </w:r>
-            <w:proofErr w:type="spellStart"/>
-            <w:r>
-              <w:rPr>
-                <w:rFonts w:ascii="Calibri" w:eastAsia="Times New Roman" w:hAnsi="Calibri" w:cs="Calibri"/>
-                <w:color w:val="000000"/>
-                <w:sz w:val="18"/>
-                <w:szCs w:val="18"/>
-              </w:rPr>
-              <w:t>výpus</w:t>
-            </w:r>
-            <w:proofErr w:type="spellEnd"/>
-            <w:r>
-              <w:rPr>
-                <w:rFonts w:ascii="Calibri" w:eastAsia="Times New Roman" w:hAnsi="Calibri" w:cs="Calibri"/>
-                <w:color w:val="000000"/>
-                <w:sz w:val="18"/>
-                <w:szCs w:val="18"/>
-              </w:rPr>
-              <w:t xml:space="preserve">.) ventily : </w:t>
-            </w:r>
-            <w:proofErr w:type="spellStart"/>
-            <w:r>
-              <w:rPr>
-                <w:rFonts w:ascii="Calibri" w:eastAsia="Times New Roman" w:hAnsi="Calibri" w:cs="Calibri"/>
-                <w:color w:val="000000"/>
-                <w:sz w:val="18"/>
-                <w:szCs w:val="18"/>
-              </w:rPr>
-              <w:t>I.str</w:t>
-            </w:r>
-            <w:proofErr w:type="spellEnd"/>
-            <w:r>
-              <w:rPr>
-                <w:rFonts w:ascii="Calibri" w:eastAsia="Times New Roman" w:hAnsi="Calibri" w:cs="Calibri"/>
-                <w:color w:val="000000"/>
-                <w:sz w:val="18"/>
-                <w:szCs w:val="18"/>
-              </w:rPr>
-              <w:t xml:space="preserve">.             </w:t>
-            </w:r>
-            <w:r>
-              <w:rPr>
-                <w:rFonts w:ascii="Calibri" w:eastAsia="Times New Roman" w:hAnsi="Calibri" w:cs="Calibri"/>
-                <w:color w:val="000000"/>
-                <w:sz w:val="18"/>
-                <w:szCs w:val="18"/>
-              </w:rPr>
-              <w:t xml:space="preserve">      </w:t>
-            </w:r>
-            <w:r>
-              <w:rPr>
-                <w:rFonts w:ascii="Calibri" w:eastAsia="Times New Roman" w:hAnsi="Calibri" w:cs="Calibri"/>
-                <w:color w:val="000000"/>
-                <w:sz w:val="18"/>
-                <w:szCs w:val="18"/>
-              </w:rPr>
-              <w:t xml:space="preserve"> </w:t>
-            </w:r>
-            <w:proofErr w:type="spellStart"/>
-            <w:r>
-              <w:rPr>
-                <w:rFonts w:ascii="Calibri" w:eastAsia="Times New Roman" w:hAnsi="Calibri" w:cs="Calibri"/>
-                <w:color w:val="000000"/>
-                <w:sz w:val="18"/>
-                <w:szCs w:val="18"/>
-              </w:rPr>
-              <w:t>II.str</w:t>
-            </w:r>
-            <w:proofErr w:type="spellEnd"/>
-            <w:r>
-              <w:rPr>
-                <w:rFonts w:ascii="Calibri" w:eastAsia="Times New Roman" w:hAnsi="Calibri" w:cs="Calibri"/>
-                <w:color w:val="000000"/>
-                <w:sz w:val="18"/>
-                <w:szCs w:val="18"/>
-              </w:rPr>
-              <w:t>.</w:t>
+          <w:p>
+            <w:pPr>
+              <w:spacing w:before="0" w:after="0" w:line="220" w:lineRule="auto"/>
+            </w:pPr>
+            <w:r>
+              <w:rPr>
+                <w:sz w:val="18"/>
+                <w:szCs w:val="18"/>
+              </w:rPr>
+              <w:t>Bočné (výpus.) ventily: I.str. {{ side_valves_side_1_result_label }}    II.str. {{ side_valves_side_2_result_label }}</w:t>
+            </w:r>
+          </w:p>
+        </w:tc>
+        <w:tc>
+          <w:tcPr>
+            <w:tcW w:w="5425" w:type="dxa"/>
+            <w:gridSpan w:val="2"/>
+            <w:tcBorders>
+              <w:left w:val="thinThickThinSmallGap" w:sz="24" w:space="0" w:color="D9D9D9" w:themeColor="background1" w:themeShade="D9"/>
+            </w:tcBorders>
+          </w:tcPr>
+          <w:p>
+            <w:pPr>
+              <w:spacing w:before="0" w:after="0" w:line="220" w:lineRule="auto"/>
+            </w:pPr>
+            <w:r>
+              <w:rPr>
+                <w:sz w:val="18"/>
+                <w:szCs w:val="18"/>
+              </w:rPr>
+              <w:t>Bočné (výpus.) ventily: I.str. {{ side_valves_side_1_result_label }}    II.str. {{ side_valves_side_2_result_label }}</w:t>
             </w:r>
           </w:p>
         </w:tc>
@@ -1782,93 +1164,37 @@
               <w:right w:val="thinThickThinSmallGap" w:sz="24" w:space="0" w:color="D9D9D9" w:themeColor="background1" w:themeShade="D9"/>
             </w:tcBorders>
           </w:tcPr>
-          <w:p ns2:paraId="1F335CF2" ns2:textId="7D70406C">
-            <w:pPr>
-              <w:spacing w:line="300" w:lineRule="auto"/>
-            </w:pPr>
-            <w:r>
-              <w:rPr>
-                <w:rFonts w:ascii="Calibri" w:eastAsia="Times New Roman" w:hAnsi="Calibri" w:cs="Calibri"/>
-                <w:b/>
-                <w:bCs/>
-                <w:color w:val="000000"/>
-                <w:sz w:val="18"/>
-                <w:szCs w:val="18"/>
-              </w:rPr>
-              <w:t xml:space="preserve">Stredový ventil :   0,2 + </w:t>
-            </w:r>
-            <w:proofErr w:type="spellStart"/>
-            <w:r>
-              <w:rPr>
-                <w:rFonts w:ascii="Calibri" w:eastAsia="Times New Roman" w:hAnsi="Calibri" w:cs="Calibri"/>
-                <w:b/>
-                <w:bCs/>
-                <w:color w:val="000000"/>
-                <w:sz w:val="18"/>
-                <w:szCs w:val="18"/>
-              </w:rPr>
-              <w:t>skúš</w:t>
-            </w:r>
-            <w:proofErr w:type="spellEnd"/>
-            <w:r>
-              <w:rPr>
-                <w:rFonts w:ascii="Calibri" w:eastAsia="Times New Roman" w:hAnsi="Calibri" w:cs="Calibri"/>
-                <w:b/>
-                <w:bCs/>
-                <w:color w:val="000000"/>
-                <w:sz w:val="18"/>
-                <w:szCs w:val="18"/>
-              </w:rPr>
-              <w:t>.</w:t>
-            </w:r>
-          </w:p>
-        </w:tc>
-        <w:tc>
-          <w:tcPr>
-            <w:tcW w:w="5425" w:type="dxa"/>
-            <w:gridSpan w:val="2"/>
-            <w:tcBorders>
-              <w:left w:val="thinThickThinSmallGap" w:sz="24" w:space="0" w:color="D9D9D9" w:themeColor="background1" w:themeShade="D9"/>
-            </w:tcBorders>
-          </w:tcPr>
-          <w:p ns2:paraId="10817287" ns2:textId="7854C0ED">
-            <w:pPr>
-              <w:spacing w:line="300" w:lineRule="auto"/>
-            </w:pPr>
-            <w:r>
-              <w:rPr>
-                <w:rFonts w:ascii="Calibri" w:eastAsia="Times New Roman" w:hAnsi="Calibri" w:cs="Calibri"/>
-                <w:b/>
-                <w:bCs/>
-                <w:color w:val="000000"/>
-                <w:sz w:val="18"/>
-                <w:szCs w:val="18"/>
-              </w:rPr>
-              <w:t xml:space="preserve">Stredový ventil :   0,2 + </w:t>
-            </w:r>
-            <w:proofErr w:type="spellStart"/>
-            <w:r>
-              <w:rPr>
-                <w:rFonts w:ascii="Calibri" w:eastAsia="Times New Roman" w:hAnsi="Calibri" w:cs="Calibri"/>
-                <w:b/>
-                <w:bCs/>
-                <w:color w:val="000000"/>
-                <w:sz w:val="18"/>
-                <w:szCs w:val="18"/>
-              </w:rPr>
-              <w:t>skúš</w:t>
-            </w:r>
-            <w:proofErr w:type="spellEnd"/>
-            <w:r>
-              <w:rPr>
-                <w:rFonts w:ascii="Calibri" w:eastAsia="Times New Roman" w:hAnsi="Calibri" w:cs="Calibri"/>
-                <w:b/>
-                <w:bCs/>
-                <w:color w:val="000000"/>
-                <w:sz w:val="18"/>
-                <w:szCs w:val="18"/>
-              </w:rPr>
-              <w:t>.</w:t>
+          <w:p>
+            <w:pPr>
+              <w:spacing w:before="0" w:after="0" w:line="220" w:lineRule="auto"/>
+            </w:pPr>
+            <w:r>
+              <w:rPr>
+                <w:sz w:val="18"/>
+                <w:szCs w:val="18"/>
+              </w:rPr>
+              <w:t>Stredový ventil: {{ center_valve_result_label }}</w:t>
+            </w:r>
+          </w:p>
+        </w:tc>
+        <w:tc>
+          <w:tcPr>
+            <w:tcW w:w="5425" w:type="dxa"/>
+            <w:gridSpan w:val="2"/>
+            <w:tcBorders>
+              <w:left w:val="thinThickThinSmallGap" w:sz="24" w:space="0" w:color="D9D9D9" w:themeColor="background1" w:themeShade="D9"/>
+            </w:tcBorders>
+          </w:tcPr>
+          <w:p>
+            <w:pPr>
+              <w:spacing w:before="0" w:after="0" w:line="220" w:lineRule="auto"/>
+            </w:pPr>
+            <w:r>
+              <w:rPr>
+                <w:sz w:val="18"/>
+                <w:szCs w:val="18"/>
+              </w:rPr>
+              <w:t>Stredový ventil: {{ center_valve_result_label }}</w:t>
             </w:r>
           </w:p>
         </w:tc>
@@ -1882,41 +1208,37 @@
               <w:right w:val="thinThickThinSmallGap" w:sz="24" w:space="0" w:color="D9D9D9" w:themeColor="background1" w:themeShade="D9"/>
             </w:tcBorders>
           </w:tcPr>
-          <w:p ns2:paraId="70F7F84D" ns2:textId="020185A5">
-            <w:pPr>
-              <w:spacing w:line="300" w:lineRule="auto"/>
-            </w:pPr>
-            <w:r>
-              <w:rPr>
-                <w:rFonts w:ascii="Calibri" w:eastAsia="Times New Roman" w:hAnsi="Calibri" w:cs="Calibri"/>
-                <w:color w:val="000000"/>
-                <w:sz w:val="18"/>
-                <w:szCs w:val="18"/>
-              </w:rPr>
-              <w:t>veko + tesnenie :</w:t>
-            </w:r>
-          </w:p>
-        </w:tc>
-        <w:tc>
-          <w:tcPr>
-            <w:tcW w:w="5425" w:type="dxa"/>
-            <w:gridSpan w:val="2"/>
-            <w:tcBorders>
-              <w:left w:val="thinThickThinSmallGap" w:sz="24" w:space="0" w:color="D9D9D9" w:themeColor="background1" w:themeShade="D9"/>
-            </w:tcBorders>
-          </w:tcPr>
-          <w:p ns2:paraId="73FD9582" ns2:textId="31B97CCB">
-            <w:pPr>
-              <w:spacing w:line="300" w:lineRule="auto"/>
-            </w:pPr>
-            <w:r>
-              <w:rPr>
-                <w:rFonts w:ascii="Calibri" w:eastAsia="Times New Roman" w:hAnsi="Calibri" w:cs="Calibri"/>
-                <w:color w:val="000000"/>
-                <w:sz w:val="18"/>
-                <w:szCs w:val="18"/>
-              </w:rPr>
-              <w:t>veko + tesnenie :</w:t>
+          <w:p>
+            <w:pPr>
+              <w:spacing w:before="0" w:after="0" w:line="220" w:lineRule="auto"/>
+            </w:pPr>
+            <w:r>
+              <w:rPr>
+                <w:sz w:val="18"/>
+                <w:szCs w:val="18"/>
+              </w:rPr>
+              <w:t>veko + tesnenie: {{ lid_gasket_result_label }}</w:t>
+            </w:r>
+          </w:p>
+        </w:tc>
+        <w:tc>
+          <w:tcPr>
+            <w:tcW w:w="5425" w:type="dxa"/>
+            <w:gridSpan w:val="2"/>
+            <w:tcBorders>
+              <w:left w:val="thinThickThinSmallGap" w:sz="24" w:space="0" w:color="D9D9D9" w:themeColor="background1" w:themeShade="D9"/>
+            </w:tcBorders>
+          </w:tcPr>
+          <w:p>
+            <w:pPr>
+              <w:spacing w:before="0" w:after="0" w:line="220" w:lineRule="auto"/>
+            </w:pPr>
+            <w:r>
+              <w:rPr>
+                <w:sz w:val="18"/>
+                <w:szCs w:val="18"/>
+              </w:rPr>
+              <w:t>veko + tesnenie: {{ lid_gasket_result_label }}</w:t>
             </w:r>
           </w:p>
         </w:tc>
@@ -1930,159 +1252,37 @@
               <w:right w:val="thinThickThinSmallGap" w:sz="24" w:space="0" w:color="D9D9D9" w:themeColor="background1" w:themeShade="D9"/>
             </w:tcBorders>
           </w:tcPr>
-          <w:p ns2:paraId="3CD0F380" ns2:textId="15760A44">
-            <w:pPr>
-              <w:spacing w:line="300" w:lineRule="auto"/>
-            </w:pPr>
-            <w:r>
-              <w:rPr>
-                <w:rFonts w:ascii="Calibri" w:eastAsia="Times New Roman" w:hAnsi="Calibri" w:cs="Calibri"/>
-                <w:b/>
-                <w:bCs/>
-                <w:color w:val="000000"/>
-                <w:sz w:val="18"/>
-                <w:szCs w:val="18"/>
-              </w:rPr>
-              <w:t xml:space="preserve">Typ </w:t>
-            </w:r>
-            <w:proofErr w:type="spellStart"/>
-            <w:r>
-              <w:rPr>
-                <w:rFonts w:ascii="Calibri" w:eastAsia="Times New Roman" w:hAnsi="Calibri" w:cs="Calibri"/>
-                <w:b/>
-                <w:bCs/>
-                <w:color w:val="000000"/>
-                <w:sz w:val="18"/>
-                <w:szCs w:val="18"/>
-              </w:rPr>
-              <w:t>poist</w:t>
-            </w:r>
-            <w:proofErr w:type="spellEnd"/>
-            <w:r>
-              <w:rPr>
-                <w:rFonts w:ascii="Calibri" w:eastAsia="Times New Roman" w:hAnsi="Calibri" w:cs="Calibri"/>
-                <w:b/>
-                <w:bCs/>
-                <w:color w:val="000000"/>
-                <w:sz w:val="18"/>
-                <w:szCs w:val="18"/>
-              </w:rPr>
-              <w:t xml:space="preserve">. ventilu : </w:t>
-            </w:r>
-            <w:r>
-              <w:rPr>
-                <w:rFonts w:ascii="Calibri" w:eastAsia="Times New Roman" w:hAnsi="Calibri" w:cs="Calibri"/>
-                <w:b/>
-                <w:bCs/>
-                <w:color w:val="000000"/>
-                <w:sz w:val="18"/>
-                <w:szCs w:val="18"/>
-              </w:rPr>
-              <w:t xml:space="preserve">                                     </w:t>
-            </w:r>
-            <w:r>
-              <w:rPr>
-                <w:rFonts w:ascii="Calibri" w:eastAsia="Times New Roman" w:hAnsi="Calibri" w:cs="Calibri"/>
-                <w:b/>
-                <w:bCs/>
-                <w:color w:val="000000"/>
-                <w:sz w:val="18"/>
-                <w:szCs w:val="18"/>
-              </w:rPr>
-              <w:t>č. PV</w:t>
-            </w:r>
-            <w:r>
-              <w:rPr>
-                <w:rFonts w:ascii="Calibri" w:eastAsia="Times New Roman" w:hAnsi="Calibri" w:cs="Calibri"/>
-                <w:b/>
-                <w:bCs/>
-                <w:color w:val="000000"/>
-                <w:sz w:val="18"/>
-                <w:szCs w:val="18"/>
-              </w:rPr>
-              <w:t xml:space="preserve"> :</w:t>
-            </w:r>
-          </w:p>
-        </w:tc>
-        <w:tc>
-          <w:tcPr>
-            <w:tcW w:w="5425" w:type="dxa"/>
-            <w:gridSpan w:val="2"/>
-            <w:tcBorders>
-              <w:left w:val="thinThickThinSmallGap" w:sz="24" w:space="0" w:color="D9D9D9" w:themeColor="background1" w:themeShade="D9"/>
-            </w:tcBorders>
-          </w:tcPr>
-          <w:p ns2:paraId="371A4FDD" ns2:textId="220F0487">
-            <w:pPr>
-              <w:spacing w:line="300" w:lineRule="auto"/>
-            </w:pPr>
-            <w:r>
-              <w:rPr>
-                <w:rFonts w:ascii="Calibri" w:eastAsia="Times New Roman" w:hAnsi="Calibri" w:cs="Calibri"/>
-                <w:b/>
-                <w:bCs/>
-                <w:color w:val="000000"/>
-                <w:sz w:val="18"/>
-                <w:szCs w:val="18"/>
-              </w:rPr>
-              <w:t xml:space="preserve">Typ </w:t>
-            </w:r>
-            <w:proofErr w:type="spellStart"/>
-            <w:r>
-              <w:rPr>
-                <w:rFonts w:ascii="Calibri" w:eastAsia="Times New Roman" w:hAnsi="Calibri" w:cs="Calibri"/>
-                <w:b/>
-                <w:bCs/>
-                <w:color w:val="000000"/>
-                <w:sz w:val="18"/>
-                <w:szCs w:val="18"/>
-              </w:rPr>
-              <w:t>poist</w:t>
-            </w:r>
-            <w:proofErr w:type="spellEnd"/>
-            <w:r>
-              <w:rPr>
-                <w:rFonts w:ascii="Calibri" w:eastAsia="Times New Roman" w:hAnsi="Calibri" w:cs="Calibri"/>
-                <w:b/>
-                <w:bCs/>
-                <w:color w:val="000000"/>
-                <w:sz w:val="18"/>
-                <w:szCs w:val="18"/>
-              </w:rPr>
-              <w:t xml:space="preserve">. ventilu : </w:t>
-            </w:r>
-            <w:r>
-              <w:rPr>
-                <w:rFonts w:ascii="Calibri" w:eastAsia="Times New Roman" w:hAnsi="Calibri" w:cs="Calibri"/>
-                <w:b/>
-                <w:bCs/>
-                <w:color w:val="000000"/>
-                <w:sz w:val="18"/>
-                <w:szCs w:val="18"/>
-              </w:rPr>
-              <w:t xml:space="preserve">                                     </w:t>
-            </w:r>
-            <w:r>
-              <w:rPr>
-                <w:rFonts w:ascii="Calibri" w:eastAsia="Times New Roman" w:hAnsi="Calibri" w:cs="Calibri"/>
-                <w:b/>
-                <w:bCs/>
-                <w:color w:val="000000"/>
-                <w:sz w:val="18"/>
-                <w:szCs w:val="18"/>
-              </w:rPr>
-              <w:t>č. PV</w:t>
-            </w:r>
-            <w:r>
-              <w:rPr>
-                <w:rFonts w:ascii="Calibri" w:eastAsia="Times New Roman" w:hAnsi="Calibri" w:cs="Calibri"/>
-                <w:b/>
-                <w:bCs/>
-                <w:color w:val="000000"/>
-                <w:sz w:val="18"/>
-                <w:szCs w:val="18"/>
-              </w:rPr>
-              <w:t xml:space="preserve"> :</w:t>
+          <w:p>
+            <w:pPr>
+              <w:spacing w:before="0" w:after="0" w:line="220" w:lineRule="auto"/>
+            </w:pPr>
+            <w:r>
+              <w:rPr>
+                <w:sz w:val="18"/>
+                <w:szCs w:val="18"/>
+              </w:rPr>
+              <w:t>Typ poist. ventilu: {{ safety_valve_type }}    č. PV: {{ safety_valve_number }}</w:t>
+            </w:r>
+          </w:p>
+        </w:tc>
+        <w:tc>
+          <w:tcPr>
+            <w:tcW w:w="5425" w:type="dxa"/>
+            <w:gridSpan w:val="2"/>
+            <w:tcBorders>
+              <w:left w:val="thinThickThinSmallGap" w:sz="24" w:space="0" w:color="D9D9D9" w:themeColor="background1" w:themeShade="D9"/>
+            </w:tcBorders>
+          </w:tcPr>
+          <w:p>
+            <w:pPr>
+              <w:spacing w:before="0" w:after="0" w:line="220" w:lineRule="auto"/>
+            </w:pPr>
+            <w:r>
+              <w:rPr>
+                <w:sz w:val="18"/>
+                <w:szCs w:val="18"/>
+              </w:rPr>
+              <w:t>Typ poist. ventilu: {{ safety_valve_type }}    č. PV: {{ safety_valve_number }}</w:t>
             </w:r>
           </w:p>
         </w:tc>
@@ -2097,7 +1297,14 @@
             </w:tcBorders>
           </w:tcPr>
           <w:p>
-            <w:r>
+            <w:pPr>
+              <w:spacing w:before="0" w:after="0" w:line="220" w:lineRule="auto"/>
+            </w:pPr>
+            <w:r>
+              <w:rPr>
+                <w:sz w:val="18"/>
+                <w:szCs w:val="18"/>
+              </w:rPr>
               <w:t>pretlak: {{ safety_valve_pressure }}    podtlak: {{ vacuum_valve_pressure }}</w:t>
             </w:r>
           </w:p>
@@ -2111,7 +1318,14 @@
             </w:tcBorders>
           </w:tcPr>
           <w:p>
-            <w:r>
+            <w:pPr>
+              <w:spacing w:before="0" w:after="0" w:line="220" w:lineRule="auto"/>
+            </w:pPr>
+            <w:r>
+              <w:rPr>
+                <w:sz w:val="18"/>
+                <w:szCs w:val="18"/>
+              </w:rPr>
               <w:t>pretlak: {{ safety_valve_pressure }}    podtlak: {{ vacuum_valve_pressure }}</w:t>
             </w:r>
           </w:p>
@@ -2158,41 +1372,37 @@
               <w:right w:val="thinThickThinSmallGap" w:sz="24" w:space="0" w:color="D9D9D9" w:themeColor="background1" w:themeShade="D9"/>
             </w:tcBorders>
           </w:tcPr>
-          <w:p ns2:paraId="17F23218" ns2:textId="22B570EB">
-            <w:pPr>
-              <w:spacing w:line="300" w:lineRule="auto"/>
-            </w:pPr>
-            <w:r>
-              <w:rPr>
-                <w:rFonts w:ascii="Calibri" w:eastAsia="Times New Roman" w:hAnsi="Calibri" w:cs="Calibri"/>
-                <w:color w:val="000000"/>
-                <w:sz w:val="18"/>
-                <w:szCs w:val="18"/>
-              </w:rPr>
-              <w:t>Uzemnenie :</w:t>
-            </w:r>
-          </w:p>
-        </w:tc>
-        <w:tc>
-          <w:tcPr>
-            <w:tcW w:w="5425" w:type="dxa"/>
-            <w:gridSpan w:val="2"/>
-            <w:tcBorders>
-              <w:left w:val="thinThickThinSmallGap" w:sz="24" w:space="0" w:color="D9D9D9" w:themeColor="background1" w:themeShade="D9"/>
-            </w:tcBorders>
-          </w:tcPr>
-          <w:p ns2:paraId="41789464" ns2:textId="43CC466C">
-            <w:pPr>
-              <w:spacing w:line="300" w:lineRule="auto"/>
-            </w:pPr>
-            <w:r>
-              <w:rPr>
-                <w:rFonts w:ascii="Calibri" w:eastAsia="Times New Roman" w:hAnsi="Calibri" w:cs="Calibri"/>
-                <w:color w:val="000000"/>
-                <w:sz w:val="18"/>
-                <w:szCs w:val="18"/>
-              </w:rPr>
-              <w:t>Uzemnenie :</w:t>
+          <w:p>
+            <w:pPr>
+              <w:spacing w:before="0" w:after="0" w:line="220" w:lineRule="auto"/>
+            </w:pPr>
+            <w:r>
+              <w:rPr>
+                <w:sz w:val="18"/>
+                <w:szCs w:val="18"/>
+              </w:rPr>
+              <w:t>Uzemnenie: {{ grounding_result_label }}</w:t>
+            </w:r>
+          </w:p>
+        </w:tc>
+        <w:tc>
+          <w:tcPr>
+            <w:tcW w:w="5425" w:type="dxa"/>
+            <w:gridSpan w:val="2"/>
+            <w:tcBorders>
+              <w:left w:val="thinThickThinSmallGap" w:sz="24" w:space="0" w:color="D9D9D9" w:themeColor="background1" w:themeShade="D9"/>
+            </w:tcBorders>
+          </w:tcPr>
+          <w:p>
+            <w:pPr>
+              <w:spacing w:before="0" w:after="0" w:line="220" w:lineRule="auto"/>
+            </w:pPr>
+            <w:r>
+              <w:rPr>
+                <w:sz w:val="18"/>
+                <w:szCs w:val="18"/>
+              </w:rPr>
+              <w:t>Uzemnenie: {{ grounding_result_label }}</w:t>
             </w:r>
           </w:p>
         </w:tc>
@@ -2206,153 +1416,37 @@
               <w:right w:val="thinThickThinSmallGap" w:sz="24" w:space="0" w:color="D9D9D9" w:themeColor="background1" w:themeShade="D9"/>
             </w:tcBorders>
           </w:tcPr>
-          <w:p ns2:paraId="6ED2F611" ns2:textId="35E2CF28">
-            <w:pPr>
-              <w:spacing w:line="300" w:lineRule="auto"/>
-            </w:pPr>
-            <w:r>
-              <w:rPr>
-                <w:rFonts w:ascii="Calibri" w:eastAsia="Times New Roman" w:hAnsi="Calibri" w:cs="Calibri"/>
-                <w:color w:val="000000"/>
-                <w:sz w:val="18"/>
-                <w:szCs w:val="18"/>
-              </w:rPr>
-              <w:t>Protokol UTT</w:t>
-            </w:r>
-            <w:r>
-              <w:rPr>
-                <w:rFonts w:ascii="Calibri" w:eastAsia="Times New Roman" w:hAnsi="Calibri" w:cs="Calibri"/>
-                <w:color w:val="000000"/>
-                <w:sz w:val="18"/>
-                <w:szCs w:val="18"/>
-              </w:rPr>
-              <w:t xml:space="preserve"> :</w:t>
-            </w:r>
-            <w:r>
-              <w:rPr>
-                <w:rFonts w:ascii="Calibri" w:eastAsia="Times New Roman" w:hAnsi="Calibri" w:cs="Calibri"/>
-                <w:color w:val="000000"/>
-                <w:sz w:val="18"/>
-                <w:szCs w:val="18"/>
-              </w:rPr>
-              <w:t xml:space="preserve"> </w:t>
-            </w:r>
-            <w:r>
-              <w:rPr>
-                <w:rFonts w:ascii="Calibri" w:eastAsia="Times New Roman" w:hAnsi="Calibri" w:cs="Calibri"/>
-                <w:color w:val="000000"/>
-                <w:sz w:val="18"/>
-                <w:szCs w:val="18"/>
-              </w:rPr>
-              <w:t xml:space="preserve">                                              </w:t>
-            </w:r>
-            <w:r>
-              <w:rPr>
-                <w:rFonts w:ascii="Calibri" w:eastAsia="Times New Roman" w:hAnsi="Calibri" w:cs="Calibri"/>
-                <w:color w:val="000000"/>
-                <w:sz w:val="18"/>
-                <w:szCs w:val="18"/>
-              </w:rPr>
-              <w:t xml:space="preserve">Protokol  </w:t>
-            </w:r>
-            <w:proofErr w:type="spellStart"/>
-            <w:r>
-              <w:rPr>
-                <w:rFonts w:ascii="Calibri" w:eastAsia="Times New Roman" w:hAnsi="Calibri" w:cs="Calibri"/>
-                <w:color w:val="000000"/>
-                <w:sz w:val="18"/>
-                <w:szCs w:val="18"/>
-              </w:rPr>
-              <w:t>gum</w:t>
-            </w:r>
-            <w:proofErr w:type="spellEnd"/>
-            <w:r>
-              <w:rPr>
-                <w:rFonts w:ascii="Calibri" w:eastAsia="Times New Roman" w:hAnsi="Calibri" w:cs="Calibri"/>
-                <w:color w:val="000000"/>
-                <w:sz w:val="18"/>
-                <w:szCs w:val="18"/>
-              </w:rPr>
-              <w:t>. :</w:t>
-            </w:r>
-          </w:p>
-        </w:tc>
-        <w:tc>
-          <w:tcPr>
-            <w:tcW w:w="5425" w:type="dxa"/>
-            <w:gridSpan w:val="2"/>
-            <w:tcBorders>
-              <w:left w:val="thinThickThinSmallGap" w:sz="24" w:space="0" w:color="D9D9D9" w:themeColor="background1" w:themeShade="D9"/>
-            </w:tcBorders>
-          </w:tcPr>
-          <w:p ns2:paraId="2E36DC4B" ns2:textId="7C75FE18">
-            <w:pPr>
-              <w:spacing w:line="300" w:lineRule="auto"/>
-            </w:pPr>
-            <w:r>
-              <w:rPr>
-                <w:rFonts w:ascii="Calibri" w:eastAsia="Times New Roman" w:hAnsi="Calibri" w:cs="Calibri"/>
-                <w:color w:val="000000"/>
-                <w:sz w:val="18"/>
-                <w:szCs w:val="18"/>
-              </w:rPr>
-              <w:t>Protokol UTT</w:t>
-            </w:r>
-            <w:r>
-              <w:rPr>
-                <w:rFonts w:ascii="Calibri" w:eastAsia="Times New Roman" w:hAnsi="Calibri" w:cs="Calibri"/>
-                <w:color w:val="000000"/>
-                <w:sz w:val="18"/>
-                <w:szCs w:val="18"/>
-              </w:rPr>
-              <w:t xml:space="preserve"> :</w:t>
-            </w:r>
-            <w:r>
-              <w:rPr>
-                <w:rFonts w:ascii="Calibri" w:eastAsia="Times New Roman" w:hAnsi="Calibri" w:cs="Calibri"/>
-                <w:color w:val="000000"/>
-                <w:sz w:val="18"/>
-                <w:szCs w:val="18"/>
-              </w:rPr>
-              <w:t xml:space="preserve"> </w:t>
-            </w:r>
-            <w:r>
-              <w:rPr>
-                <w:rFonts w:ascii="Calibri" w:eastAsia="Times New Roman" w:hAnsi="Calibri" w:cs="Calibri"/>
-                <w:color w:val="000000"/>
-                <w:sz w:val="18"/>
-                <w:szCs w:val="18"/>
-              </w:rPr>
-              <w:t xml:space="preserve">                                              </w:t>
-            </w:r>
-            <w:r>
-              <w:rPr>
-                <w:rFonts w:ascii="Calibri" w:eastAsia="Times New Roman" w:hAnsi="Calibri" w:cs="Calibri"/>
-                <w:color w:val="000000"/>
-                <w:sz w:val="18"/>
-                <w:szCs w:val="18"/>
-              </w:rPr>
-              <w:t xml:space="preserve">Protokol  </w:t>
-            </w:r>
-            <w:proofErr w:type="spellStart"/>
-            <w:r>
-              <w:rPr>
-                <w:rFonts w:ascii="Calibri" w:eastAsia="Times New Roman" w:hAnsi="Calibri" w:cs="Calibri"/>
-                <w:color w:val="000000"/>
-                <w:sz w:val="18"/>
-                <w:szCs w:val="18"/>
-              </w:rPr>
-              <w:t>gum</w:t>
-            </w:r>
-            <w:proofErr w:type="spellEnd"/>
-            <w:r>
-              <w:rPr>
-                <w:rFonts w:ascii="Calibri" w:eastAsia="Times New Roman" w:hAnsi="Calibri" w:cs="Calibri"/>
-                <w:color w:val="000000"/>
-                <w:sz w:val="18"/>
-                <w:szCs w:val="18"/>
-              </w:rPr>
-              <w:t>. :</w:t>
+          <w:p>
+            <w:pPr>
+              <w:spacing w:before="0" w:after="0" w:line="220" w:lineRule="auto"/>
+            </w:pPr>
+            <w:r>
+              <w:rPr>
+                <w:sz w:val="18"/>
+                <w:szCs w:val="18"/>
+              </w:rPr>
+              <w:t>Protokol UTT: {{ utt_protocol_number }}    Protokol gum.: {{ rubber_protocol_number }}</w:t>
+            </w:r>
+          </w:p>
+        </w:tc>
+        <w:tc>
+          <w:tcPr>
+            <w:tcW w:w="5425" w:type="dxa"/>
+            <w:gridSpan w:val="2"/>
+            <w:tcBorders>
+              <w:left w:val="thinThickThinSmallGap" w:sz="24" w:space="0" w:color="D9D9D9" w:themeColor="background1" w:themeShade="D9"/>
+            </w:tcBorders>
+          </w:tcPr>
+          <w:p>
+            <w:pPr>
+              <w:spacing w:before="0" w:after="0" w:line="220" w:lineRule="auto"/>
+            </w:pPr>
+            <w:r>
+              <w:rPr>
+                <w:sz w:val="18"/>
+                <w:szCs w:val="18"/>
+              </w:rPr>
+              <w:t>Protokol UTT: {{ utt_protocol_number }}    Protokol gum.: {{ rubber_protocol_number }}</w:t>
             </w:r>
           </w:p>
         </w:tc>
@@ -2366,45 +1460,37 @@
               <w:right w:val="thinThickThinSmallGap" w:sz="24" w:space="0" w:color="D9D9D9" w:themeColor="background1" w:themeShade="D9"/>
             </w:tcBorders>
           </w:tcPr>
-          <w:p ns2:paraId="2D44D5CC" ns2:textId="61EE990E">
-            <w:pPr>
-              <w:spacing w:line="300" w:lineRule="auto"/>
-            </w:pPr>
-            <w:r>
-              <w:rPr>
-                <w:rFonts w:ascii="Calibri" w:eastAsia="Times New Roman" w:hAnsi="Calibri" w:cs="Calibri"/>
-                <w:b/>
-                <w:bCs/>
-                <w:color w:val="000000"/>
-                <w:sz w:val="18"/>
-                <w:szCs w:val="18"/>
-              </w:rPr>
-              <w:t>Nameraná min. hrúbka kotla :</w:t>
-            </w:r>
-          </w:p>
-        </w:tc>
-        <w:tc>
-          <w:tcPr>
-            <w:tcW w:w="5425" w:type="dxa"/>
-            <w:gridSpan w:val="2"/>
-            <w:tcBorders>
-              <w:left w:val="thinThickThinSmallGap" w:sz="24" w:space="0" w:color="D9D9D9" w:themeColor="background1" w:themeShade="D9"/>
-            </w:tcBorders>
-          </w:tcPr>
-          <w:p ns2:paraId="44CAC1A2" ns2:textId="7B0C4387">
-            <w:pPr>
-              <w:spacing w:line="300" w:lineRule="auto"/>
-            </w:pPr>
-            <w:r>
-              <w:rPr>
-                <w:rFonts w:ascii="Calibri" w:eastAsia="Times New Roman" w:hAnsi="Calibri" w:cs="Calibri"/>
-                <w:b/>
-                <w:bCs/>
-                <w:color w:val="000000"/>
-                <w:sz w:val="18"/>
-                <w:szCs w:val="18"/>
-              </w:rPr>
-              <w:t>Nameraná min. hrúbka kotla :</w:t>
+          <w:p>
+            <w:pPr>
+              <w:spacing w:before="0" w:after="0" w:line="220" w:lineRule="auto"/>
+            </w:pPr>
+            <w:r>
+              <w:rPr>
+                <w:sz w:val="18"/>
+                <w:szCs w:val="18"/>
+              </w:rPr>
+              <w:t>Nameraná min. hrúbka kotla:</w:t>
+            </w:r>
+          </w:p>
+        </w:tc>
+        <w:tc>
+          <w:tcPr>
+            <w:tcW w:w="5425" w:type="dxa"/>
+            <w:gridSpan w:val="2"/>
+            <w:tcBorders>
+              <w:left w:val="thinThickThinSmallGap" w:sz="24" w:space="0" w:color="D9D9D9" w:themeColor="background1" w:themeShade="D9"/>
+            </w:tcBorders>
+          </w:tcPr>
+          <w:p>
+            <w:pPr>
+              <w:spacing w:before="0" w:after="0" w:line="220" w:lineRule="auto"/>
+            </w:pPr>
+            <w:r>
+              <w:rPr>
+                <w:sz w:val="18"/>
+                <w:szCs w:val="18"/>
+              </w:rPr>
+              <w:t>Nameraná min. hrúbka kotla:</w:t>
             </w:r>
           </w:p>
         </w:tc>
@@ -2414,24 +1500,16 @@
           <w:tcPr>
             <w:tcW w:w="2674" w:type="dxa"/>
           </w:tcPr>
-          <w:p ns2:paraId="5E1DD434" ns2:textId="13EB179E">
-            <w:pPr>
-              <w:spacing w:line="300" w:lineRule="auto"/>
-              <w:rPr>
-                <w:b/>
-                <w:bCs/>
-                <w:sz w:val="18"/>
-                <w:szCs w:val="18"/>
-              </w:rPr>
-            </w:pPr>
-            <w:r>
-              <w:rPr>
-                <w:b/>
-                <w:bCs/>
-                <w:sz w:val="18"/>
-                <w:szCs w:val="18"/>
-              </w:rPr>
-              <w:t>čelá :                                mm</w:t>
+          <w:p>
+            <w:pPr>
+              <w:spacing w:before="0" w:after="0" w:line="220" w:lineRule="auto"/>
+            </w:pPr>
+            <w:r>
+              <w:rPr>
+                <w:sz w:val="18"/>
+                <w:szCs w:val="18"/>
+              </w:rPr>
+              <w:t>čelá: {{ measured_wall_thickness_front_mm }} mm</w:t>
             </w:r>
           </w:p>
         </w:tc>
@@ -2442,24 +1520,16 @@
               <w:right w:val="thinThickThinSmallGap" w:sz="24" w:space="0" w:color="D9D9D9" w:themeColor="background1" w:themeShade="D9"/>
             </w:tcBorders>
           </w:tcPr>
-          <w:p ns2:paraId="2F23692E" ns2:textId="3FFAF492">
-            <w:pPr>
-              <w:spacing w:line="300" w:lineRule="auto"/>
-              <w:rPr>
-                <w:b/>
-                <w:bCs/>
-                <w:sz w:val="18"/>
-                <w:szCs w:val="18"/>
-              </w:rPr>
-            </w:pPr>
-            <w:r>
-              <w:rPr>
-                <w:b/>
-                <w:bCs/>
-                <w:sz w:val="18"/>
-                <w:szCs w:val="18"/>
-              </w:rPr>
-              <w:t>luby :                               mm</w:t>
+          <w:p>
+            <w:pPr>
+              <w:spacing w:before="0" w:after="0" w:line="220" w:lineRule="auto"/>
+            </w:pPr>
+            <w:r>
+              <w:rPr>
+                <w:sz w:val="18"/>
+                <w:szCs w:val="18"/>
+              </w:rPr>
+              <w:t>luby: {{ measured_wall_thickness_shell_mm }} mm</w:t>
             </w:r>
           </w:p>
         </w:tc>
@@ -2470,18 +1540,16 @@
               <w:left w:val="thinThickThinSmallGap" w:sz="24" w:space="0" w:color="D9D9D9" w:themeColor="background1" w:themeShade="D9"/>
             </w:tcBorders>
           </w:tcPr>
-          <w:p ns2:paraId="2050E3DA" ns2:textId="45995235">
-            <w:pPr>
-              <w:spacing w:line="300" w:lineRule="auto"/>
-            </w:pPr>
-            <w:r>
-              <w:rPr>
-                <w:b/>
-                <w:bCs/>
-                <w:sz w:val="18"/>
-                <w:szCs w:val="18"/>
-              </w:rPr>
-              <w:t>čelá :                                mm</w:t>
+          <w:p>
+            <w:pPr>
+              <w:spacing w:before="0" w:after="0" w:line="220" w:lineRule="auto"/>
+            </w:pPr>
+            <w:r>
+              <w:rPr>
+                <w:sz w:val="18"/>
+                <w:szCs w:val="18"/>
+              </w:rPr>
+              <w:t>čelá: {{ measured_wall_thickness_front_mm }} mm</w:t>
             </w:r>
           </w:p>
         </w:tc>
@@ -2489,18 +1557,16 @@
           <w:tcPr>
             <w:tcW w:w="2713" w:type="dxa"/>
           </w:tcPr>
-          <w:p ns2:paraId="7C86C5BA" ns2:textId="1C3D03CE">
-            <w:pPr>
-              <w:spacing w:line="300" w:lineRule="auto"/>
-            </w:pPr>
-            <w:r>
-              <w:rPr>
-                <w:b/>
-                <w:bCs/>
-                <w:sz w:val="18"/>
-                <w:szCs w:val="18"/>
-              </w:rPr>
-              <w:t>luby :                               mm</w:t>
+          <w:p>
+            <w:pPr>
+              <w:spacing w:before="0" w:after="0" w:line="220" w:lineRule="auto"/>
+            </w:pPr>
+            <w:r>
+              <w:rPr>
+                <w:sz w:val="18"/>
+                <w:szCs w:val="18"/>
+              </w:rPr>
+              <w:t>luby: {{ measured_wall_thickness_shell_mm }} mm</w:t>
             </w:r>
           </w:p>
         </w:tc>
@@ -2550,7 +1616,14 @@
             </w:tcBorders>
           </w:tcPr>
           <w:p>
-            <w:r>
+            <w:pPr>
+              <w:spacing w:before="0" w:after="0" w:line="220" w:lineRule="auto"/>
+            </w:pPr>
+            <w:r>
+              <w:rPr>
+                <w:sz w:val="18"/>
+                <w:szCs w:val="18"/>
+              </w:rPr>
               <w:t>Orazenie štítka: {{ tank_plate_stamp }}</w:t>
             </w:r>
           </w:p>
@@ -2564,7 +1637,14 @@
             </w:tcBorders>
           </w:tcPr>
           <w:p>
-            <w:r>
+            <w:pPr>
+              <w:spacing w:before="0" w:after="0" w:line="220" w:lineRule="auto"/>
+            </w:pPr>
+            <w:r>
+              <w:rPr>
+                <w:sz w:val="18"/>
+                <w:szCs w:val="18"/>
+              </w:rPr>
               <w:t>Orazenie štítka: {{ tank_plate_stamp }}</w:t>
             </w:r>
           </w:p>
@@ -2580,7 +1660,14 @@
             </w:tcBorders>
           </w:tcPr>
           <w:p>
-            <w:r>
+            <w:pPr>
+              <w:spacing w:before="0" w:after="0" w:line="220" w:lineRule="auto"/>
+            </w:pPr>
+            <w:r>
+              <w:rPr>
+                <w:sz w:val="18"/>
+                <w:szCs w:val="18"/>
+              </w:rPr>
               <w:t>Budúca skúška: {{ next_inspection }}</w:t>
             </w:r>
           </w:p>
@@ -2594,7 +1681,14 @@
             </w:tcBorders>
           </w:tcPr>
           <w:p>
-            <w:r>
+            <w:pPr>
+              <w:spacing w:before="0" w:after="0" w:line="220" w:lineRule="auto"/>
+            </w:pPr>
+            <w:r>
+              <w:rPr>
+                <w:sz w:val="18"/>
+                <w:szCs w:val="18"/>
+              </w:rPr>
               <w:t>Budúca skúška: {{ next_inspection }}</w:t>
             </w:r>
           </w:p>
@@ -2610,7 +1704,14 @@
             </w:tcBorders>
           </w:tcPr>
           <w:p>
-            <w:r>
+            <w:pPr>
+              <w:spacing w:before="0" w:after="0" w:line="220" w:lineRule="auto"/>
+            </w:pPr>
+            <w:r>
+              <w:rPr>
+                <w:sz w:val="18"/>
+                <w:szCs w:val="18"/>
+              </w:rPr>
               <w:t>Zvláštne ustanovenia: {{ special_provisions }}</w:t>
             </w:r>
           </w:p>
@@ -2624,7 +1725,14 @@
             </w:tcBorders>
           </w:tcPr>
           <w:p>
-            <w:r>
+            <w:pPr>
+              <w:spacing w:before="0" w:after="0" w:line="220" w:lineRule="auto"/>
+            </w:pPr>
+            <w:r>
+              <w:rPr>
+                <w:sz w:val="18"/>
+                <w:szCs w:val="18"/>
+              </w:rPr>
               <w:t>Zvláštne ustanovenia: {{ special_provisions }}</w:t>
             </w:r>
           </w:p>
@@ -2639,93 +1747,37 @@
               <w:right w:val="thinThickThinSmallGap" w:sz="24" w:space="0" w:color="D9D9D9" w:themeColor="background1" w:themeShade="D9"/>
             </w:tcBorders>
           </w:tcPr>
-          <w:p ns2:paraId="00FBB1BD" ns2:textId="30AD2EE8">
-            <w:pPr>
-              <w:spacing w:line="300" w:lineRule="auto"/>
-            </w:pPr>
-            <w:r>
-              <w:rPr>
-                <w:rFonts w:ascii="Calibri" w:eastAsia="Times New Roman" w:hAnsi="Calibri" w:cs="Calibri"/>
-                <w:b/>
-                <w:bCs/>
-                <w:color w:val="000000"/>
-                <w:sz w:val="18"/>
-                <w:szCs w:val="18"/>
-              </w:rPr>
-              <w:t xml:space="preserve">č. </w:t>
-            </w:r>
-            <w:proofErr w:type="spellStart"/>
-            <w:r>
-              <w:rPr>
-                <w:rFonts w:ascii="Calibri" w:eastAsia="Times New Roman" w:hAnsi="Calibri" w:cs="Calibri"/>
-                <w:b/>
-                <w:bCs/>
-                <w:color w:val="000000"/>
-                <w:sz w:val="18"/>
-                <w:szCs w:val="18"/>
-              </w:rPr>
-              <w:t>mer</w:t>
-            </w:r>
-            <w:proofErr w:type="spellEnd"/>
-            <w:r>
-              <w:rPr>
-                <w:rFonts w:ascii="Calibri" w:eastAsia="Times New Roman" w:hAnsi="Calibri" w:cs="Calibri"/>
-                <w:b/>
-                <w:bCs/>
-                <w:color w:val="000000"/>
-                <w:sz w:val="18"/>
-                <w:szCs w:val="18"/>
-              </w:rPr>
-              <w:t>. + kal. do :</w:t>
-            </w:r>
-          </w:p>
-        </w:tc>
-        <w:tc>
-          <w:tcPr>
-            <w:tcW w:w="5425" w:type="dxa"/>
-            <w:gridSpan w:val="2"/>
-            <w:tcBorders>
-              <w:left w:val="thinThickThinSmallGap" w:sz="24" w:space="0" w:color="D9D9D9" w:themeColor="background1" w:themeShade="D9"/>
-            </w:tcBorders>
-          </w:tcPr>
-          <w:p ns2:paraId="52DE4C8B" ns2:textId="30E7C22E">
-            <w:pPr>
-              <w:spacing w:line="300" w:lineRule="auto"/>
-            </w:pPr>
-            <w:r>
-              <w:rPr>
-                <w:rFonts w:ascii="Calibri" w:eastAsia="Times New Roman" w:hAnsi="Calibri" w:cs="Calibri"/>
-                <w:b/>
-                <w:bCs/>
-                <w:color w:val="000000"/>
-                <w:sz w:val="18"/>
-                <w:szCs w:val="18"/>
-              </w:rPr>
-              <w:t xml:space="preserve">č. </w:t>
-            </w:r>
-            <w:proofErr w:type="spellStart"/>
-            <w:r>
-              <w:rPr>
-                <w:rFonts w:ascii="Calibri" w:eastAsia="Times New Roman" w:hAnsi="Calibri" w:cs="Calibri"/>
-                <w:b/>
-                <w:bCs/>
-                <w:color w:val="000000"/>
-                <w:sz w:val="18"/>
-                <w:szCs w:val="18"/>
-              </w:rPr>
-              <w:t>mer</w:t>
-            </w:r>
-            <w:proofErr w:type="spellEnd"/>
-            <w:r>
-              <w:rPr>
-                <w:rFonts w:ascii="Calibri" w:eastAsia="Times New Roman" w:hAnsi="Calibri" w:cs="Calibri"/>
-                <w:b/>
-                <w:bCs/>
-                <w:color w:val="000000"/>
-                <w:sz w:val="18"/>
-                <w:szCs w:val="18"/>
-              </w:rPr>
-              <w:t>. + kal. do :</w:t>
+          <w:p>
+            <w:pPr>
+              <w:spacing w:before="0" w:after="0" w:line="220" w:lineRule="auto"/>
+            </w:pPr>
+            <w:r>
+              <w:rPr>
+                <w:sz w:val="18"/>
+                <w:szCs w:val="18"/>
+              </w:rPr>
+              <w:t>č. mer. + kal. do: {{ measuring_device_number }} / {{ calibration_valid_until }}</w:t>
+            </w:r>
+          </w:p>
+        </w:tc>
+        <w:tc>
+          <w:tcPr>
+            <w:tcW w:w="5425" w:type="dxa"/>
+            <w:gridSpan w:val="2"/>
+            <w:tcBorders>
+              <w:left w:val="thinThickThinSmallGap" w:sz="24" w:space="0" w:color="D9D9D9" w:themeColor="background1" w:themeShade="D9"/>
+            </w:tcBorders>
+          </w:tcPr>
+          <w:p>
+            <w:pPr>
+              <w:spacing w:before="0" w:after="0" w:line="220" w:lineRule="auto"/>
+            </w:pPr>
+            <w:r>
+              <w:rPr>
+                <w:sz w:val="18"/>
+                <w:szCs w:val="18"/>
+              </w:rPr>
+              <w:t>č. mer. + kal. do: {{ measuring_device_number }} / {{ calibration_valid_until }}</w:t>
             </w:r>
           </w:p>
         </w:tc>
@@ -2740,28 +1792,16 @@
             </w:tcBorders>
             <w:vAlign w:val="center"/>
           </w:tcPr>
-          <w:p ns2:paraId="15C56C70" ns2:textId="1231A440">
-            <w:pPr>
-              <w:spacing w:line="300" w:lineRule="auto"/>
-              <w:rPr>
-                <w:rFonts w:ascii="Calibri" w:eastAsia="Times New Roman" w:hAnsi="Calibri" w:cs="Calibri"/>
-                <w:b/>
-                <w:bCs/>
-                <w:color w:val="000000"/>
-                <w:sz w:val="18"/>
-                <w:szCs w:val="18"/>
-              </w:rPr>
-            </w:pPr>
-            <w:r>
-              <w:rPr>
-                <w:rFonts w:ascii="Calibri" w:eastAsia="Times New Roman" w:hAnsi="Calibri" w:cs="Calibri"/>
-                <w:b/>
-                <w:bCs/>
-                <w:color w:val="000000"/>
-                <w:sz w:val="18"/>
-                <w:szCs w:val="18"/>
-              </w:rPr>
-              <w:t>Čas trvania skúšky:</w:t>
+          <w:p>
+            <w:pPr>
+              <w:spacing w:before="0" w:after="0" w:line="220" w:lineRule="auto"/>
+            </w:pPr>
+            <w:r>
+              <w:rPr>
+                <w:sz w:val="18"/>
+                <w:szCs w:val="18"/>
+              </w:rPr>
+              <w:t>Čas trvania skúšky: {{ test_duration }}</w:t>
             </w:r>
           </w:p>
         </w:tc>
@@ -2774,28 +1814,16 @@
             </w:tcBorders>
             <w:vAlign w:val="center"/>
           </w:tcPr>
-          <w:p ns2:paraId="51DDC114" ns2:textId="4072CE8A">
-            <w:pPr>
-              <w:spacing w:line="300" w:lineRule="auto"/>
-              <w:rPr>
-                <w:rFonts w:ascii="Calibri" w:eastAsia="Times New Roman" w:hAnsi="Calibri" w:cs="Calibri"/>
-                <w:b/>
-                <w:bCs/>
-                <w:color w:val="000000"/>
-                <w:sz w:val="18"/>
-                <w:szCs w:val="18"/>
-              </w:rPr>
-            </w:pPr>
-            <w:r>
-              <w:rPr>
-                <w:rFonts w:ascii="Calibri" w:eastAsia="Times New Roman" w:hAnsi="Calibri" w:cs="Calibri"/>
-                <w:b/>
-                <w:bCs/>
-                <w:color w:val="000000"/>
-                <w:sz w:val="18"/>
-                <w:szCs w:val="18"/>
-              </w:rPr>
-              <w:t xml:space="preserve">Čas trvania skúšky: </w:t>
+          <w:p>
+            <w:pPr>
+              <w:spacing w:before="0" w:after="0" w:line="220" w:lineRule="auto"/>
+            </w:pPr>
+            <w:r>
+              <w:rPr>
+                <w:sz w:val="18"/>
+                <w:szCs w:val="18"/>
+              </w:rPr>
+              <w:t>Čas trvania skúšky: {{ test_duration }}</w:t>
             </w:r>
           </w:p>
         </w:tc>
@@ -2813,46 +1841,88 @@
             </w:tcBorders>
           </w:tcPr>
           <w:p>
-            <w:r>
+            <w:pPr>
+              <w:spacing w:before="0" w:after="0" w:line="220" w:lineRule="auto"/>
+            </w:pPr>
+            <w:r>
+              <w:rPr>
+                <w:sz w:val="18"/>
+                <w:szCs w:val="18"/>
+              </w:rPr>
               <w:t>Poznámky:</w:t>
               <w:br/>
             </w:r>
           </w:p>
           <w:p>
-            <w:r>
+            <w:pPr>
+              <w:spacing w:before="0" w:after="0" w:line="220" w:lineRule="auto"/>
+            </w:pPr>
+            <w:r>
+              <w:rPr>
+                <w:sz w:val="18"/>
+                <w:szCs w:val="18"/>
+              </w:rPr>
               <w:t>{{ remarks }}</w:t>
               <w:br/>
             </w:r>
           </w:p>
           <w:p>
-            <w:r>
-              <w:t>Dôvod mimoriadnej kontroly:</w:t>
-            </w:r>
-          </w:p>
-        </w:tc>
-        <w:tc>
-          <w:tcPr>
-            <w:tcW w:w="5425" w:type="dxa"/>
-            <w:gridSpan w:val="2"/>
-            <w:tcBorders>
-              <w:left w:val="thinThickThinSmallGap" w:sz="24" w:space="0" w:color="D9D9D9" w:themeColor="background1" w:themeShade="D9"/>
-            </w:tcBorders>
-          </w:tcPr>
-          <w:p>
-            <w:r>
+            <w:pPr>
+              <w:spacing w:before="0" w:after="0" w:line="220" w:lineRule="auto"/>
+            </w:pPr>
+            <w:r>
+              <w:rPr>
+                <w:sz w:val="18"/>
+                <w:szCs w:val="18"/>
+              </w:rPr>
+              <w:t>Dôvod mimoriadnej kontroly: {{ extraordinary_inspection_reason }}</w:t>
+            </w:r>
+          </w:p>
+        </w:tc>
+        <w:tc>
+          <w:tcPr>
+            <w:tcW w:w="5425" w:type="dxa"/>
+            <w:gridSpan w:val="2"/>
+            <w:tcBorders>
+              <w:left w:val="thinThickThinSmallGap" w:sz="24" w:space="0" w:color="D9D9D9" w:themeColor="background1" w:themeShade="D9"/>
+            </w:tcBorders>
+          </w:tcPr>
+          <w:p>
+            <w:pPr>
+              <w:spacing w:before="0" w:after="0" w:line="220" w:lineRule="auto"/>
+            </w:pPr>
+            <w:r>
+              <w:rPr>
+                <w:sz w:val="18"/>
+                <w:szCs w:val="18"/>
+              </w:rPr>
               <w:t>Poznámky:</w:t>
               <w:br/>
             </w:r>
           </w:p>
           <w:p>
-            <w:r>
+            <w:pPr>
+              <w:spacing w:before="0" w:after="0" w:line="220" w:lineRule="auto"/>
+            </w:pPr>
+            <w:r>
+              <w:rPr>
+                <w:sz w:val="18"/>
+                <w:szCs w:val="18"/>
+              </w:rPr>
               <w:t>{{ remarks }}</w:t>
               <w:br/>
             </w:r>
           </w:p>
           <w:p>
-            <w:r>
-              <w:t>Dôvod mimoriadnej kontroly:</w:t>
+            <w:pPr>
+              <w:spacing w:before="0" w:after="0" w:line="220" w:lineRule="auto"/>
+            </w:pPr>
+            <w:r>
+              <w:rPr>
+                <w:sz w:val="18"/>
+                <w:szCs w:val="18"/>
+              </w:rPr>
+              <w:t>Dôvod mimoriadnej kontroly: {{ extraordinary_inspection_reason }}</w:t>
             </w:r>
           </w:p>
         </w:tc>
@@ -2967,39 +2037,16 @@
             </w:tcBorders>
             <w:shd w:val="clear" w:color="auto" w:fill="FFFFFF" w:themeFill="background1"/>
           </w:tcPr>
-          <w:p ns2:paraId="0BE7F02F" ns2:textId="22C2D400">
-            <w:pPr>
-              <w:spacing w:line="300" w:lineRule="auto"/>
-              <w:rPr>
-                <w:rFonts w:ascii="Calibri" w:eastAsia="Times New Roman" w:hAnsi="Calibri" w:cs="Calibri"/>
-                <w:b/>
-                <w:bCs/>
-                <w:color w:val="000000"/>
-                <w:sz w:val="18"/>
-                <w:szCs w:val="18"/>
-              </w:rPr>
-            </w:pPr>
-            <w:r>
-              <w:rPr>
-                <w:rFonts w:ascii="Calibri" w:eastAsia="Times New Roman" w:hAnsi="Calibri" w:cs="Calibri"/>
-                <w:b/>
-                <w:bCs/>
-                <w:color w:val="000000"/>
-                <w:sz w:val="18"/>
-                <w:szCs w:val="18"/>
-              </w:rPr>
-              <w:t>V</w:t>
-            </w:r>
-            <w:r>
-              <w:rPr>
-                <w:rFonts w:ascii="Calibri" w:eastAsia="Times New Roman" w:hAnsi="Calibri" w:cs="Calibri"/>
-                <w:b/>
-                <w:bCs/>
-                <w:color w:val="000000"/>
-                <w:sz w:val="18"/>
-                <w:szCs w:val="18"/>
-              </w:rPr>
-              <w:t>lastníka zariadenia:</w:t>
+          <w:p>
+            <w:pPr>
+              <w:spacing w:before="0" w:after="0" w:line="220" w:lineRule="auto"/>
+            </w:pPr>
+            <w:r>
+              <w:rPr>
+                <w:sz w:val="18"/>
+                <w:szCs w:val="18"/>
+              </w:rPr>
+              <w:t>Vlastníka zariadenia: {{ supplier_device_owner }}</w:t>
             </w:r>
           </w:p>
         </w:tc>
@@ -3011,39 +2058,16 @@
             </w:tcBorders>
             <w:shd w:val="clear" w:color="auto" w:fill="FFFFFF" w:themeFill="background1"/>
           </w:tcPr>
-          <w:p ns2:paraId="5BF5FFEF" ns2:textId="48B9B149">
-            <w:pPr>
-              <w:spacing w:line="300" w:lineRule="auto"/>
-              <w:rPr>
-                <w:rFonts w:ascii="Calibri" w:eastAsia="Times New Roman" w:hAnsi="Calibri" w:cs="Calibri"/>
-                <w:b/>
-                <w:bCs/>
-                <w:color w:val="000000"/>
-                <w:sz w:val="18"/>
-                <w:szCs w:val="18"/>
-              </w:rPr>
-            </w:pPr>
-            <w:r>
-              <w:rPr>
-                <w:rFonts w:ascii="Calibri" w:eastAsia="Times New Roman" w:hAnsi="Calibri" w:cs="Calibri"/>
-                <w:b/>
-                <w:bCs/>
-                <w:color w:val="000000"/>
-                <w:sz w:val="18"/>
-                <w:szCs w:val="18"/>
-              </w:rPr>
-              <w:t>V</w:t>
-            </w:r>
-            <w:r>
-              <w:rPr>
-                <w:rFonts w:ascii="Calibri" w:eastAsia="Times New Roman" w:hAnsi="Calibri" w:cs="Calibri"/>
-                <w:b/>
-                <w:bCs/>
-                <w:color w:val="000000"/>
-                <w:sz w:val="18"/>
-                <w:szCs w:val="18"/>
-              </w:rPr>
-              <w:t>lastníka zariadenia:</w:t>
+          <w:p>
+            <w:pPr>
+              <w:spacing w:before="0" w:after="0" w:line="220" w:lineRule="auto"/>
+            </w:pPr>
+            <w:r>
+              <w:rPr>
+                <w:sz w:val="18"/>
+                <w:szCs w:val="18"/>
+              </w:rPr>
+              <w:t>Vlastníka zariadenia: {{ supplier_device_owner }}</w:t>
             </w:r>
           </w:p>
         </w:tc>
@@ -3057,28 +2081,16 @@
             </w:tcBorders>
             <w:shd w:val="clear" w:color="auto" w:fill="FFFFFF" w:themeFill="background1"/>
           </w:tcPr>
-          <w:p ns2:paraId="4D8E97EB" ns2:textId="05FA4754">
-            <w:pPr>
-              <w:spacing w:line="300" w:lineRule="auto"/>
-              <w:rPr>
-                <w:rFonts w:ascii="Calibri" w:eastAsia="Times New Roman" w:hAnsi="Calibri" w:cs="Calibri"/>
-                <w:b/>
-                <w:bCs/>
-                <w:color w:val="000000"/>
-                <w:sz w:val="18"/>
-                <w:szCs w:val="18"/>
-              </w:rPr>
-            </w:pPr>
-            <w:r>
-              <w:rPr>
-                <w:rFonts w:ascii="Calibri" w:eastAsia="Times New Roman" w:hAnsi="Calibri" w:cs="Calibri"/>
-                <w:b/>
-                <w:bCs/>
-                <w:color w:val="000000"/>
-                <w:sz w:val="18"/>
-                <w:szCs w:val="18"/>
-              </w:rPr>
-              <w:t>Druh zariadenia:</w:t>
+          <w:p>
+            <w:pPr>
+              <w:spacing w:before="0" w:after="0" w:line="220" w:lineRule="auto"/>
+            </w:pPr>
+            <w:r>
+              <w:rPr>
+                <w:sz w:val="18"/>
+                <w:szCs w:val="18"/>
+              </w:rPr>
+              <w:t>Druh zariadenia: {{ supplier_device_type }}</w:t>
             </w:r>
           </w:p>
         </w:tc>
@@ -3090,28 +2102,16 @@
             </w:tcBorders>
             <w:shd w:val="clear" w:color="auto" w:fill="FFFFFF" w:themeFill="background1"/>
           </w:tcPr>
-          <w:p ns2:paraId="7266FB6B" ns2:textId="6D8F06FA">
-            <w:pPr>
-              <w:spacing w:line="300" w:lineRule="auto"/>
-              <w:rPr>
-                <w:rFonts w:ascii="Calibri" w:eastAsia="Times New Roman" w:hAnsi="Calibri" w:cs="Calibri"/>
-                <w:b/>
-                <w:bCs/>
-                <w:color w:val="000000"/>
-                <w:sz w:val="18"/>
-                <w:szCs w:val="18"/>
-              </w:rPr>
-            </w:pPr>
-            <w:r>
-              <w:rPr>
-                <w:rFonts w:ascii="Calibri" w:eastAsia="Times New Roman" w:hAnsi="Calibri" w:cs="Calibri"/>
-                <w:b/>
-                <w:bCs/>
-                <w:color w:val="000000"/>
-                <w:sz w:val="18"/>
-                <w:szCs w:val="18"/>
-              </w:rPr>
-              <w:t>Druh zariadenia:</w:t>
+          <w:p>
+            <w:pPr>
+              <w:spacing w:before="0" w:after="0" w:line="220" w:lineRule="auto"/>
+            </w:pPr>
+            <w:r>
+              <w:rPr>
+                <w:sz w:val="18"/>
+                <w:szCs w:val="18"/>
+              </w:rPr>
+              <w:t>Druh zariadenia: {{ supplier_device_type }}</w:t>
             </w:r>
           </w:p>
         </w:tc>
@@ -3124,52 +2124,36 @@
               <w:right w:val="thinThickThinSmallGap" w:sz="24" w:space="0" w:color="D9D9D9" w:themeColor="background1" w:themeShade="D9"/>
             </w:tcBorders>
           </w:tcPr>
-          <w:p ns2:paraId="243AC0C2" ns2:textId="31B20CBD">
-            <w:pPr>
-              <w:spacing w:line="300" w:lineRule="auto"/>
-              <w:rPr>
-                <w:b/>
-                <w:bCs/>
-                <w:sz w:val="18"/>
-                <w:szCs w:val="18"/>
-              </w:rPr>
-            </w:pPr>
-            <w:r>
-              <w:rPr>
-                <w:b/>
-                <w:bCs/>
-                <w:sz w:val="18"/>
-                <w:szCs w:val="18"/>
-              </w:rPr>
-              <w:t>Výrobné číslo zariadenia:</w:t>
-            </w:r>
-          </w:p>
-        </w:tc>
-        <w:tc>
-          <w:tcPr>
-            <w:tcW w:w="5425" w:type="dxa"/>
-            <w:tcBorders>
-              <w:left w:val="thinThickThinSmallGap" w:sz="24" w:space="0" w:color="D9D9D9" w:themeColor="background1" w:themeShade="D9"/>
-            </w:tcBorders>
-          </w:tcPr>
-          <w:p ns2:paraId="7D0192FD" ns2:textId="3BFD2D0B">
-            <w:pPr>
-              <w:spacing w:line="300" w:lineRule="auto"/>
-              <w:rPr>
-                <w:b/>
-                <w:bCs/>
-                <w:sz w:val="18"/>
-                <w:szCs w:val="18"/>
-              </w:rPr>
-            </w:pPr>
-            <w:r>
-              <w:rPr>
-                <w:b/>
-                <w:bCs/>
-                <w:sz w:val="18"/>
-                <w:szCs w:val="18"/>
-              </w:rPr>
-              <w:t>Výrobné číslo zariadenia:</w:t>
+          <w:p>
+            <w:pPr>
+              <w:spacing w:before="0" w:after="0" w:line="220" w:lineRule="auto"/>
+            </w:pPr>
+            <w:r>
+              <w:rPr>
+                <w:sz w:val="18"/>
+                <w:szCs w:val="18"/>
+              </w:rPr>
+              <w:t>Výrobné číslo zariadenia: {{ supplier_device_serial_number }}</w:t>
+            </w:r>
+          </w:p>
+        </w:tc>
+        <w:tc>
+          <w:tcPr>
+            <w:tcW w:w="5425" w:type="dxa"/>
+            <w:tcBorders>
+              <w:left w:val="thinThickThinSmallGap" w:sz="24" w:space="0" w:color="D9D9D9" w:themeColor="background1" w:themeShade="D9"/>
+            </w:tcBorders>
+          </w:tcPr>
+          <w:p>
+            <w:pPr>
+              <w:spacing w:before="0" w:after="0" w:line="220" w:lineRule="auto"/>
+            </w:pPr>
+            <w:r>
+              <w:rPr>
+                <w:sz w:val="18"/>
+                <w:szCs w:val="18"/>
+              </w:rPr>
+              <w:t>Výrobné číslo zariadenia: {{ supplier_device_serial_number }}</w:t>
             </w:r>
           </w:p>
         </w:tc>
@@ -3182,56 +2166,36 @@
               <w:right w:val="thinThickThinSmallGap" w:sz="24" w:space="0" w:color="D9D9D9" w:themeColor="background1" w:themeShade="D9"/>
             </w:tcBorders>
           </w:tcPr>
-          <w:p ns2:paraId="44D3D66D" ns2:textId="0B0FA202">
-            <w:pPr>
-              <w:spacing w:line="300" w:lineRule="auto"/>
-              <w:rPr>
-                <w:b/>
-                <w:bCs/>
-                <w:sz w:val="18"/>
-                <w:szCs w:val="18"/>
-              </w:rPr>
-            </w:pPr>
-            <w:r>
-              <w:rPr>
-                <w:rFonts w:ascii="Calibri" w:eastAsia="Times New Roman" w:hAnsi="Calibri" w:cs="Calibri"/>
-                <w:b/>
-                <w:bCs/>
-                <w:color w:val="000000"/>
-                <w:sz w:val="18"/>
-                <w:szCs w:val="18"/>
-              </w:rPr>
-              <w:t>Platnosť kalibrácie:</w:t>
-            </w:r>
-          </w:p>
-        </w:tc>
-        <w:tc>
-          <w:tcPr>
-            <w:tcW w:w="5425" w:type="dxa"/>
-            <w:tcBorders>
-              <w:left w:val="thinThickThinSmallGap" w:sz="24" w:space="0" w:color="D9D9D9" w:themeColor="background1" w:themeShade="D9"/>
-            </w:tcBorders>
-          </w:tcPr>
-          <w:p ns2:paraId="0DD5FCA7" ns2:textId="2A3E7E98">
-            <w:pPr>
-              <w:spacing w:line="300" w:lineRule="auto"/>
-              <w:rPr>
-                <w:b/>
-                <w:bCs/>
-                <w:sz w:val="18"/>
-                <w:szCs w:val="18"/>
-              </w:rPr>
-            </w:pPr>
-            <w:r>
-              <w:rPr>
-                <w:rFonts w:ascii="Calibri" w:eastAsia="Times New Roman" w:hAnsi="Calibri" w:cs="Calibri"/>
-                <w:b/>
-                <w:bCs/>
-                <w:color w:val="000000"/>
-                <w:sz w:val="18"/>
-                <w:szCs w:val="18"/>
-              </w:rPr>
-              <w:t>Platnosť kalibrácie:</w:t>
+          <w:p>
+            <w:pPr>
+              <w:spacing w:before="0" w:after="0" w:line="220" w:lineRule="auto"/>
+            </w:pPr>
+            <w:r>
+              <w:rPr>
+                <w:sz w:val="18"/>
+                <w:szCs w:val="18"/>
+              </w:rPr>
+              <w:t>Platnosť kalibrácie: {{ supplier_calibration_validity }}</w:t>
+            </w:r>
+          </w:p>
+        </w:tc>
+        <w:tc>
+          <w:tcPr>
+            <w:tcW w:w="5425" w:type="dxa"/>
+            <w:tcBorders>
+              <w:left w:val="thinThickThinSmallGap" w:sz="24" w:space="0" w:color="D9D9D9" w:themeColor="background1" w:themeShade="D9"/>
+            </w:tcBorders>
+          </w:tcPr>
+          <w:p>
+            <w:pPr>
+              <w:spacing w:before="0" w:after="0" w:line="220" w:lineRule="auto"/>
+            </w:pPr>
+            <w:r>
+              <w:rPr>
+                <w:sz w:val="18"/>
+                <w:szCs w:val="18"/>
+              </w:rPr>
+              <w:t>Platnosť kalibrácie: {{ supplier_calibration_validity }}</w:t>
             </w:r>
           </w:p>
         </w:tc>
@@ -3244,52 +2208,36 @@
               <w:right w:val="thinThickThinSmallGap" w:sz="24" w:space="0" w:color="D9D9D9" w:themeColor="background1" w:themeShade="D9"/>
             </w:tcBorders>
           </w:tcPr>
-          <w:p ns2:paraId="6B7DA19D" ns2:textId="63065454">
-            <w:pPr>
-              <w:spacing w:line="300" w:lineRule="auto"/>
-              <w:rPr>
-                <w:b/>
-                <w:bCs/>
-                <w:sz w:val="18"/>
-                <w:szCs w:val="18"/>
-              </w:rPr>
-            </w:pPr>
-            <w:r>
-              <w:rPr>
-                <w:b/>
-                <w:bCs/>
-                <w:sz w:val="18"/>
-                <w:szCs w:val="18"/>
-              </w:rPr>
-              <w:t>Názov spoločnosti, ktorá vykonala kalibráciu:</w:t>
-            </w:r>
-          </w:p>
-        </w:tc>
-        <w:tc>
-          <w:tcPr>
-            <w:tcW w:w="5425" w:type="dxa"/>
-            <w:tcBorders>
-              <w:left w:val="thinThickThinSmallGap" w:sz="24" w:space="0" w:color="D9D9D9" w:themeColor="background1" w:themeShade="D9"/>
-            </w:tcBorders>
-          </w:tcPr>
-          <w:p ns2:paraId="4DADF7F3" ns2:textId="0C74305F">
-            <w:pPr>
-              <w:spacing w:line="300" w:lineRule="auto"/>
-              <w:rPr>
-                <w:b/>
-                <w:bCs/>
-                <w:sz w:val="18"/>
-                <w:szCs w:val="18"/>
-              </w:rPr>
-            </w:pPr>
-            <w:r>
-              <w:rPr>
-                <w:b/>
-                <w:bCs/>
-                <w:sz w:val="18"/>
-                <w:szCs w:val="18"/>
-              </w:rPr>
-              <w:t>Názov spoločnosti, ktorá vykonala kalibráciu:</w:t>
+          <w:p>
+            <w:pPr>
+              <w:spacing w:before="0" w:after="0" w:line="220" w:lineRule="auto"/>
+            </w:pPr>
+            <w:r>
+              <w:rPr>
+                <w:sz w:val="18"/>
+                <w:szCs w:val="18"/>
+              </w:rPr>
+              <w:t>Názov spoločnosti, ktorá vykonala kalibráciu: {{ supplier_calibration_company }}</w:t>
+            </w:r>
+          </w:p>
+        </w:tc>
+        <w:tc>
+          <w:tcPr>
+            <w:tcW w:w="5425" w:type="dxa"/>
+            <w:tcBorders>
+              <w:left w:val="thinThickThinSmallGap" w:sz="24" w:space="0" w:color="D9D9D9" w:themeColor="background1" w:themeShade="D9"/>
+            </w:tcBorders>
+          </w:tcPr>
+          <w:p>
+            <w:pPr>
+              <w:spacing w:before="0" w:after="0" w:line="220" w:lineRule="auto"/>
+            </w:pPr>
+            <w:r>
+              <w:rPr>
+                <w:sz w:val="18"/>
+                <w:szCs w:val="18"/>
+              </w:rPr>
+              <w:t>Názov spoločnosti, ktorá vykonala kalibráciu: {{ supplier_calibration_company }}</w:t>
             </w:r>
           </w:p>
         </w:tc>
@@ -3303,28 +2251,16 @@
             </w:tcBorders>
             <w:vAlign w:val="center"/>
           </w:tcPr>
-          <w:p ns2:paraId="0200F393" ns2:textId="7C42655C">
-            <w:pPr>
-              <w:spacing w:line="300" w:lineRule="auto"/>
-              <w:rPr>
-                <w:rFonts w:ascii="Calibri" w:eastAsia="Times New Roman" w:hAnsi="Calibri" w:cs="Calibri"/>
-                <w:b/>
-                <w:bCs/>
-                <w:color w:val="000000"/>
-                <w:sz w:val="18"/>
-                <w:szCs w:val="18"/>
-              </w:rPr>
-            </w:pPr>
-            <w:r>
-              <w:rPr>
-                <w:rFonts w:ascii="Calibri" w:eastAsia="Times New Roman" w:hAnsi="Calibri" w:cs="Calibri"/>
-                <w:b/>
-                <w:bCs/>
-                <w:color w:val="000000"/>
-                <w:sz w:val="18"/>
-                <w:szCs w:val="18"/>
-              </w:rPr>
-              <w:t>Registračné číslo SNAS:</w:t>
+          <w:p>
+            <w:pPr>
+              <w:spacing w:before="0" w:after="0" w:line="220" w:lineRule="auto"/>
+            </w:pPr>
+            <w:r>
+              <w:rPr>
+                <w:sz w:val="18"/>
+                <w:szCs w:val="18"/>
+              </w:rPr>
+              <w:t>Registračné číslo SNAS: {{ supplier_snas_registration_number }}</w:t>
             </w:r>
           </w:p>
         </w:tc>
@@ -3336,28 +2272,16 @@
             </w:tcBorders>
             <w:vAlign w:val="center"/>
           </w:tcPr>
-          <w:p ns2:paraId="798D016D" ns2:textId="545864F9">
-            <w:pPr>
-              <w:spacing w:line="300" w:lineRule="auto"/>
-              <w:rPr>
-                <w:rFonts w:ascii="Calibri" w:eastAsia="Times New Roman" w:hAnsi="Calibri" w:cs="Calibri"/>
-                <w:b/>
-                <w:bCs/>
-                <w:color w:val="000000"/>
-                <w:sz w:val="18"/>
-                <w:szCs w:val="18"/>
-              </w:rPr>
-            </w:pPr>
-            <w:r>
-              <w:rPr>
-                <w:rFonts w:ascii="Calibri" w:eastAsia="Times New Roman" w:hAnsi="Calibri" w:cs="Calibri"/>
-                <w:b/>
-                <w:bCs/>
-                <w:color w:val="000000"/>
-                <w:sz w:val="18"/>
-                <w:szCs w:val="18"/>
-              </w:rPr>
-              <w:t>Registračné číslo SNAS:</w:t>
+          <w:p>
+            <w:pPr>
+              <w:spacing w:before="0" w:after="0" w:line="220" w:lineRule="auto"/>
+            </w:pPr>
+            <w:r>
+              <w:rPr>
+                <w:sz w:val="18"/>
+                <w:szCs w:val="18"/>
+              </w:rPr>
+              <w:t>Registračné číslo SNAS: {{ supplier_snas_registration_number }}</w:t>
             </w:r>
           </w:p>
         </w:tc>
@@ -3373,28 +2297,64 @@
               <w:right w:val="thinThickThinSmallGap" w:sz="24" w:space="0" w:color="D9D9D9" w:themeColor="background1" w:themeShade="D9"/>
             </w:tcBorders>
           </w:tcPr>
-          <w:p ns2:paraId="1626BF45" ns2:textId="70F83A96">
-            <w:r>
+          <w:p>
+            <w:pPr>
+              <w:spacing w:before="0" w:after="0" w:line="220" w:lineRule="auto"/>
+            </w:pPr>
+            <w:r>
+              <w:rPr>
+                <w:sz w:val="18"/>
+                <w:szCs w:val="18"/>
+              </w:rPr>
               <w:t>Iné zistenia:</w:t>
-            </w:r>
-          </w:p>
-          <w:p ns2:paraId="678483F2" ns2:textId="77777777"/>
-          <w:p ns2:paraId="425197DD" ns2:textId="73C2E9BA"/>
-        </w:tc>
-        <w:tc>
-          <w:tcPr>
-            <w:tcW w:w="5425" w:type="dxa"/>
-            <w:tcBorders>
-              <w:left w:val="thinThickThinSmallGap" w:sz="24" w:space="0" w:color="D9D9D9" w:themeColor="background1" w:themeShade="D9"/>
-            </w:tcBorders>
-          </w:tcPr>
-          <w:p ns2:paraId="5E2699DE" ns2:textId="77777777">
-            <w:r>
+              <w:br/>
+            </w:r>
+          </w:p>
+          <w:p>
+            <w:pPr>
+              <w:spacing w:before="0" w:after="0" w:line="220" w:lineRule="auto"/>
+            </w:pPr>
+            <w:r>
+              <w:rPr>
+                <w:sz w:val="18"/>
+                <w:szCs w:val="18"/>
+              </w:rPr>
+              <w:t>{{ supplier_other_findings }}</w:t>
+            </w:r>
+          </w:p>
+        </w:tc>
+        <w:tc>
+          <w:tcPr>
+            <w:tcW w:w="5425" w:type="dxa"/>
+            <w:tcBorders>
+              <w:left w:val="thinThickThinSmallGap" w:sz="24" w:space="0" w:color="D9D9D9" w:themeColor="background1" w:themeShade="D9"/>
+            </w:tcBorders>
+          </w:tcPr>
+          <w:p>
+            <w:pPr>
+              <w:spacing w:before="0" w:after="0" w:line="220" w:lineRule="auto"/>
+            </w:pPr>
+            <w:r>
+              <w:rPr>
+                <w:sz w:val="18"/>
+                <w:szCs w:val="18"/>
+              </w:rPr>
               <w:t>Iné zistenia:</w:t>
-            </w:r>
-          </w:p>
-          <w:p ns2:paraId="09E9CBB1" ns2:textId="77777777"/>
-          <w:p ns2:paraId="42E8F1F4" ns2:textId="5F574D54"/>
+              <w:br/>
+            </w:r>
+          </w:p>
+          <w:p>
+            <w:pPr>
+              <w:spacing w:before="0" w:after="0" w:line="220" w:lineRule="auto"/>
+            </w:pPr>
+            <w:r>
+              <w:rPr>
+                <w:sz w:val="18"/>
+                <w:szCs w:val="18"/>
+              </w:rPr>
+              <w:t>{{ supplier_other_findings }}</w:t>
+            </w:r>
+          </w:p>
         </w:tc>
       </w:tr>
       <w:tr ns2:paraId="56E9BC6E" ns2:textId="77777777">
@@ -3503,66 +2463,36 @@
               <w:right w:val="thinThickThinSmallGap" w:sz="24" w:space="0" w:color="D9D9D9" w:themeColor="background1" w:themeShade="D9"/>
             </w:tcBorders>
           </w:tcPr>
-          <w:p ns2:paraId="12B58923" ns2:textId="6D13A4E2">
-            <w:pPr>
-              <w:spacing w:line="300" w:lineRule="auto"/>
-            </w:pPr>
-            <w:r>
-              <w:rPr>
-                <w:rFonts w:ascii="Calibri" w:eastAsia="Times New Roman" w:hAnsi="Calibri" w:cs="Calibri"/>
-                <w:b/>
-                <w:bCs/>
-                <w:color w:val="000000"/>
-                <w:sz w:val="18"/>
-                <w:szCs w:val="18"/>
-              </w:rPr>
-              <w:t>V</w:t>
-            </w:r>
-            <w:r>
-              <w:rPr>
-                <w:rFonts w:ascii="Calibri" w:eastAsia="Times New Roman" w:hAnsi="Calibri" w:cs="Calibri"/>
-                <w:b/>
-                <w:bCs/>
-                <w:color w:val="000000"/>
-                <w:sz w:val="18"/>
-                <w:szCs w:val="18"/>
-              </w:rPr>
-              <w:t>lastníka zariadenia:</w:t>
-            </w:r>
-          </w:p>
-        </w:tc>
-        <w:tc>
-          <w:tcPr>
-            <w:tcW w:w="5425" w:type="dxa"/>
-            <w:tcBorders>
-              <w:left w:val="thinThickThinSmallGap" w:sz="24" w:space="0" w:color="D9D9D9" w:themeColor="background1" w:themeShade="D9"/>
-            </w:tcBorders>
-          </w:tcPr>
-          <w:p ns2:paraId="595AC4E7" ns2:textId="25085F93">
-            <w:pPr>
-              <w:spacing w:line="300" w:lineRule="auto"/>
-            </w:pPr>
-            <w:r>
-              <w:rPr>
-                <w:rFonts w:ascii="Calibri" w:eastAsia="Times New Roman" w:hAnsi="Calibri" w:cs="Calibri"/>
-                <w:b/>
-                <w:bCs/>
-                <w:color w:val="000000"/>
-                <w:sz w:val="18"/>
-                <w:szCs w:val="18"/>
-              </w:rPr>
-              <w:t>V</w:t>
-            </w:r>
-            <w:r>
-              <w:rPr>
-                <w:rFonts w:ascii="Calibri" w:eastAsia="Times New Roman" w:hAnsi="Calibri" w:cs="Calibri"/>
-                <w:b/>
-                <w:bCs/>
-                <w:color w:val="000000"/>
-                <w:sz w:val="18"/>
-                <w:szCs w:val="18"/>
-              </w:rPr>
-              <w:t>lastníka zariadenia:</w:t>
+          <w:p>
+            <w:pPr>
+              <w:spacing w:before="0" w:after="0" w:line="220" w:lineRule="auto"/>
+            </w:pPr>
+            <w:r>
+              <w:rPr>
+                <w:sz w:val="18"/>
+                <w:szCs w:val="18"/>
+              </w:rPr>
+              <w:t>Vlastníka zariadenia: {{ supplier_device_owner }}</w:t>
+            </w:r>
+          </w:p>
+        </w:tc>
+        <w:tc>
+          <w:tcPr>
+            <w:tcW w:w="5425" w:type="dxa"/>
+            <w:tcBorders>
+              <w:left w:val="thinThickThinSmallGap" w:sz="24" w:space="0" w:color="D9D9D9" w:themeColor="background1" w:themeShade="D9"/>
+            </w:tcBorders>
+          </w:tcPr>
+          <w:p>
+            <w:pPr>
+              <w:spacing w:before="0" w:after="0" w:line="220" w:lineRule="auto"/>
+            </w:pPr>
+            <w:r>
+              <w:rPr>
+                <w:sz w:val="18"/>
+                <w:szCs w:val="18"/>
+              </w:rPr>
+              <w:t>Vlastníka zariadenia: {{ supplier_device_owner }}</w:t>
             </w:r>
           </w:p>
         </w:tc>
@@ -3575,60 +2505,36 @@
               <w:right w:val="thinThickThinSmallGap" w:sz="24" w:space="0" w:color="D9D9D9" w:themeColor="background1" w:themeShade="D9"/>
             </w:tcBorders>
           </w:tcPr>
-          <w:p ns2:paraId="6066BFB2" ns2:textId="0FBE34D4">
-            <w:pPr>
-              <w:spacing w:line="300" w:lineRule="auto"/>
-              <w:rPr>
-                <w:rFonts w:ascii="Calibri" w:eastAsia="Times New Roman" w:hAnsi="Calibri" w:cs="Calibri"/>
-                <w:b/>
-                <w:bCs/>
-                <w:color w:val="000000"/>
-                <w:sz w:val="18"/>
-                <w:szCs w:val="18"/>
-              </w:rPr>
-            </w:pPr>
-            <w:r>
-              <w:rPr>
-                <w:rFonts w:ascii="Calibri" w:eastAsia="Times New Roman" w:hAnsi="Calibri" w:cs="Calibri"/>
-                <w:b/>
-                <w:bCs/>
-                <w:color w:val="000000"/>
-                <w:sz w:val="18"/>
-                <w:szCs w:val="18"/>
-              </w:rPr>
-              <w:t>Druh zariadenia:</w:t>
-            </w:r>
-          </w:p>
-        </w:tc>
-        <w:tc>
-          <w:tcPr>
-            <w:tcW w:w="5425" w:type="dxa"/>
-            <w:tcBorders>
-              <w:left w:val="thinThickThinSmallGap" w:sz="24" w:space="0" w:color="D9D9D9" w:themeColor="background1" w:themeShade="D9"/>
-            </w:tcBorders>
-          </w:tcPr>
-          <w:p ns2:paraId="60D4E947" ns2:textId="230B9E22">
-            <w:pPr>
-              <w:spacing w:line="300" w:lineRule="auto"/>
-              <w:rPr>
-                <w:rFonts w:ascii="Calibri" w:eastAsia="Times New Roman" w:hAnsi="Calibri" w:cs="Calibri"/>
-                <w:b/>
-                <w:bCs/>
-                <w:color w:val="000000"/>
-                <w:sz w:val="18"/>
-                <w:szCs w:val="18"/>
-              </w:rPr>
-            </w:pPr>
-            <w:r>
-              <w:rPr>
-                <w:rFonts w:ascii="Calibri" w:eastAsia="Times New Roman" w:hAnsi="Calibri" w:cs="Calibri"/>
-                <w:b/>
-                <w:bCs/>
-                <w:color w:val="000000"/>
-                <w:sz w:val="18"/>
-                <w:szCs w:val="18"/>
-              </w:rPr>
-              <w:t>Druh zariadenia:</w:t>
+          <w:p>
+            <w:pPr>
+              <w:spacing w:before="0" w:after="0" w:line="220" w:lineRule="auto"/>
+            </w:pPr>
+            <w:r>
+              <w:rPr>
+                <w:sz w:val="18"/>
+                <w:szCs w:val="18"/>
+              </w:rPr>
+              <w:t>Druh zariadenia: {{ supplier_device_type }}</w:t>
+            </w:r>
+          </w:p>
+        </w:tc>
+        <w:tc>
+          <w:tcPr>
+            <w:tcW w:w="5425" w:type="dxa"/>
+            <w:tcBorders>
+              <w:left w:val="thinThickThinSmallGap" w:sz="24" w:space="0" w:color="D9D9D9" w:themeColor="background1" w:themeShade="D9"/>
+            </w:tcBorders>
+          </w:tcPr>
+          <w:p>
+            <w:pPr>
+              <w:spacing w:before="0" w:after="0" w:line="220" w:lineRule="auto"/>
+            </w:pPr>
+            <w:r>
+              <w:rPr>
+                <w:sz w:val="18"/>
+                <w:szCs w:val="18"/>
+              </w:rPr>
+              <w:t>Druh zariadenia: {{ supplier_device_type }}</w:t>
             </w:r>
           </w:p>
         </w:tc>
@@ -3641,40 +2547,36 @@
               <w:right w:val="thinThickThinSmallGap" w:sz="24" w:space="0" w:color="D9D9D9" w:themeColor="background1" w:themeShade="D9"/>
             </w:tcBorders>
           </w:tcPr>
-          <w:p ns2:paraId="6E324156" ns2:textId="6FFA9302">
-            <w:pPr>
-              <w:spacing w:line="300" w:lineRule="auto"/>
-            </w:pPr>
-            <w:r>
-              <w:rPr>
-                <w:b/>
-                <w:bCs/>
-                <w:sz w:val="18"/>
-                <w:szCs w:val="18"/>
-              </w:rPr>
-              <w:t>Výrobné číslo zariadenia:</w:t>
-            </w:r>
-          </w:p>
-        </w:tc>
-        <w:tc>
-          <w:tcPr>
-            <w:tcW w:w="5425" w:type="dxa"/>
-            <w:tcBorders>
-              <w:left w:val="thinThickThinSmallGap" w:sz="24" w:space="0" w:color="D9D9D9" w:themeColor="background1" w:themeShade="D9"/>
-            </w:tcBorders>
-          </w:tcPr>
-          <w:p ns2:paraId="19016CAB" ns2:textId="41880DA0">
-            <w:pPr>
-              <w:spacing w:line="300" w:lineRule="auto"/>
-            </w:pPr>
-            <w:r>
-              <w:rPr>
-                <w:b/>
-                <w:bCs/>
-                <w:sz w:val="18"/>
-                <w:szCs w:val="18"/>
-              </w:rPr>
-              <w:t>Výrobné číslo zariadenia:</w:t>
+          <w:p>
+            <w:pPr>
+              <w:spacing w:before="0" w:after="0" w:line="220" w:lineRule="auto"/>
+            </w:pPr>
+            <w:r>
+              <w:rPr>
+                <w:sz w:val="18"/>
+                <w:szCs w:val="18"/>
+              </w:rPr>
+              <w:t>Výrobné číslo zariadenia: {{ supplier_device_serial_number }}</w:t>
+            </w:r>
+          </w:p>
+        </w:tc>
+        <w:tc>
+          <w:tcPr>
+            <w:tcW w:w="5425" w:type="dxa"/>
+            <w:tcBorders>
+              <w:left w:val="thinThickThinSmallGap" w:sz="24" w:space="0" w:color="D9D9D9" w:themeColor="background1" w:themeShade="D9"/>
+            </w:tcBorders>
+          </w:tcPr>
+          <w:p>
+            <w:pPr>
+              <w:spacing w:before="0" w:after="0" w:line="220" w:lineRule="auto"/>
+            </w:pPr>
+            <w:r>
+              <w:rPr>
+                <w:sz w:val="18"/>
+                <w:szCs w:val="18"/>
+              </w:rPr>
+              <w:t>Výrobné číslo zariadenia: {{ supplier_device_serial_number }}</w:t>
             </w:r>
           </w:p>
         </w:tc>
@@ -3687,44 +2589,36 @@
               <w:right w:val="thinThickThinSmallGap" w:sz="24" w:space="0" w:color="D9D9D9" w:themeColor="background1" w:themeShade="D9"/>
             </w:tcBorders>
           </w:tcPr>
-          <w:p ns2:paraId="6A4A3D1D" ns2:textId="7FD3A04E">
-            <w:pPr>
-              <w:spacing w:line="300" w:lineRule="auto"/>
-            </w:pPr>
-            <w:r>
-              <w:rPr>
-                <w:rFonts w:ascii="Calibri" w:eastAsia="Times New Roman" w:hAnsi="Calibri" w:cs="Calibri"/>
-                <w:b/>
-                <w:bCs/>
-                <w:color w:val="000000"/>
-                <w:sz w:val="18"/>
-                <w:szCs w:val="18"/>
-              </w:rPr>
-              <w:t>Platnosť kalibrácie:</w:t>
-            </w:r>
-          </w:p>
-        </w:tc>
-        <w:tc>
-          <w:tcPr>
-            <w:tcW w:w="5425" w:type="dxa"/>
-            <w:tcBorders>
-              <w:left w:val="thinThickThinSmallGap" w:sz="24" w:space="0" w:color="D9D9D9" w:themeColor="background1" w:themeShade="D9"/>
-            </w:tcBorders>
-          </w:tcPr>
-          <w:p ns2:paraId="3D178230" ns2:textId="0763D080">
-            <w:pPr>
-              <w:spacing w:line="300" w:lineRule="auto"/>
-            </w:pPr>
-            <w:r>
-              <w:rPr>
-                <w:rFonts w:ascii="Calibri" w:eastAsia="Times New Roman" w:hAnsi="Calibri" w:cs="Calibri"/>
-                <w:b/>
-                <w:bCs/>
-                <w:color w:val="000000"/>
-                <w:sz w:val="18"/>
-                <w:szCs w:val="18"/>
-              </w:rPr>
-              <w:t>Platnosť kalibrácie:</w:t>
+          <w:p>
+            <w:pPr>
+              <w:spacing w:before="0" w:after="0" w:line="220" w:lineRule="auto"/>
+            </w:pPr>
+            <w:r>
+              <w:rPr>
+                <w:sz w:val="18"/>
+                <w:szCs w:val="18"/>
+              </w:rPr>
+              <w:t>Platnosť kalibrácie: {{ supplier_calibration_validity }}</w:t>
+            </w:r>
+          </w:p>
+        </w:tc>
+        <w:tc>
+          <w:tcPr>
+            <w:tcW w:w="5425" w:type="dxa"/>
+            <w:tcBorders>
+              <w:left w:val="thinThickThinSmallGap" w:sz="24" w:space="0" w:color="D9D9D9" w:themeColor="background1" w:themeShade="D9"/>
+            </w:tcBorders>
+          </w:tcPr>
+          <w:p>
+            <w:pPr>
+              <w:spacing w:before="0" w:after="0" w:line="220" w:lineRule="auto"/>
+            </w:pPr>
+            <w:r>
+              <w:rPr>
+                <w:sz w:val="18"/>
+                <w:szCs w:val="18"/>
+              </w:rPr>
+              <w:t>Platnosť kalibrácie: {{ supplier_calibration_validity }}</w:t>
             </w:r>
           </w:p>
         </w:tc>
@@ -3737,56 +2631,36 @@
               <w:right w:val="thinThickThinSmallGap" w:sz="24" w:space="0" w:color="D9D9D9" w:themeColor="background1" w:themeShade="D9"/>
             </w:tcBorders>
           </w:tcPr>
-          <w:p ns2:paraId="3ABB6E9D" ns2:textId="16D597A4">
-            <w:pPr>
-              <w:spacing w:line="300" w:lineRule="auto"/>
-              <w:rPr>
-                <w:rFonts w:ascii="Calibri" w:eastAsia="Times New Roman" w:hAnsi="Calibri" w:cs="Calibri"/>
-                <w:b/>
-                <w:bCs/>
-                <w:color w:val="000000"/>
-                <w:sz w:val="18"/>
-                <w:szCs w:val="18"/>
-              </w:rPr>
-            </w:pPr>
-            <w:r>
-              <w:rPr>
-                <w:b/>
-                <w:bCs/>
-                <w:sz w:val="18"/>
-                <w:szCs w:val="18"/>
-              </w:rPr>
-              <w:t>Názov spoločnosti, ktorá vykonala kalibráciu:</w:t>
-            </w:r>
-          </w:p>
-        </w:tc>
-        <w:tc>
-          <w:tcPr>
-            <w:tcW w:w="5425" w:type="dxa"/>
-            <w:tcBorders>
-              <w:left w:val="thinThickThinSmallGap" w:sz="24" w:space="0" w:color="D9D9D9" w:themeColor="background1" w:themeShade="D9"/>
-            </w:tcBorders>
-          </w:tcPr>
-          <w:p ns2:paraId="438F4D82" ns2:textId="607725D8">
-            <w:pPr>
-              <w:spacing w:line="300" w:lineRule="auto"/>
-              <w:rPr>
-                <w:rFonts w:ascii="Calibri" w:eastAsia="Times New Roman" w:hAnsi="Calibri" w:cs="Calibri"/>
-                <w:b/>
-                <w:bCs/>
-                <w:color w:val="000000"/>
-                <w:sz w:val="18"/>
-                <w:szCs w:val="18"/>
-              </w:rPr>
-            </w:pPr>
-            <w:r>
-              <w:rPr>
-                <w:b/>
-                <w:bCs/>
-                <w:sz w:val="18"/>
-                <w:szCs w:val="18"/>
-              </w:rPr>
-              <w:t>Názov spoločnosti, ktorá vykonala kalibráciu:</w:t>
+          <w:p>
+            <w:pPr>
+              <w:spacing w:before="0" w:after="0" w:line="220" w:lineRule="auto"/>
+            </w:pPr>
+            <w:r>
+              <w:rPr>
+                <w:sz w:val="18"/>
+                <w:szCs w:val="18"/>
+              </w:rPr>
+              <w:t>Názov spoločnosti, ktorá vykonala kalibráciu: {{ supplier_calibration_company }}</w:t>
+            </w:r>
+          </w:p>
+        </w:tc>
+        <w:tc>
+          <w:tcPr>
+            <w:tcW w:w="5425" w:type="dxa"/>
+            <w:tcBorders>
+              <w:left w:val="thinThickThinSmallGap" w:sz="24" w:space="0" w:color="D9D9D9" w:themeColor="background1" w:themeShade="D9"/>
+            </w:tcBorders>
+          </w:tcPr>
+          <w:p>
+            <w:pPr>
+              <w:spacing w:before="0" w:after="0" w:line="220" w:lineRule="auto"/>
+            </w:pPr>
+            <w:r>
+              <w:rPr>
+                <w:sz w:val="18"/>
+                <w:szCs w:val="18"/>
+              </w:rPr>
+              <w:t>Názov spoločnosti, ktorá vykonala kalibráciu: {{ supplier_calibration_company }}</w:t>
             </w:r>
           </w:p>
         </w:tc>
@@ -3800,26 +2674,16 @@
             </w:tcBorders>
             <w:vAlign w:val="center"/>
           </w:tcPr>
-          <w:p ns2:paraId="5A985C69" ns2:textId="1B2739BC">
-            <w:pPr>
-              <w:spacing w:line="300" w:lineRule="auto"/>
-              <w:rPr>
-                <w:b/>
-                <w:bCs/>
-                <w:sz w:val="18"/>
-                <w:szCs w:val="18"/>
-              </w:rPr>
-            </w:pPr>
-            <w:r>
-              <w:rPr>
-                <w:rFonts w:ascii="Calibri" w:eastAsia="Times New Roman" w:hAnsi="Calibri" w:cs="Calibri"/>
-                <w:b/>
-                <w:bCs/>
-                <w:color w:val="000000"/>
-                <w:sz w:val="18"/>
-                <w:szCs w:val="18"/>
-              </w:rPr>
-              <w:t>Registračné číslo SNAS:</w:t>
+          <w:p>
+            <w:pPr>
+              <w:spacing w:before="0" w:after="0" w:line="220" w:lineRule="auto"/>
+            </w:pPr>
+            <w:r>
+              <w:rPr>
+                <w:sz w:val="18"/>
+                <w:szCs w:val="18"/>
+              </w:rPr>
+              <w:t>Registračné číslo SNAS: {{ supplier_snas_registration_number }}</w:t>
             </w:r>
           </w:p>
         </w:tc>
@@ -3831,28 +2695,16 @@
             </w:tcBorders>
             <w:vAlign w:val="center"/>
           </w:tcPr>
-          <w:p ns2:paraId="221E1DDC" ns2:textId="55F3A8EF">
-            <w:pPr>
-              <w:spacing w:line="300" w:lineRule="auto"/>
-              <w:rPr>
-                <w:rFonts w:ascii="Calibri" w:eastAsia="Times New Roman" w:hAnsi="Calibri" w:cs="Calibri"/>
-                <w:b/>
-                <w:bCs/>
-                <w:color w:val="000000"/>
-                <w:sz w:val="18"/>
-                <w:szCs w:val="18"/>
-              </w:rPr>
-            </w:pPr>
-            <w:r>
-              <w:rPr>
-                <w:rFonts w:ascii="Calibri" w:eastAsia="Times New Roman" w:hAnsi="Calibri" w:cs="Calibri"/>
-                <w:b/>
-                <w:bCs/>
-                <w:color w:val="000000"/>
-                <w:sz w:val="18"/>
-                <w:szCs w:val="18"/>
-              </w:rPr>
-              <w:t>Registračné číslo SNAS:</w:t>
+          <w:p>
+            <w:pPr>
+              <w:spacing w:before="0" w:after="0" w:line="220" w:lineRule="auto"/>
+            </w:pPr>
+            <w:r>
+              <w:rPr>
+                <w:sz w:val="18"/>
+                <w:szCs w:val="18"/>
+              </w:rPr>
+              <w:t>Registračné číslo SNAS: {{ supplier_snas_registration_number }}</w:t>
             </w:r>
           </w:p>
         </w:tc>
@@ -3868,28 +2720,64 @@
               <w:right w:val="thinThickThinSmallGap" w:sz="24" w:space="0" w:color="D9D9D9" w:themeColor="background1" w:themeShade="D9"/>
             </w:tcBorders>
           </w:tcPr>
-          <w:p ns2:paraId="590F5550" ns2:textId="77777777">
-            <w:r>
+          <w:p>
+            <w:pPr>
+              <w:spacing w:before="0" w:after="0" w:line="220" w:lineRule="auto"/>
+            </w:pPr>
+            <w:r>
+              <w:rPr>
+                <w:sz w:val="18"/>
+                <w:szCs w:val="18"/>
+              </w:rPr>
               <w:t>Iné zistenia:</w:t>
-            </w:r>
-          </w:p>
-          <w:p ns2:paraId="3C48D5F3" ns2:textId="77777777"/>
-          <w:p ns2:paraId="4B013292" ns2:textId="4ADE9BE4"/>
-        </w:tc>
-        <w:tc>
-          <w:tcPr>
-            <w:tcW w:w="5425" w:type="dxa"/>
-            <w:tcBorders>
-              <w:left w:val="thinThickThinSmallGap" w:sz="24" w:space="0" w:color="D9D9D9" w:themeColor="background1" w:themeShade="D9"/>
-            </w:tcBorders>
-          </w:tcPr>
-          <w:p ns2:paraId="6BB4BD72" ns2:textId="77777777">
-            <w:r>
+              <w:br/>
+            </w:r>
+          </w:p>
+          <w:p>
+            <w:pPr>
+              <w:spacing w:before="0" w:after="0" w:line="220" w:lineRule="auto"/>
+            </w:pPr>
+            <w:r>
+              <w:rPr>
+                <w:sz w:val="18"/>
+                <w:szCs w:val="18"/>
+              </w:rPr>
+              <w:t>{{ supplier_other_findings }}</w:t>
+            </w:r>
+          </w:p>
+        </w:tc>
+        <w:tc>
+          <w:tcPr>
+            <w:tcW w:w="5425" w:type="dxa"/>
+            <w:tcBorders>
+              <w:left w:val="thinThickThinSmallGap" w:sz="24" w:space="0" w:color="D9D9D9" w:themeColor="background1" w:themeShade="D9"/>
+            </w:tcBorders>
+          </w:tcPr>
+          <w:p>
+            <w:pPr>
+              <w:spacing w:before="0" w:after="0" w:line="220" w:lineRule="auto"/>
+            </w:pPr>
+            <w:r>
+              <w:rPr>
+                <w:sz w:val="18"/>
+                <w:szCs w:val="18"/>
+              </w:rPr>
               <w:t>Iné zistenia:</w:t>
-            </w:r>
-          </w:p>
-          <w:p ns2:paraId="0FD4B122" ns2:textId="77777777"/>
-          <w:p ns2:paraId="7C87B9F0" ns2:textId="7FA4AE04"/>
+              <w:br/>
+            </w:r>
+          </w:p>
+          <w:p>
+            <w:pPr>
+              <w:spacing w:before="0" w:after="0" w:line="220" w:lineRule="auto"/>
+            </w:pPr>
+            <w:r>
+              <w:rPr>
+                <w:sz w:val="18"/>
+                <w:szCs w:val="18"/>
+              </w:rPr>
+              <w:t>{{ supplier_other_findings }}</w:t>
+            </w:r>
+          </w:p>
         </w:tc>
       </w:tr>
       <w:tr ns2:paraId="6536D414" ns2:textId="77777777">

--- a/backend/app/templates/prvotny_zaznam_z_template.docx
+++ b/backend/app/templates/prvotny_zaznam_z_template.docx
@@ -43,15 +43,13 @@
         <w:tblLook w:val="04A0" w:firstRow="1" w:lastRow="0" w:firstColumn="1" w:lastColumn="0" w:noHBand="0" w:noVBand="1"/>
       </w:tblPr>
       <w:tblGrid>
-        <w:gridCol w:w="2674"/>
-        <w:gridCol w:w="2675"/>
-        <w:gridCol w:w="2712"/>
-        <w:gridCol w:w="2713"/>
+        <w:gridCol w:w="5387"/>
+        <w:gridCol w:w="5387"/>
       </w:tblGrid>
       <w:tr ns2:paraId="6B8AA85C" ns2:textId="77777777">
         <w:tc>
           <w:tcPr>
-            <w:tcW w:w="5349" w:type="dxa"/>
+            <w:tcW w:w="10774" w:type="dxa"/>
             <w:gridSpan w:val="2"/>
             <w:tcBorders>
               <w:right w:val="thinThickThinSmallGap" w:sz="24" w:space="0" w:color="D9D9D9" w:themeColor="background1" w:themeShade="D9"/>
@@ -83,45 +81,11 @@
             </w:r>
           </w:p>
         </w:tc>
-        <w:tc>
-          <w:tcPr>
-            <w:tcW w:w="5425" w:type="dxa"/>
-            <w:gridSpan w:val="2"/>
-            <w:tcBorders>
-              <w:left w:val="thinThickThinSmallGap" w:sz="24" w:space="0" w:color="D9D9D9" w:themeColor="background1" w:themeShade="D9"/>
-            </w:tcBorders>
-          </w:tcPr>
-          <w:p>
-            <w:pPr>
-              <w:spacing w:before="0" w:after="0" w:line="220" w:lineRule="auto"/>
-            </w:pPr>
-            <w:r>
-              <w:rPr>
-                <w:sz w:val="18"/>
-                <w:szCs w:val="18"/>
-              </w:rPr>
-              <w:t>Označenie cisterny</w:t>
-              <w:br/>
-            </w:r>
-          </w:p>
-          <w:p>
-            <w:pPr>
-              <w:spacing w:before="0" w:after="0" w:line="220" w:lineRule="auto"/>
-            </w:pPr>
-            <w:r>
-              <w:rPr>
-                <w:sz w:val="18"/>
-                <w:szCs w:val="18"/>
-              </w:rPr>
-              <w:t>(č. vozňa): {{ tank_identification }}</w:t>
-            </w:r>
-          </w:p>
-        </w:tc>
       </w:tr>
       <w:tr ns2:paraId="17D87FA9" ns2:textId="77777777">
         <w:tc>
           <w:tcPr>
-            <w:tcW w:w="5349" w:type="dxa"/>
+            <w:tcW w:w="10774" w:type="dxa"/>
             <w:gridSpan w:val="2"/>
             <w:tcBorders>
               <w:right w:val="single" w:sz="12" w:space="0" w:color="D9D9D9" w:themeColor="background1" w:themeShade="D9"/>
@@ -134,646 +98,335 @@
             </w:pPr>
           </w:p>
         </w:tc>
-        <w:tc>
-          <w:tcPr>
-            <w:tcW w:w="5425" w:type="dxa"/>
-            <w:gridSpan w:val="2"/>
-            <w:tcBorders>
-              <w:left w:val="single" w:sz="12" w:space="0" w:color="D9D9D9" w:themeColor="background1" w:themeShade="D9"/>
+      </w:tr>
+      <w:tr ns2:paraId="2EFB444F" ns2:textId="77777777">
+        <w:tc>
+          <w:tcPr>
+            <w:tcW w:w="10774" w:type="dxa"/>
+            <w:gridSpan w:val="2"/>
+            <w:tcBorders>
+              <w:right w:val="thinThickThinSmallGap" w:sz="24" w:space="0" w:color="D9D9D9" w:themeColor="background1" w:themeShade="D9"/>
+            </w:tcBorders>
+          </w:tcPr>
+          <w:p>
+            <w:pPr>
+              <w:spacing w:before="0" w:after="0" w:line="220" w:lineRule="auto"/>
+            </w:pPr>
+            <w:r>
+              <w:rPr>
+                <w:sz w:val="18"/>
+                <w:szCs w:val="18"/>
+              </w:rPr>
+              <w:t>Miesto skúšky: {{ inspection_place }}    Dátum skúšky: {{ inspection_date }}</w:t>
+            </w:r>
+          </w:p>
+        </w:tc>
+      </w:tr>
+      <w:tr ns2:paraId="581F4B81" ns2:textId="77777777">
+        <w:tc>
+          <w:tcPr>
+            <w:tcW w:w="10774" w:type="dxa"/>
+            <w:gridSpan w:val="2"/>
+            <w:tcBorders>
+              <w:right w:val="thinThickThinSmallGap" w:sz="24" w:space="0" w:color="D9D9D9" w:themeColor="background1" w:themeShade="D9"/>
+            </w:tcBorders>
+          </w:tcPr>
+          <w:p>
+            <w:pPr>
+              <w:spacing w:before="0" w:after="0" w:line="220" w:lineRule="auto"/>
+            </w:pPr>
+            <w:r>
+              <w:rPr>
+                <w:sz w:val="18"/>
+                <w:szCs w:val="18"/>
+              </w:rPr>
+              <w:t>č. zákazky / č. objednávky: {{ order_number }}</w:t>
+            </w:r>
+          </w:p>
+        </w:tc>
+      </w:tr>
+      <w:tr ns2:paraId="147C128F" ns2:textId="77777777">
+        <w:tc>
+          <w:tcPr>
+            <w:tcW w:w="10774" w:type="dxa"/>
+            <w:gridSpan w:val="2"/>
+            <w:tcBorders>
+              <w:right w:val="thinThickThinSmallGap" w:sz="24" w:space="0" w:color="D9D9D9" w:themeColor="background1" w:themeShade="D9"/>
+            </w:tcBorders>
+          </w:tcPr>
+          <w:p>
+            <w:pPr>
+              <w:spacing w:before="0" w:after="0" w:line="220" w:lineRule="auto"/>
+            </w:pPr>
+            <w:r>
+              <w:rPr>
+                <w:sz w:val="18"/>
+                <w:szCs w:val="18"/>
+              </w:rPr>
+              <w:t>Poradové číslo / číslo certifikátu: {{ certificate_number }}</w:t>
+            </w:r>
+          </w:p>
+        </w:tc>
+      </w:tr>
+      <w:tr ns2:paraId="77EEAC7D" ns2:textId="77777777">
+        <w:tc>
+          <w:tcPr>
+            <w:tcW w:w="10774" w:type="dxa"/>
+            <w:gridSpan w:val="2"/>
+            <w:tcBorders>
+              <w:right w:val="single" w:sz="12" w:space="0" w:color="D9D9D9" w:themeColor="background1" w:themeShade="D9"/>
             </w:tcBorders>
             <w:shd w:val="clear" w:color="auto" w:fill="D9D9D9" w:themeFill="background1" w:themeFillShade="D9"/>
           </w:tcPr>
-          <w:p ns2:paraId="139A0C59" ns2:textId="77777777">
+          <w:p ns2:paraId="76E0C2CD" ns2:textId="77777777">
             <w:pPr>
               <w:spacing w:line="120" w:lineRule="auto"/>
             </w:pPr>
           </w:p>
         </w:tc>
       </w:tr>
-      <w:tr ns2:paraId="2EFB444F" ns2:textId="77777777">
-        <w:tc>
-          <w:tcPr>
-            <w:tcW w:w="5349" w:type="dxa"/>
-            <w:gridSpan w:val="2"/>
-            <w:tcBorders>
-              <w:right w:val="thinThickThinSmallGap" w:sz="24" w:space="0" w:color="D9D9D9" w:themeColor="background1" w:themeShade="D9"/>
-            </w:tcBorders>
-          </w:tcPr>
-          <w:p>
-            <w:pPr>
-              <w:spacing w:before="0" w:after="0" w:line="220" w:lineRule="auto"/>
-            </w:pPr>
-            <w:r>
-              <w:rPr>
-                <w:sz w:val="18"/>
-                <w:szCs w:val="18"/>
-              </w:rPr>
-              <w:t>Miesto skúšky: {{ inspection_place }}    Dátum skúšky: {{ inspection_date }}</w:t>
-            </w:r>
-          </w:p>
-        </w:tc>
-        <w:tc>
-          <w:tcPr>
-            <w:tcW w:w="5425" w:type="dxa"/>
-            <w:gridSpan w:val="2"/>
-            <w:tcBorders>
-              <w:left w:val="thinThickThinSmallGap" w:sz="24" w:space="0" w:color="D9D9D9" w:themeColor="background1" w:themeShade="D9"/>
-            </w:tcBorders>
-          </w:tcPr>
-          <w:p>
-            <w:pPr>
-              <w:spacing w:before="0" w:after="0" w:line="220" w:lineRule="auto"/>
-            </w:pPr>
-            <w:r>
-              <w:rPr>
-                <w:sz w:val="18"/>
-                <w:szCs w:val="18"/>
-              </w:rPr>
-              <w:t>Miesto skúšky: {{ inspection_place }}    Dátum skúšky: {{ inspection_date }}</w:t>
-            </w:r>
-          </w:p>
-        </w:tc>
-      </w:tr>
-      <w:tr ns2:paraId="581F4B81" ns2:textId="77777777">
-        <w:tc>
-          <w:tcPr>
-            <w:tcW w:w="5349" w:type="dxa"/>
-            <w:gridSpan w:val="2"/>
-            <w:tcBorders>
-              <w:right w:val="thinThickThinSmallGap" w:sz="24" w:space="0" w:color="D9D9D9" w:themeColor="background1" w:themeShade="D9"/>
-            </w:tcBorders>
-          </w:tcPr>
-          <w:p>
-            <w:pPr>
-              <w:spacing w:before="0" w:after="0" w:line="220" w:lineRule="auto"/>
-            </w:pPr>
-            <w:r>
-              <w:rPr>
-                <w:sz w:val="18"/>
-                <w:szCs w:val="18"/>
-              </w:rPr>
-              <w:t>č. zákazky / č. objednávky: {{ order_number }}</w:t>
-            </w:r>
-          </w:p>
-        </w:tc>
-        <w:tc>
-          <w:tcPr>
-            <w:tcW w:w="5425" w:type="dxa"/>
-            <w:gridSpan w:val="2"/>
-            <w:tcBorders>
-              <w:left w:val="thinThickThinSmallGap" w:sz="24" w:space="0" w:color="D9D9D9" w:themeColor="background1" w:themeShade="D9"/>
-            </w:tcBorders>
-          </w:tcPr>
-          <w:p>
-            <w:pPr>
-              <w:spacing w:before="0" w:after="0" w:line="220" w:lineRule="auto"/>
-            </w:pPr>
-            <w:r>
-              <w:rPr>
-                <w:sz w:val="18"/>
-                <w:szCs w:val="18"/>
-              </w:rPr>
-              <w:t>č. zákazky / č. objednávky: {{ order_number }}</w:t>
-            </w:r>
-          </w:p>
-        </w:tc>
-      </w:tr>
-      <w:tr ns2:paraId="147C128F" ns2:textId="77777777">
-        <w:tc>
-          <w:tcPr>
-            <w:tcW w:w="5349" w:type="dxa"/>
-            <w:gridSpan w:val="2"/>
-            <w:tcBorders>
-              <w:right w:val="thinThickThinSmallGap" w:sz="24" w:space="0" w:color="D9D9D9" w:themeColor="background1" w:themeShade="D9"/>
-            </w:tcBorders>
-          </w:tcPr>
-          <w:p>
-            <w:pPr>
-              <w:spacing w:before="0" w:after="0" w:line="220" w:lineRule="auto"/>
-            </w:pPr>
-            <w:r>
-              <w:rPr>
-                <w:sz w:val="18"/>
-                <w:szCs w:val="18"/>
-              </w:rPr>
-              <w:t>Poradové číslo / číslo certifikátu: {{ certificate_number }}</w:t>
-            </w:r>
-          </w:p>
-        </w:tc>
-        <w:tc>
-          <w:tcPr>
-            <w:tcW w:w="5425" w:type="dxa"/>
-            <w:gridSpan w:val="2"/>
-            <w:tcBorders>
-              <w:left w:val="thinThickThinSmallGap" w:sz="24" w:space="0" w:color="D9D9D9" w:themeColor="background1" w:themeShade="D9"/>
-            </w:tcBorders>
-          </w:tcPr>
-          <w:p>
-            <w:pPr>
-              <w:spacing w:before="0" w:after="0" w:line="220" w:lineRule="auto"/>
-            </w:pPr>
-            <w:r>
-              <w:rPr>
-                <w:sz w:val="18"/>
-                <w:szCs w:val="18"/>
-              </w:rPr>
-              <w:t>Poradové číslo / číslo certifikátu: {{ certificate_number }}</w:t>
-            </w:r>
-          </w:p>
-        </w:tc>
-      </w:tr>
-      <w:tr ns2:paraId="77EEAC7D" ns2:textId="77777777">
-        <w:tc>
-          <w:tcPr>
-            <w:tcW w:w="5349" w:type="dxa"/>
+      <w:tr ns2:paraId="5D949FDF" ns2:textId="77777777">
+        <w:tc>
+          <w:tcPr>
+            <w:tcW w:w="10774" w:type="dxa"/>
+            <w:gridSpan w:val="2"/>
+            <w:tcBorders>
+              <w:right w:val="thinThickThinSmallGap" w:sz="24" w:space="0" w:color="D9D9D9" w:themeColor="background1" w:themeShade="D9"/>
+            </w:tcBorders>
+          </w:tcPr>
+          <w:p>
+            <w:pPr>
+              <w:spacing w:before="0" w:after="0" w:line="220" w:lineRule="auto"/>
+            </w:pPr>
+            <w:r>
+              <w:rPr>
+                <w:sz w:val="18"/>
+                <w:szCs w:val="18"/>
+              </w:rPr>
+              <w:t>Číslo kotla: {{ tank_serial_number }}    Rok výroby: {{ year_of_manufacture }}</w:t>
+            </w:r>
+          </w:p>
+        </w:tc>
+      </w:tr>
+      <w:tr ns2:paraId="4282CBF2" ns2:textId="77777777">
+        <w:tc>
+          <w:tcPr>
+            <w:tcW w:w="10774" w:type="dxa"/>
+            <w:gridSpan w:val="2"/>
+            <w:tcBorders>
+              <w:right w:val="thinThickThinSmallGap" w:sz="24" w:space="0" w:color="D9D9D9" w:themeColor="background1" w:themeShade="D9"/>
+            </w:tcBorders>
+          </w:tcPr>
+          <w:p>
+            <w:pPr>
+              <w:spacing w:before="0" w:after="0" w:line="220" w:lineRule="auto"/>
+            </w:pPr>
+            <w:r>
+              <w:rPr>
+                <w:sz w:val="18"/>
+                <w:szCs w:val="18"/>
+              </w:rPr>
+              <w:t>Číslo schválenia typu: {{ type_approval_number }}</w:t>
+            </w:r>
+          </w:p>
+        </w:tc>
+      </w:tr>
+      <w:tr ns2:paraId="2937F086" ns2:textId="77777777">
+        <w:tc>
+          <w:tcPr>
+            <w:tcW w:w="10774" w:type="dxa"/>
+            <w:gridSpan w:val="2"/>
+            <w:tcBorders>
+              <w:right w:val="thinThickThinSmallGap" w:sz="24" w:space="0" w:color="D9D9D9" w:themeColor="background1" w:themeShade="D9"/>
+            </w:tcBorders>
+          </w:tcPr>
+          <w:p>
+            <w:pPr>
+              <w:spacing w:before="0" w:after="0" w:line="220" w:lineRule="auto"/>
+            </w:pPr>
+            <w:r>
+              <w:rPr>
+                <w:sz w:val="18"/>
+                <w:szCs w:val="18"/>
+              </w:rPr>
+              <w:t>Názov výrobcu kotla: {{ tank_manufacturer_name }}</w:t>
+            </w:r>
+          </w:p>
+        </w:tc>
+      </w:tr>
+      <w:tr ns2:paraId="7446198F" ns2:textId="77777777">
+        <w:tc>
+          <w:tcPr>
+            <w:tcW w:w="10774" w:type="dxa"/>
+            <w:gridSpan w:val="2"/>
+            <w:tcBorders>
+              <w:right w:val="thinThickThinSmallGap" w:sz="24" w:space="0" w:color="D9D9D9" w:themeColor="background1" w:themeShade="D9"/>
+            </w:tcBorders>
+          </w:tcPr>
+          <w:p>
+            <w:pPr>
+              <w:spacing w:before="0" w:after="0" w:line="220" w:lineRule="auto"/>
+            </w:pPr>
+            <w:r>
+              <w:rPr>
+                <w:sz w:val="18"/>
+                <w:szCs w:val="18"/>
+              </w:rPr>
+              <w:t>Objem v litroch: {{ capacity_liters }}    Držiteľ: {{ holder_name }}</w:t>
+            </w:r>
+          </w:p>
+        </w:tc>
+      </w:tr>
+      <w:tr ns2:paraId="15BCD6A5" ns2:textId="77777777">
+        <w:tc>
+          <w:tcPr>
+            <w:tcW w:w="10774" w:type="dxa"/>
+            <w:gridSpan w:val="2"/>
+            <w:tcBorders>
+              <w:right w:val="thinThickThinSmallGap" w:sz="24" w:space="0" w:color="D9D9D9" w:themeColor="background1" w:themeShade="D9"/>
+            </w:tcBorders>
+          </w:tcPr>
+          <w:p>
+            <w:pPr>
+              <w:spacing w:before="0" w:after="0" w:line="220" w:lineRule="auto"/>
+            </w:pPr>
+            <w:r>
+              <w:rPr>
+                <w:sz w:val="18"/>
+                <w:szCs w:val="18"/>
+              </w:rPr>
+              <w:t>Dátum a druh poslednej skúšky: {{ last_inspection_date_type }}</w:t>
+            </w:r>
+          </w:p>
+        </w:tc>
+      </w:tr>
+      <w:tr ns2:paraId="2E4E9043" ns2:textId="77777777">
+        <w:tc>
+          <w:tcPr>
+            <w:tcW w:w="5387" w:type="dxa"/>
+            <w:tcBorders>
+              <w:right w:val="single" w:sz="4" w:space="0" w:color="auto"/>
+            </w:tcBorders>
+          </w:tcPr>
+          <w:p>
+            <w:pPr>
+              <w:spacing w:before="0" w:after="0" w:line="220" w:lineRule="auto"/>
+            </w:pPr>
+            <w:r>
+              <w:rPr>
+                <w:sz w:val="18"/>
+                <w:szCs w:val="18"/>
+              </w:rPr>
+              <w:t>P: {{ periodic_inspection_date }}</w:t>
+            </w:r>
+          </w:p>
+        </w:tc>
+        <w:tc>
+          <w:tcPr>
+            <w:tcW w:w="5387" w:type="dxa"/>
+            <w:tcBorders>
+              <w:left w:val="single" w:sz="4" w:space="0" w:color="auto"/>
+              <w:right w:val="thinThickThinSmallGap" w:sz="24" w:space="0" w:color="D9D9D9" w:themeColor="background1" w:themeShade="D9"/>
+            </w:tcBorders>
+          </w:tcPr>
+          <w:p>
+            <w:pPr>
+              <w:spacing w:before="0" w:after="0" w:line="220" w:lineRule="auto"/>
+            </w:pPr>
+            <w:r>
+              <w:rPr>
+                <w:sz w:val="18"/>
+                <w:szCs w:val="18"/>
+              </w:rPr>
+              <w:t>L: {{ intermediate_inspection_date }}</w:t>
+            </w:r>
+          </w:p>
+        </w:tc>
+      </w:tr>
+      <w:tr ns2:paraId="09FE00D2" ns2:textId="77777777">
+        <w:tc>
+          <w:tcPr>
+            <w:tcW w:w="10774" w:type="dxa"/>
             <w:gridSpan w:val="2"/>
             <w:tcBorders>
               <w:right w:val="single" w:sz="12" w:space="0" w:color="D9D9D9" w:themeColor="background1" w:themeShade="D9"/>
             </w:tcBorders>
             <w:shd w:val="clear" w:color="auto" w:fill="D9D9D9" w:themeFill="background1" w:themeFillShade="D9"/>
           </w:tcPr>
-          <w:p ns2:paraId="76E0C2CD" ns2:textId="77777777">
+          <w:p ns2:paraId="1701318F" ns2:textId="77777777">
             <w:pPr>
               <w:spacing w:line="120" w:lineRule="auto"/>
             </w:pPr>
           </w:p>
         </w:tc>
-        <w:tc>
-          <w:tcPr>
-            <w:tcW w:w="5425" w:type="dxa"/>
-            <w:gridSpan w:val="2"/>
-            <w:tcBorders>
-              <w:left w:val="single" w:sz="12" w:space="0" w:color="D9D9D9" w:themeColor="background1" w:themeShade="D9"/>
+      </w:tr>
+      <w:tr ns2:paraId="4B13E5DD" ns2:textId="77777777">
+        <w:tc>
+          <w:tcPr>
+            <w:tcW w:w="10774" w:type="dxa"/>
+            <w:gridSpan w:val="2"/>
+            <w:tcBorders>
+              <w:right w:val="thinThickThinSmallGap" w:sz="24" w:space="0" w:color="D9D9D9" w:themeColor="background1" w:themeShade="D9"/>
+            </w:tcBorders>
+          </w:tcPr>
+          <w:p>
+            <w:pPr>
+              <w:spacing w:before="0" w:after="0" w:line="220" w:lineRule="auto"/>
+            </w:pPr>
+            <w:r>
+              <w:rPr>
+                <w:sz w:val="18"/>
+                <w:szCs w:val="18"/>
+              </w:rPr>
+              <w:t>Tankcode: {{ tank_code }}    Aktuálna skúška: {{ current_inspection_type_label }}</w:t>
+            </w:r>
+          </w:p>
+        </w:tc>
+      </w:tr>
+      <w:tr ns2:paraId="4B1DFA6E" ns2:textId="77777777">
+        <w:tc>
+          <w:tcPr>
+            <w:tcW w:w="10774" w:type="dxa"/>
+            <w:gridSpan w:val="2"/>
+            <w:tcBorders>
+              <w:right w:val="thinThickThinSmallGap" w:sz="24" w:space="0" w:color="D9D9D9" w:themeColor="background1" w:themeShade="D9"/>
+            </w:tcBorders>
+          </w:tcPr>
+          <w:p>
+            <w:pPr>
+              <w:spacing w:before="0" w:after="0" w:line="220" w:lineRule="auto"/>
+            </w:pPr>
+            <w:r>
+              <w:rPr>
+                <w:sz w:val="18"/>
+                <w:szCs w:val="18"/>
+              </w:rPr>
+              <w:t>Ložný tovar: {{ cargo_substances }}</w:t>
+            </w:r>
+          </w:p>
+        </w:tc>
+      </w:tr>
+      <w:tr ns2:paraId="3FF509E5" ns2:textId="77777777">
+        <w:tc>
+          <w:tcPr>
+            <w:tcW w:w="10774" w:type="dxa"/>
+            <w:gridSpan w:val="2"/>
+            <w:tcBorders>
+              <w:right w:val="single" w:sz="12" w:space="0" w:color="D9D9D9" w:themeColor="background1" w:themeShade="D9"/>
             </w:tcBorders>
             <w:shd w:val="clear" w:color="auto" w:fill="D9D9D9" w:themeFill="background1" w:themeFillShade="D9"/>
           </w:tcPr>
-          <w:p ns2:paraId="279E1DEC" ns2:textId="77777777">
+          <w:p ns2:paraId="581D2A7F" ns2:textId="77777777">
             <w:pPr>
               <w:spacing w:line="120" w:lineRule="auto"/>
             </w:pPr>
           </w:p>
         </w:tc>
       </w:tr>
-      <w:tr ns2:paraId="5D949FDF" ns2:textId="77777777">
-        <w:tc>
-          <w:tcPr>
-            <w:tcW w:w="5349" w:type="dxa"/>
-            <w:gridSpan w:val="2"/>
-            <w:tcBorders>
-              <w:right w:val="thinThickThinSmallGap" w:sz="24" w:space="0" w:color="D9D9D9" w:themeColor="background1" w:themeShade="D9"/>
-            </w:tcBorders>
-          </w:tcPr>
-          <w:p>
-            <w:pPr>
-              <w:spacing w:before="0" w:after="0" w:line="220" w:lineRule="auto"/>
-            </w:pPr>
-            <w:r>
-              <w:rPr>
-                <w:sz w:val="18"/>
-                <w:szCs w:val="18"/>
-              </w:rPr>
-              <w:t>Číslo kotla: {{ tank_serial_number }}    Rok výroby: {{ year_of_manufacture }}</w:t>
-            </w:r>
-          </w:p>
-        </w:tc>
-        <w:tc>
-          <w:tcPr>
-            <w:tcW w:w="5425" w:type="dxa"/>
-            <w:gridSpan w:val="2"/>
-            <w:tcBorders>
-              <w:left w:val="thinThickThinSmallGap" w:sz="24" w:space="0" w:color="D9D9D9" w:themeColor="background1" w:themeShade="D9"/>
-            </w:tcBorders>
-          </w:tcPr>
-          <w:p>
-            <w:pPr>
-              <w:spacing w:before="0" w:after="0" w:line="220" w:lineRule="auto"/>
-            </w:pPr>
-            <w:r>
-              <w:rPr>
-                <w:sz w:val="18"/>
-                <w:szCs w:val="18"/>
-              </w:rPr>
-              <w:t>Číslo kotla: {{ tank_serial_number }}    Rok výroby: {{ year_of_manufacture }}</w:t>
-            </w:r>
-          </w:p>
-        </w:tc>
-      </w:tr>
-      <w:tr ns2:paraId="4282CBF2" ns2:textId="77777777">
-        <w:tc>
-          <w:tcPr>
-            <w:tcW w:w="5349" w:type="dxa"/>
-            <w:gridSpan w:val="2"/>
-            <w:tcBorders>
-              <w:right w:val="thinThickThinSmallGap" w:sz="24" w:space="0" w:color="D9D9D9" w:themeColor="background1" w:themeShade="D9"/>
-            </w:tcBorders>
-          </w:tcPr>
-          <w:p>
-            <w:pPr>
-              <w:spacing w:before="0" w:after="0" w:line="220" w:lineRule="auto"/>
-            </w:pPr>
-            <w:r>
-              <w:rPr>
-                <w:sz w:val="18"/>
-                <w:szCs w:val="18"/>
-              </w:rPr>
-              <w:t>Číslo schválenia typu: {{ type_approval_number }}</w:t>
-            </w:r>
-          </w:p>
-        </w:tc>
-        <w:tc>
-          <w:tcPr>
-            <w:tcW w:w="5425" w:type="dxa"/>
-            <w:gridSpan w:val="2"/>
-            <w:tcBorders>
-              <w:left w:val="thinThickThinSmallGap" w:sz="24" w:space="0" w:color="D9D9D9" w:themeColor="background1" w:themeShade="D9"/>
-            </w:tcBorders>
-          </w:tcPr>
-          <w:p>
-            <w:pPr>
-              <w:spacing w:before="0" w:after="0" w:line="220" w:lineRule="auto"/>
-            </w:pPr>
-            <w:r>
-              <w:rPr>
-                <w:sz w:val="18"/>
-                <w:szCs w:val="18"/>
-              </w:rPr>
-              <w:t>Číslo schválenia typu: {{ type_approval_number }}</w:t>
-            </w:r>
-          </w:p>
-        </w:tc>
-      </w:tr>
-      <w:tr ns2:paraId="2937F086" ns2:textId="77777777">
-        <w:tc>
-          <w:tcPr>
-            <w:tcW w:w="5349" w:type="dxa"/>
-            <w:gridSpan w:val="2"/>
-            <w:tcBorders>
-              <w:right w:val="thinThickThinSmallGap" w:sz="24" w:space="0" w:color="D9D9D9" w:themeColor="background1" w:themeShade="D9"/>
-            </w:tcBorders>
-          </w:tcPr>
-          <w:p>
-            <w:pPr>
-              <w:spacing w:before="0" w:after="0" w:line="220" w:lineRule="auto"/>
-            </w:pPr>
-            <w:r>
-              <w:rPr>
-                <w:sz w:val="18"/>
-                <w:szCs w:val="18"/>
-              </w:rPr>
-              <w:t>Názov výrobcu kotla: {{ tank_manufacturer_name }}</w:t>
-            </w:r>
-          </w:p>
-        </w:tc>
-        <w:tc>
-          <w:tcPr>
-            <w:tcW w:w="5425" w:type="dxa"/>
-            <w:gridSpan w:val="2"/>
-            <w:tcBorders>
-              <w:left w:val="thinThickThinSmallGap" w:sz="24" w:space="0" w:color="D9D9D9" w:themeColor="background1" w:themeShade="D9"/>
-            </w:tcBorders>
-          </w:tcPr>
-          <w:p>
-            <w:pPr>
-              <w:spacing w:before="0" w:after="0" w:line="220" w:lineRule="auto"/>
-            </w:pPr>
-            <w:r>
-              <w:rPr>
-                <w:sz w:val="18"/>
-                <w:szCs w:val="18"/>
-              </w:rPr>
-              <w:t>Názov výrobcu kotla: {{ tank_manufacturer_name }}</w:t>
-            </w:r>
-          </w:p>
-        </w:tc>
-      </w:tr>
-      <w:tr ns2:paraId="7446198F" ns2:textId="77777777">
-        <w:tc>
-          <w:tcPr>
-            <w:tcW w:w="5349" w:type="dxa"/>
-            <w:gridSpan w:val="2"/>
-            <w:tcBorders>
-              <w:right w:val="thinThickThinSmallGap" w:sz="24" w:space="0" w:color="D9D9D9" w:themeColor="background1" w:themeShade="D9"/>
-            </w:tcBorders>
-          </w:tcPr>
-          <w:p>
-            <w:pPr>
-              <w:spacing w:before="0" w:after="0" w:line="220" w:lineRule="auto"/>
-            </w:pPr>
-            <w:r>
-              <w:rPr>
-                <w:sz w:val="18"/>
-                <w:szCs w:val="18"/>
-              </w:rPr>
-              <w:t>Objem v litroch: {{ capacity_liters }}    Držiteľ: {{ holder_name }}</w:t>
-            </w:r>
-          </w:p>
-        </w:tc>
-        <w:tc>
-          <w:tcPr>
-            <w:tcW w:w="5425" w:type="dxa"/>
-            <w:gridSpan w:val="2"/>
-            <w:tcBorders>
-              <w:left w:val="thinThickThinSmallGap" w:sz="24" w:space="0" w:color="D9D9D9" w:themeColor="background1" w:themeShade="D9"/>
-            </w:tcBorders>
-          </w:tcPr>
-          <w:p>
-            <w:pPr>
-              <w:spacing w:before="0" w:after="0" w:line="220" w:lineRule="auto"/>
-            </w:pPr>
-            <w:r>
-              <w:rPr>
-                <w:sz w:val="18"/>
-                <w:szCs w:val="18"/>
-              </w:rPr>
-              <w:t>Objem v litroch: {{ capacity_liters }}    Držiteľ: {{ holder_name }}</w:t>
-            </w:r>
-          </w:p>
-        </w:tc>
-      </w:tr>
-      <w:tr ns2:paraId="15BCD6A5" ns2:textId="77777777">
-        <w:tc>
-          <w:tcPr>
-            <w:tcW w:w="5349" w:type="dxa"/>
-            <w:gridSpan w:val="2"/>
-            <w:tcBorders>
-              <w:right w:val="thinThickThinSmallGap" w:sz="24" w:space="0" w:color="D9D9D9" w:themeColor="background1" w:themeShade="D9"/>
-            </w:tcBorders>
-          </w:tcPr>
-          <w:p>
-            <w:pPr>
-              <w:spacing w:before="0" w:after="0" w:line="220" w:lineRule="auto"/>
-            </w:pPr>
-            <w:r>
-              <w:rPr>
-                <w:sz w:val="18"/>
-                <w:szCs w:val="18"/>
-              </w:rPr>
-              <w:t>Dátum a druh poslednej skúšky: {{ last_inspection_date_type }}</w:t>
-            </w:r>
-          </w:p>
-        </w:tc>
-        <w:tc>
-          <w:tcPr>
-            <w:tcW w:w="5425" w:type="dxa"/>
-            <w:gridSpan w:val="2"/>
-            <w:tcBorders>
-              <w:left w:val="thinThickThinSmallGap" w:sz="24" w:space="0" w:color="D9D9D9" w:themeColor="background1" w:themeShade="D9"/>
-            </w:tcBorders>
-          </w:tcPr>
-          <w:p>
-            <w:pPr>
-              <w:spacing w:before="0" w:after="0" w:line="220" w:lineRule="auto"/>
-            </w:pPr>
-            <w:r>
-              <w:rPr>
-                <w:sz w:val="18"/>
-                <w:szCs w:val="18"/>
-              </w:rPr>
-              <w:t>Dátum a druh poslednej skúšky: {{ last_inspection_date_type }}</w:t>
-            </w:r>
-          </w:p>
-        </w:tc>
-      </w:tr>
-      <w:tr ns2:paraId="2E4E9043" ns2:textId="77777777">
-        <w:tc>
-          <w:tcPr>
-            <w:tcW w:w="2674" w:type="dxa"/>
-            <w:tcBorders>
-              <w:right w:val="single" w:sz="4" w:space="0" w:color="auto"/>
-            </w:tcBorders>
-          </w:tcPr>
-          <w:p>
-            <w:pPr>
-              <w:spacing w:before="0" w:after="0" w:line="220" w:lineRule="auto"/>
-            </w:pPr>
-            <w:r>
-              <w:rPr>
-                <w:sz w:val="18"/>
-                <w:szCs w:val="18"/>
-              </w:rPr>
-              <w:t>P: {{ periodic_inspection_date }}</w:t>
-            </w:r>
-          </w:p>
-        </w:tc>
-        <w:tc>
-          <w:tcPr>
-            <w:tcW w:w="2675" w:type="dxa"/>
-            <w:tcBorders>
-              <w:left w:val="single" w:sz="4" w:space="0" w:color="auto"/>
-              <w:right w:val="thinThickThinSmallGap" w:sz="24" w:space="0" w:color="D9D9D9" w:themeColor="background1" w:themeShade="D9"/>
-            </w:tcBorders>
-          </w:tcPr>
-          <w:p>
-            <w:pPr>
-              <w:spacing w:before="0" w:after="0" w:line="220" w:lineRule="auto"/>
-            </w:pPr>
-            <w:r>
-              <w:rPr>
-                <w:sz w:val="18"/>
-                <w:szCs w:val="18"/>
-              </w:rPr>
-              <w:t>L: {{ intermediate_inspection_date }}</w:t>
-            </w:r>
-          </w:p>
-        </w:tc>
-        <w:tc>
-          <w:tcPr>
-            <w:tcW w:w="2712" w:type="dxa"/>
-            <w:tcBorders>
-              <w:left w:val="thinThickThinSmallGap" w:sz="24" w:space="0" w:color="D9D9D9" w:themeColor="background1" w:themeShade="D9"/>
-              <w:right w:val="single" w:sz="4" w:space="0" w:color="auto"/>
-            </w:tcBorders>
-          </w:tcPr>
-          <w:p>
-            <w:pPr>
-              <w:spacing w:before="0" w:after="0" w:line="220" w:lineRule="auto"/>
-            </w:pPr>
-            <w:r>
-              <w:rPr>
-                <w:sz w:val="18"/>
-                <w:szCs w:val="18"/>
-              </w:rPr>
-              <w:t>P: {{ periodic_inspection_date }}</w:t>
-            </w:r>
-          </w:p>
-        </w:tc>
-        <w:tc>
-          <w:tcPr>
-            <w:tcW w:w="2713" w:type="dxa"/>
-            <w:tcBorders>
-              <w:left w:val="single" w:sz="4" w:space="0" w:color="auto"/>
-            </w:tcBorders>
-          </w:tcPr>
-          <w:p>
-            <w:pPr>
-              <w:spacing w:before="0" w:after="0" w:line="220" w:lineRule="auto"/>
-            </w:pPr>
-            <w:r>
-              <w:rPr>
-                <w:sz w:val="18"/>
-                <w:szCs w:val="18"/>
-              </w:rPr>
-              <w:t>L: {{ intermediate_inspection_date }}</w:t>
-            </w:r>
-          </w:p>
-        </w:tc>
-      </w:tr>
-      <w:tr ns2:paraId="09FE00D2" ns2:textId="77777777">
-        <w:tc>
-          <w:tcPr>
-            <w:tcW w:w="5349" w:type="dxa"/>
-            <w:gridSpan w:val="2"/>
-            <w:tcBorders>
-              <w:right w:val="single" w:sz="12" w:space="0" w:color="D9D9D9" w:themeColor="background1" w:themeShade="D9"/>
-            </w:tcBorders>
-            <w:shd w:val="clear" w:color="auto" w:fill="D9D9D9" w:themeFill="background1" w:themeFillShade="D9"/>
-          </w:tcPr>
-          <w:p ns2:paraId="1701318F" ns2:textId="77777777">
-            <w:pPr>
-              <w:spacing w:line="120" w:lineRule="auto"/>
-            </w:pPr>
-          </w:p>
-        </w:tc>
-        <w:tc>
-          <w:tcPr>
-            <w:tcW w:w="5425" w:type="dxa"/>
-            <w:gridSpan w:val="2"/>
-            <w:tcBorders>
-              <w:left w:val="single" w:sz="12" w:space="0" w:color="D9D9D9" w:themeColor="background1" w:themeShade="D9"/>
-            </w:tcBorders>
-            <w:shd w:val="clear" w:color="auto" w:fill="D9D9D9" w:themeFill="background1" w:themeFillShade="D9"/>
-          </w:tcPr>
-          <w:p ns2:paraId="23D6FEE9" ns2:textId="77777777">
-            <w:pPr>
-              <w:spacing w:line="120" w:lineRule="auto"/>
-            </w:pPr>
-          </w:p>
-        </w:tc>
-      </w:tr>
-      <w:tr ns2:paraId="4B13E5DD" ns2:textId="77777777">
-        <w:tc>
-          <w:tcPr>
-            <w:tcW w:w="5349" w:type="dxa"/>
-            <w:gridSpan w:val="2"/>
-            <w:tcBorders>
-              <w:right w:val="thinThickThinSmallGap" w:sz="24" w:space="0" w:color="D9D9D9" w:themeColor="background1" w:themeShade="D9"/>
-            </w:tcBorders>
-          </w:tcPr>
-          <w:p>
-            <w:pPr>
-              <w:spacing w:before="0" w:after="0" w:line="220" w:lineRule="auto"/>
-            </w:pPr>
-            <w:r>
-              <w:rPr>
-                <w:sz w:val="18"/>
-                <w:szCs w:val="18"/>
-              </w:rPr>
-              <w:t>Tankcode: {{ tank_code }}    Aktuálna skúška: {{ current_inspection_type_label }}</w:t>
-            </w:r>
-          </w:p>
-        </w:tc>
-        <w:tc>
-          <w:tcPr>
-            <w:tcW w:w="5425" w:type="dxa"/>
-            <w:gridSpan w:val="2"/>
-            <w:tcBorders>
-              <w:left w:val="thinThickThinSmallGap" w:sz="24" w:space="0" w:color="D9D9D9" w:themeColor="background1" w:themeShade="D9"/>
-            </w:tcBorders>
-          </w:tcPr>
-          <w:p>
-            <w:pPr>
-              <w:spacing w:before="0" w:after="0" w:line="220" w:lineRule="auto"/>
-            </w:pPr>
-            <w:r>
-              <w:rPr>
-                <w:sz w:val="18"/>
-                <w:szCs w:val="18"/>
-              </w:rPr>
-              <w:t>Tankcode: {{ tank_code }}    Aktuálna skúška: {{ current_inspection_type_label }}</w:t>
-            </w:r>
-          </w:p>
-        </w:tc>
-      </w:tr>
-      <w:tr ns2:paraId="4B1DFA6E" ns2:textId="77777777">
-        <w:tc>
-          <w:tcPr>
-            <w:tcW w:w="5349" w:type="dxa"/>
-            <w:gridSpan w:val="2"/>
-            <w:tcBorders>
-              <w:right w:val="thinThickThinSmallGap" w:sz="24" w:space="0" w:color="D9D9D9" w:themeColor="background1" w:themeShade="D9"/>
-            </w:tcBorders>
-          </w:tcPr>
-          <w:p>
-            <w:pPr>
-              <w:spacing w:before="0" w:after="0" w:line="220" w:lineRule="auto"/>
-            </w:pPr>
-            <w:r>
-              <w:rPr>
-                <w:sz w:val="18"/>
-                <w:szCs w:val="18"/>
-              </w:rPr>
-              <w:t>Ložný tovar: {{ cargo_substances }}</w:t>
-            </w:r>
-          </w:p>
-        </w:tc>
-        <w:tc>
-          <w:tcPr>
-            <w:tcW w:w="5425" w:type="dxa"/>
-            <w:gridSpan w:val="2"/>
-            <w:tcBorders>
-              <w:left w:val="thinThickThinSmallGap" w:sz="24" w:space="0" w:color="D9D9D9" w:themeColor="background1" w:themeShade="D9"/>
-            </w:tcBorders>
-          </w:tcPr>
-          <w:p>
-            <w:pPr>
-              <w:spacing w:before="0" w:after="0" w:line="220" w:lineRule="auto"/>
-            </w:pPr>
-            <w:r>
-              <w:rPr>
-                <w:sz w:val="18"/>
-                <w:szCs w:val="18"/>
-              </w:rPr>
-              <w:t>Ložný tovar: {{ cargo_substances }}</w:t>
-            </w:r>
-          </w:p>
-        </w:tc>
-      </w:tr>
-      <w:tr ns2:paraId="3FF509E5" ns2:textId="77777777">
-        <w:tc>
-          <w:tcPr>
-            <w:tcW w:w="5349" w:type="dxa"/>
-            <w:gridSpan w:val="2"/>
-            <w:tcBorders>
-              <w:right w:val="single" w:sz="12" w:space="0" w:color="D9D9D9" w:themeColor="background1" w:themeShade="D9"/>
-            </w:tcBorders>
-            <w:shd w:val="clear" w:color="auto" w:fill="D9D9D9" w:themeFill="background1" w:themeFillShade="D9"/>
-          </w:tcPr>
-          <w:p ns2:paraId="581D2A7F" ns2:textId="77777777">
-            <w:pPr>
-              <w:spacing w:line="120" w:lineRule="auto"/>
-            </w:pPr>
-          </w:p>
-        </w:tc>
-        <w:tc>
-          <w:tcPr>
-            <w:tcW w:w="5425" w:type="dxa"/>
-            <w:gridSpan w:val="2"/>
-            <w:tcBorders>
-              <w:left w:val="single" w:sz="12" w:space="0" w:color="D9D9D9" w:themeColor="background1" w:themeShade="D9"/>
-            </w:tcBorders>
-            <w:shd w:val="clear" w:color="auto" w:fill="D9D9D9" w:themeFill="background1" w:themeFillShade="D9"/>
-          </w:tcPr>
-          <w:p ns2:paraId="71F4307C" ns2:textId="77777777">
-            <w:pPr>
-              <w:spacing w:line="120" w:lineRule="auto"/>
-            </w:pPr>
-          </w:p>
-        </w:tc>
-      </w:tr>
       <w:tr ns2:paraId="63F1DCD2" ns2:textId="77777777">
         <w:tc>
           <w:tcPr>
-            <w:tcW w:w="5349" w:type="dxa"/>
+            <w:tcW w:w="10774" w:type="dxa"/>
             <w:gridSpan w:val="2"/>
             <w:tcBorders>
               <w:right w:val="thinThickThinSmallGap" w:sz="24" w:space="0" w:color="D9D9D9" w:themeColor="background1" w:themeShade="D9"/>
@@ -792,32 +445,11 @@
             </w:r>
           </w:p>
         </w:tc>
-        <w:tc>
-          <w:tcPr>
-            <w:tcW w:w="5425" w:type="dxa"/>
-            <w:gridSpan w:val="2"/>
-            <w:tcBorders>
-              <w:left w:val="thinThickThinSmallGap" w:sz="24" w:space="0" w:color="D9D9D9" w:themeColor="background1" w:themeShade="D9"/>
-            </w:tcBorders>
-          </w:tcPr>
-          <w:p>
-            <w:pPr>
-              <w:spacing w:before="0" w:after="0" w:line="220" w:lineRule="auto"/>
-            </w:pPr>
-            <w:r>
-              <w:rPr>
-                <w:sz w:val="18"/>
-                <w:szCs w:val="18"/>
-              </w:rPr>
-              <w:t>Prac. tlak: {{ working_pressure }} bar</w:t>
-            </w:r>
-          </w:p>
-        </w:tc>
       </w:tr>
       <w:tr ns2:paraId="28606611" ns2:textId="77777777">
         <w:tc>
           <w:tcPr>
-            <w:tcW w:w="5349" w:type="dxa"/>
+            <w:tcW w:w="10774" w:type="dxa"/>
             <w:gridSpan w:val="2"/>
             <w:tcBorders>
               <w:right w:val="thinThickThinSmallGap" w:sz="24" w:space="0" w:color="D9D9D9" w:themeColor="background1" w:themeShade="D9"/>
@@ -836,32 +468,11 @@
             </w:r>
           </w:p>
         </w:tc>
-        <w:tc>
-          <w:tcPr>
-            <w:tcW w:w="5425" w:type="dxa"/>
-            <w:gridSpan w:val="2"/>
-            <w:tcBorders>
-              <w:left w:val="thinThickThinSmallGap" w:sz="24" w:space="0" w:color="D9D9D9" w:themeColor="background1" w:themeShade="D9"/>
-            </w:tcBorders>
-          </w:tcPr>
-          <w:p>
-            <w:pPr>
-              <w:spacing w:before="0" w:after="0" w:line="220" w:lineRule="auto"/>
-            </w:pPr>
-            <w:r>
-              <w:rPr>
-                <w:sz w:val="18"/>
-                <w:szCs w:val="18"/>
-              </w:rPr>
-              <w:t>Skúšobný tlak: {{ test_pressure }} bar</w:t>
-            </w:r>
-          </w:p>
-        </w:tc>
       </w:tr>
       <w:tr ns2:paraId="6850E046" ns2:textId="77777777">
         <w:tc>
           <w:tcPr>
-            <w:tcW w:w="5349" w:type="dxa"/>
+            <w:tcW w:w="10774" w:type="dxa"/>
             <w:gridSpan w:val="2"/>
             <w:tcBorders>
               <w:right w:val="thinThickThinSmallGap" w:sz="24" w:space="0" w:color="D9D9D9" w:themeColor="background1" w:themeShade="D9"/>
@@ -880,56 +491,14 @@
             </w:r>
           </w:p>
         </w:tc>
-        <w:tc>
-          <w:tcPr>
-            <w:tcW w:w="5425" w:type="dxa"/>
-            <w:gridSpan w:val="2"/>
-            <w:tcBorders>
-              <w:left w:val="thinThickThinSmallGap" w:sz="24" w:space="0" w:color="D9D9D9" w:themeColor="background1" w:themeShade="D9"/>
-            </w:tcBorders>
-          </w:tcPr>
-          <w:p>
-            <w:pPr>
-              <w:spacing w:before="0" w:after="0" w:line="220" w:lineRule="auto"/>
-            </w:pPr>
-            <w:r>
-              <w:rPr>
-                <w:sz w:val="18"/>
-                <w:szCs w:val="18"/>
-              </w:rPr>
-              <w:t>Výpočtový tlak: {{ calculation_pressure }} bar</w:t>
-            </w:r>
-          </w:p>
-        </w:tc>
       </w:tr>
       <w:tr ns2:paraId="27995F6F" ns2:textId="77777777">
         <w:tc>
           <w:tcPr>
-            <w:tcW w:w="5349" w:type="dxa"/>
-            <w:gridSpan w:val="2"/>
-            <w:tcBorders>
-              <w:right w:val="thinThickThinSmallGap" w:sz="24" w:space="0" w:color="D9D9D9" w:themeColor="background1" w:themeShade="D9"/>
-            </w:tcBorders>
-          </w:tcPr>
-          <w:p>
-            <w:pPr>
-              <w:spacing w:before="0" w:after="0" w:line="220" w:lineRule="auto"/>
-            </w:pPr>
-            <w:r>
-              <w:rPr>
-                <w:sz w:val="18"/>
-                <w:szCs w:val="18"/>
-              </w:rPr>
-              <w:t>Aktual. skúš. tlak: {{ current_test_pressure }} bar</w:t>
-            </w:r>
-          </w:p>
-        </w:tc>
-        <w:tc>
-          <w:tcPr>
-            <w:tcW w:w="5425" w:type="dxa"/>
-            <w:gridSpan w:val="2"/>
-            <w:tcBorders>
-              <w:left w:val="thinThickThinSmallGap" w:sz="24" w:space="0" w:color="D9D9D9" w:themeColor="background1" w:themeShade="D9"/>
+            <w:tcW w:w="10774" w:type="dxa"/>
+            <w:gridSpan w:val="2"/>
+            <w:tcBorders>
+              <w:right w:val="thinThickThinSmallGap" w:sz="24" w:space="0" w:color="D9D9D9" w:themeColor="background1" w:themeShade="D9"/>
             </w:tcBorders>
           </w:tcPr>
           <w:p>
@@ -950,7 +519,7 @@
       <w:tr ns2:paraId="7ACF0402" ns2:textId="77777777">
         <w:tc>
           <w:tcPr>
-            <w:tcW w:w="5349" w:type="dxa"/>
+            <w:tcW w:w="10774" w:type="dxa"/>
             <w:gridSpan w:val="2"/>
             <w:tcBorders>
               <w:right w:val="single" w:sz="12" w:space="0" w:color="D9D9D9" w:themeColor="background1" w:themeShade="D9"/>
@@ -963,653 +532,340 @@
             </w:pPr>
           </w:p>
         </w:tc>
-        <w:tc>
-          <w:tcPr>
-            <w:tcW w:w="5425" w:type="dxa"/>
-            <w:gridSpan w:val="2"/>
-            <w:tcBorders>
-              <w:left w:val="single" w:sz="12" w:space="0" w:color="D9D9D9" w:themeColor="background1" w:themeShade="D9"/>
+      </w:tr>
+      <w:tr ns2:paraId="69B76A7F" ns2:textId="77777777">
+        <w:tc>
+          <w:tcPr>
+            <w:tcW w:w="10774" w:type="dxa"/>
+            <w:gridSpan w:val="2"/>
+            <w:tcBorders>
+              <w:right w:val="thinThickThinSmallGap" w:sz="24" w:space="0" w:color="D9D9D9" w:themeColor="background1" w:themeShade="D9"/>
+            </w:tcBorders>
+          </w:tcPr>
+          <w:p>
+            <w:pPr>
+              <w:spacing w:before="0" w:after="0" w:line="220" w:lineRule="auto"/>
+            </w:pPr>
+            <w:r>
+              <w:rPr>
+                <w:sz w:val="18"/>
+                <w:szCs w:val="18"/>
+              </w:rPr>
+              <w:t>Vonk. prehliadka: {{ external_inspection_result_label }}    Vnút. prehliadka: {{ internal_inspection_result_label }}</w:t>
+            </w:r>
+          </w:p>
+        </w:tc>
+      </w:tr>
+      <w:tr ns2:paraId="42C00107" ns2:textId="77777777">
+        <w:tc>
+          <w:tcPr>
+            <w:tcW w:w="10774" w:type="dxa"/>
+            <w:gridSpan w:val="2"/>
+            <w:tcBorders>
+              <w:right w:val="thinThickThinSmallGap" w:sz="24" w:space="0" w:color="D9D9D9" w:themeColor="background1" w:themeShade="D9"/>
+            </w:tcBorders>
+          </w:tcPr>
+          <w:p>
+            <w:pPr>
+              <w:spacing w:before="0" w:after="0" w:line="220" w:lineRule="auto"/>
+            </w:pPr>
+            <w:r>
+              <w:rPr>
+                <w:sz w:val="18"/>
+                <w:szCs w:val="18"/>
+              </w:rPr>
+              <w:t>Kontr. zvarov: {{ weld_inspection_result_label }}    Kontr. štítkov: {{ plate_inspection_result_label }}</w:t>
+            </w:r>
+          </w:p>
+        </w:tc>
+      </w:tr>
+      <w:tr ns2:paraId="5EB0D813" ns2:textId="77777777">
+        <w:tc>
+          <w:tcPr>
+            <w:tcW w:w="10774" w:type="dxa"/>
+            <w:gridSpan w:val="2"/>
+            <w:tcBorders>
+              <w:right w:val="thinThickThinSmallGap" w:sz="24" w:space="0" w:color="D9D9D9" w:themeColor="background1" w:themeShade="D9"/>
+            </w:tcBorders>
+          </w:tcPr>
+          <w:p>
+            <w:pPr>
+              <w:spacing w:before="0" w:after="0" w:line="220" w:lineRule="auto"/>
+            </w:pPr>
+            <w:r>
+              <w:rPr>
+                <w:sz w:val="18"/>
+                <w:szCs w:val="18"/>
+              </w:rPr>
+              <w:t>Preh. vykur. hadov: vonk. {{ heating_coils_external_result_label }}    vnút. {{ heating_coils_internal_result_label }}</w:t>
+            </w:r>
+          </w:p>
+        </w:tc>
+      </w:tr>
+      <w:tr ns2:paraId="74ACAB45" ns2:textId="77777777">
+        <w:tc>
+          <w:tcPr>
+            <w:tcW w:w="10774" w:type="dxa"/>
+            <w:gridSpan w:val="2"/>
+            <w:tcBorders>
+              <w:right w:val="thinThickThinSmallGap" w:sz="24" w:space="0" w:color="D9D9D9" w:themeColor="background1" w:themeShade="D9"/>
+            </w:tcBorders>
+          </w:tcPr>
+          <w:p>
+            <w:pPr>
+              <w:spacing w:before="0" w:after="0" w:line="220" w:lineRule="auto"/>
+            </w:pPr>
+            <w:r>
+              <w:rPr>
+                <w:sz w:val="18"/>
+                <w:szCs w:val="18"/>
+              </w:rPr>
+              <w:t>Bočné (výpus.) ventily: I.str. {{ side_valves_side_1_result_label }}    II.str. {{ side_valves_side_2_result_label }}</w:t>
+            </w:r>
+          </w:p>
+        </w:tc>
+      </w:tr>
+      <w:tr ns2:paraId="51136AE0" ns2:textId="77777777">
+        <w:tc>
+          <w:tcPr>
+            <w:tcW w:w="10774" w:type="dxa"/>
+            <w:gridSpan w:val="2"/>
+            <w:tcBorders>
+              <w:right w:val="thinThickThinSmallGap" w:sz="24" w:space="0" w:color="D9D9D9" w:themeColor="background1" w:themeShade="D9"/>
+            </w:tcBorders>
+          </w:tcPr>
+          <w:p>
+            <w:pPr>
+              <w:spacing w:before="0" w:after="0" w:line="220" w:lineRule="auto"/>
+            </w:pPr>
+            <w:r>
+              <w:rPr>
+                <w:sz w:val="18"/>
+                <w:szCs w:val="18"/>
+              </w:rPr>
+              <w:t>Stredový ventil: {{ center_valve_result_label }}</w:t>
+            </w:r>
+          </w:p>
+        </w:tc>
+      </w:tr>
+      <w:tr ns2:paraId="625DA006" ns2:textId="77777777">
+        <w:tc>
+          <w:tcPr>
+            <w:tcW w:w="10774" w:type="dxa"/>
+            <w:gridSpan w:val="2"/>
+            <w:tcBorders>
+              <w:right w:val="thinThickThinSmallGap" w:sz="24" w:space="0" w:color="D9D9D9" w:themeColor="background1" w:themeShade="D9"/>
+            </w:tcBorders>
+          </w:tcPr>
+          <w:p>
+            <w:pPr>
+              <w:spacing w:before="0" w:after="0" w:line="220" w:lineRule="auto"/>
+            </w:pPr>
+            <w:r>
+              <w:rPr>
+                <w:sz w:val="18"/>
+                <w:szCs w:val="18"/>
+              </w:rPr>
+              <w:t>veko + tesnenie: {{ lid_gasket_result_label }}</w:t>
+            </w:r>
+          </w:p>
+        </w:tc>
+      </w:tr>
+      <w:tr ns2:paraId="0776AD60" ns2:textId="77777777">
+        <w:tc>
+          <w:tcPr>
+            <w:tcW w:w="10774" w:type="dxa"/>
+            <w:gridSpan w:val="2"/>
+            <w:tcBorders>
+              <w:right w:val="thinThickThinSmallGap" w:sz="24" w:space="0" w:color="D9D9D9" w:themeColor="background1" w:themeShade="D9"/>
+            </w:tcBorders>
+          </w:tcPr>
+          <w:p>
+            <w:pPr>
+              <w:spacing w:before="0" w:after="0" w:line="220" w:lineRule="auto"/>
+            </w:pPr>
+            <w:r>
+              <w:rPr>
+                <w:sz w:val="18"/>
+                <w:szCs w:val="18"/>
+              </w:rPr>
+              <w:t>Typ poist. ventilu: {{ safety_valve_type }}    č. PV: {{ safety_valve_number }}</w:t>
+            </w:r>
+          </w:p>
+        </w:tc>
+      </w:tr>
+      <w:tr ns2:paraId="1F80F963" ns2:textId="77777777">
+        <w:tc>
+          <w:tcPr>
+            <w:tcW w:w="10774" w:type="dxa"/>
+            <w:gridSpan w:val="2"/>
+            <w:tcBorders>
+              <w:right w:val="thinThickThinSmallGap" w:sz="24" w:space="0" w:color="D9D9D9" w:themeColor="background1" w:themeShade="D9"/>
+            </w:tcBorders>
+          </w:tcPr>
+          <w:p>
+            <w:pPr>
+              <w:spacing w:before="0" w:after="0" w:line="220" w:lineRule="auto"/>
+            </w:pPr>
+            <w:r>
+              <w:rPr>
+                <w:sz w:val="18"/>
+                <w:szCs w:val="18"/>
+              </w:rPr>
+              <w:t>pretlak: {{ safety_valve_pressure }}    podtlak: {{ vacuum_valve_pressure }}</w:t>
+            </w:r>
+          </w:p>
+        </w:tc>
+      </w:tr>
+      <w:tr ns2:paraId="28CE9335" ns2:textId="77777777">
+        <w:tc>
+          <w:tcPr>
+            <w:tcW w:w="10774" w:type="dxa"/>
+            <w:gridSpan w:val="2"/>
+            <w:tcBorders>
+              <w:right w:val="single" w:sz="12" w:space="0" w:color="D9D9D9" w:themeColor="background1" w:themeShade="D9"/>
             </w:tcBorders>
             <w:shd w:val="clear" w:color="auto" w:fill="D9D9D9" w:themeFill="background1" w:themeFillShade="D9"/>
           </w:tcPr>
-          <w:p ns2:paraId="058C84CB" ns2:textId="77777777">
+          <w:p ns2:paraId="31EC00C4" ns2:textId="77777777">
             <w:pPr>
               <w:spacing w:line="120" w:lineRule="auto"/>
             </w:pPr>
           </w:p>
         </w:tc>
       </w:tr>
-      <w:tr ns2:paraId="69B76A7F" ns2:textId="77777777">
-        <w:tc>
-          <w:tcPr>
-            <w:tcW w:w="5349" w:type="dxa"/>
-            <w:gridSpan w:val="2"/>
-            <w:tcBorders>
-              <w:right w:val="thinThickThinSmallGap" w:sz="24" w:space="0" w:color="D9D9D9" w:themeColor="background1" w:themeShade="D9"/>
-            </w:tcBorders>
-          </w:tcPr>
-          <w:p>
-            <w:pPr>
-              <w:spacing w:before="0" w:after="0" w:line="220" w:lineRule="auto"/>
-            </w:pPr>
-            <w:r>
-              <w:rPr>
-                <w:sz w:val="18"/>
-                <w:szCs w:val="18"/>
-              </w:rPr>
-              <w:t>Vonk. prehliadka: {{ external_inspection_result_label }}    Vnút. prehliadka: {{ internal_inspection_result_label }}</w:t>
-            </w:r>
-          </w:p>
-        </w:tc>
-        <w:tc>
-          <w:tcPr>
-            <w:tcW w:w="5425" w:type="dxa"/>
-            <w:gridSpan w:val="2"/>
-            <w:tcBorders>
-              <w:left w:val="thinThickThinSmallGap" w:sz="24" w:space="0" w:color="D9D9D9" w:themeColor="background1" w:themeShade="D9"/>
-            </w:tcBorders>
-          </w:tcPr>
-          <w:p>
-            <w:pPr>
-              <w:spacing w:before="0" w:after="0" w:line="220" w:lineRule="auto"/>
-            </w:pPr>
-            <w:r>
-              <w:rPr>
-                <w:sz w:val="18"/>
-                <w:szCs w:val="18"/>
-              </w:rPr>
-              <w:t>Vonk. prehliadka: {{ external_inspection_result_label }}    Vnút. prehliadka: {{ internal_inspection_result_label }}</w:t>
-            </w:r>
-          </w:p>
-        </w:tc>
-      </w:tr>
-      <w:tr ns2:paraId="42C00107" ns2:textId="77777777">
-        <w:tc>
-          <w:tcPr>
-            <w:tcW w:w="5349" w:type="dxa"/>
-            <w:gridSpan w:val="2"/>
-            <w:tcBorders>
-              <w:right w:val="thinThickThinSmallGap" w:sz="24" w:space="0" w:color="D9D9D9" w:themeColor="background1" w:themeShade="D9"/>
-            </w:tcBorders>
-          </w:tcPr>
-          <w:p>
-            <w:pPr>
-              <w:spacing w:before="0" w:after="0" w:line="220" w:lineRule="auto"/>
-            </w:pPr>
-            <w:r>
-              <w:rPr>
-                <w:sz w:val="18"/>
-                <w:szCs w:val="18"/>
-              </w:rPr>
-              <w:t>Kontr. zvarov: {{ weld_inspection_result_label }}    Kontr. štítkov: {{ plate_inspection_result_label }}</w:t>
-            </w:r>
-          </w:p>
-        </w:tc>
-        <w:tc>
-          <w:tcPr>
-            <w:tcW w:w="5425" w:type="dxa"/>
-            <w:gridSpan w:val="2"/>
-            <w:tcBorders>
-              <w:left w:val="thinThickThinSmallGap" w:sz="24" w:space="0" w:color="D9D9D9" w:themeColor="background1" w:themeShade="D9"/>
-            </w:tcBorders>
-          </w:tcPr>
-          <w:p>
-            <w:pPr>
-              <w:spacing w:before="0" w:after="0" w:line="220" w:lineRule="auto"/>
-            </w:pPr>
-            <w:r>
-              <w:rPr>
-                <w:sz w:val="18"/>
-                <w:szCs w:val="18"/>
-              </w:rPr>
-              <w:t>Kontr. zvarov: {{ weld_inspection_result_label }}    Kontr. štítkov: {{ plate_inspection_result_label }}</w:t>
-            </w:r>
-          </w:p>
-        </w:tc>
-      </w:tr>
-      <w:tr ns2:paraId="5EB0D813" ns2:textId="77777777">
-        <w:tc>
-          <w:tcPr>
-            <w:tcW w:w="5349" w:type="dxa"/>
-            <w:gridSpan w:val="2"/>
-            <w:tcBorders>
-              <w:right w:val="thinThickThinSmallGap" w:sz="24" w:space="0" w:color="D9D9D9" w:themeColor="background1" w:themeShade="D9"/>
-            </w:tcBorders>
-          </w:tcPr>
-          <w:p>
-            <w:pPr>
-              <w:spacing w:before="0" w:after="0" w:line="220" w:lineRule="auto"/>
-            </w:pPr>
-            <w:r>
-              <w:rPr>
-                <w:sz w:val="18"/>
-                <w:szCs w:val="18"/>
-              </w:rPr>
-              <w:t>Preh. vykur. hadov: vonk. {{ heating_coils_external_result_label }}    vnút. {{ heating_coils_internal_result_label }}</w:t>
-            </w:r>
-          </w:p>
-        </w:tc>
-        <w:tc>
-          <w:tcPr>
-            <w:tcW w:w="5425" w:type="dxa"/>
-            <w:gridSpan w:val="2"/>
-            <w:tcBorders>
-              <w:left w:val="thinThickThinSmallGap" w:sz="24" w:space="0" w:color="D9D9D9" w:themeColor="background1" w:themeShade="D9"/>
-            </w:tcBorders>
-          </w:tcPr>
-          <w:p>
-            <w:pPr>
-              <w:spacing w:before="0" w:after="0" w:line="220" w:lineRule="auto"/>
-            </w:pPr>
-            <w:r>
-              <w:rPr>
-                <w:sz w:val="18"/>
-                <w:szCs w:val="18"/>
-              </w:rPr>
-              <w:t>Preh. vykur. hadov: vonk. {{ heating_coils_external_result_label }}    vnút. {{ heating_coils_internal_result_label }}</w:t>
-            </w:r>
-          </w:p>
-        </w:tc>
-      </w:tr>
-      <w:tr ns2:paraId="74ACAB45" ns2:textId="77777777">
-        <w:tc>
-          <w:tcPr>
-            <w:tcW w:w="5349" w:type="dxa"/>
-            <w:gridSpan w:val="2"/>
-            <w:tcBorders>
-              <w:right w:val="thinThickThinSmallGap" w:sz="24" w:space="0" w:color="D9D9D9" w:themeColor="background1" w:themeShade="D9"/>
-            </w:tcBorders>
-          </w:tcPr>
-          <w:p>
-            <w:pPr>
-              <w:spacing w:before="0" w:after="0" w:line="220" w:lineRule="auto"/>
-            </w:pPr>
-            <w:r>
-              <w:rPr>
-                <w:sz w:val="18"/>
-                <w:szCs w:val="18"/>
-              </w:rPr>
-              <w:t>Bočné (výpus.) ventily: I.str. {{ side_valves_side_1_result_label }}    II.str. {{ side_valves_side_2_result_label }}</w:t>
-            </w:r>
-          </w:p>
-        </w:tc>
-        <w:tc>
-          <w:tcPr>
-            <w:tcW w:w="5425" w:type="dxa"/>
-            <w:gridSpan w:val="2"/>
-            <w:tcBorders>
-              <w:left w:val="thinThickThinSmallGap" w:sz="24" w:space="0" w:color="D9D9D9" w:themeColor="background1" w:themeShade="D9"/>
-            </w:tcBorders>
-          </w:tcPr>
-          <w:p>
-            <w:pPr>
-              <w:spacing w:before="0" w:after="0" w:line="220" w:lineRule="auto"/>
-            </w:pPr>
-            <w:r>
-              <w:rPr>
-                <w:sz w:val="18"/>
-                <w:szCs w:val="18"/>
-              </w:rPr>
-              <w:t>Bočné (výpus.) ventily: I.str. {{ side_valves_side_1_result_label }}    II.str. {{ side_valves_side_2_result_label }}</w:t>
-            </w:r>
-          </w:p>
-        </w:tc>
-      </w:tr>
-      <w:tr ns2:paraId="51136AE0" ns2:textId="77777777">
-        <w:tc>
-          <w:tcPr>
-            <w:tcW w:w="5349" w:type="dxa"/>
-            <w:gridSpan w:val="2"/>
-            <w:tcBorders>
-              <w:right w:val="thinThickThinSmallGap" w:sz="24" w:space="0" w:color="D9D9D9" w:themeColor="background1" w:themeShade="D9"/>
-            </w:tcBorders>
-          </w:tcPr>
-          <w:p>
-            <w:pPr>
-              <w:spacing w:before="0" w:after="0" w:line="220" w:lineRule="auto"/>
-            </w:pPr>
-            <w:r>
-              <w:rPr>
-                <w:sz w:val="18"/>
-                <w:szCs w:val="18"/>
-              </w:rPr>
-              <w:t>Stredový ventil: {{ center_valve_result_label }}</w:t>
-            </w:r>
-          </w:p>
-        </w:tc>
-        <w:tc>
-          <w:tcPr>
-            <w:tcW w:w="5425" w:type="dxa"/>
-            <w:gridSpan w:val="2"/>
-            <w:tcBorders>
-              <w:left w:val="thinThickThinSmallGap" w:sz="24" w:space="0" w:color="D9D9D9" w:themeColor="background1" w:themeShade="D9"/>
-            </w:tcBorders>
-          </w:tcPr>
-          <w:p>
-            <w:pPr>
-              <w:spacing w:before="0" w:after="0" w:line="220" w:lineRule="auto"/>
-            </w:pPr>
-            <w:r>
-              <w:rPr>
-                <w:sz w:val="18"/>
-                <w:szCs w:val="18"/>
-              </w:rPr>
-              <w:t>Stredový ventil: {{ center_valve_result_label }}</w:t>
-            </w:r>
-          </w:p>
-        </w:tc>
-      </w:tr>
-      <w:tr ns2:paraId="625DA006" ns2:textId="77777777">
-        <w:tc>
-          <w:tcPr>
-            <w:tcW w:w="5349" w:type="dxa"/>
-            <w:gridSpan w:val="2"/>
-            <w:tcBorders>
-              <w:right w:val="thinThickThinSmallGap" w:sz="24" w:space="0" w:color="D9D9D9" w:themeColor="background1" w:themeShade="D9"/>
-            </w:tcBorders>
-          </w:tcPr>
-          <w:p>
-            <w:pPr>
-              <w:spacing w:before="0" w:after="0" w:line="220" w:lineRule="auto"/>
-            </w:pPr>
-            <w:r>
-              <w:rPr>
-                <w:sz w:val="18"/>
-                <w:szCs w:val="18"/>
-              </w:rPr>
-              <w:t>veko + tesnenie: {{ lid_gasket_result_label }}</w:t>
-            </w:r>
-          </w:p>
-        </w:tc>
-        <w:tc>
-          <w:tcPr>
-            <w:tcW w:w="5425" w:type="dxa"/>
-            <w:gridSpan w:val="2"/>
-            <w:tcBorders>
-              <w:left w:val="thinThickThinSmallGap" w:sz="24" w:space="0" w:color="D9D9D9" w:themeColor="background1" w:themeShade="D9"/>
-            </w:tcBorders>
-          </w:tcPr>
-          <w:p>
-            <w:pPr>
-              <w:spacing w:before="0" w:after="0" w:line="220" w:lineRule="auto"/>
-            </w:pPr>
-            <w:r>
-              <w:rPr>
-                <w:sz w:val="18"/>
-                <w:szCs w:val="18"/>
-              </w:rPr>
-              <w:t>veko + tesnenie: {{ lid_gasket_result_label }}</w:t>
-            </w:r>
-          </w:p>
-        </w:tc>
-      </w:tr>
-      <w:tr ns2:paraId="0776AD60" ns2:textId="77777777">
-        <w:tc>
-          <w:tcPr>
-            <w:tcW w:w="5349" w:type="dxa"/>
-            <w:gridSpan w:val="2"/>
-            <w:tcBorders>
-              <w:right w:val="thinThickThinSmallGap" w:sz="24" w:space="0" w:color="D9D9D9" w:themeColor="background1" w:themeShade="D9"/>
-            </w:tcBorders>
-          </w:tcPr>
-          <w:p>
-            <w:pPr>
-              <w:spacing w:before="0" w:after="0" w:line="220" w:lineRule="auto"/>
-            </w:pPr>
-            <w:r>
-              <w:rPr>
-                <w:sz w:val="18"/>
-                <w:szCs w:val="18"/>
-              </w:rPr>
-              <w:t>Typ poist. ventilu: {{ safety_valve_type }}    č. PV: {{ safety_valve_number }}</w:t>
-            </w:r>
-          </w:p>
-        </w:tc>
-        <w:tc>
-          <w:tcPr>
-            <w:tcW w:w="5425" w:type="dxa"/>
-            <w:gridSpan w:val="2"/>
-            <w:tcBorders>
-              <w:left w:val="thinThickThinSmallGap" w:sz="24" w:space="0" w:color="D9D9D9" w:themeColor="background1" w:themeShade="D9"/>
-            </w:tcBorders>
-          </w:tcPr>
-          <w:p>
-            <w:pPr>
-              <w:spacing w:before="0" w:after="0" w:line="220" w:lineRule="auto"/>
-            </w:pPr>
-            <w:r>
-              <w:rPr>
-                <w:sz w:val="18"/>
-                <w:szCs w:val="18"/>
-              </w:rPr>
-              <w:t>Typ poist. ventilu: {{ safety_valve_type }}    č. PV: {{ safety_valve_number }}</w:t>
-            </w:r>
-          </w:p>
-        </w:tc>
-      </w:tr>
-      <w:tr ns2:paraId="1F80F963" ns2:textId="77777777">
-        <w:tc>
-          <w:tcPr>
-            <w:tcW w:w="5349" w:type="dxa"/>
-            <w:gridSpan w:val="2"/>
-            <w:tcBorders>
-              <w:right w:val="thinThickThinSmallGap" w:sz="24" w:space="0" w:color="D9D9D9" w:themeColor="background1" w:themeShade="D9"/>
-            </w:tcBorders>
-          </w:tcPr>
-          <w:p>
-            <w:pPr>
-              <w:spacing w:before="0" w:after="0" w:line="220" w:lineRule="auto"/>
-            </w:pPr>
-            <w:r>
-              <w:rPr>
-                <w:sz w:val="18"/>
-                <w:szCs w:val="18"/>
-              </w:rPr>
-              <w:t>pretlak: {{ safety_valve_pressure }}    podtlak: {{ vacuum_valve_pressure }}</w:t>
-            </w:r>
-          </w:p>
-        </w:tc>
-        <w:tc>
-          <w:tcPr>
-            <w:tcW w:w="5425" w:type="dxa"/>
-            <w:gridSpan w:val="2"/>
-            <w:tcBorders>
-              <w:left w:val="thinThickThinSmallGap" w:sz="24" w:space="0" w:color="D9D9D9" w:themeColor="background1" w:themeShade="D9"/>
-            </w:tcBorders>
-          </w:tcPr>
-          <w:p>
-            <w:pPr>
-              <w:spacing w:before="0" w:after="0" w:line="220" w:lineRule="auto"/>
-            </w:pPr>
-            <w:r>
-              <w:rPr>
-                <w:sz w:val="18"/>
-                <w:szCs w:val="18"/>
-              </w:rPr>
-              <w:t>pretlak: {{ safety_valve_pressure }}    podtlak: {{ vacuum_valve_pressure }}</w:t>
-            </w:r>
-          </w:p>
-        </w:tc>
-      </w:tr>
-      <w:tr ns2:paraId="28CE9335" ns2:textId="77777777">
-        <w:tc>
-          <w:tcPr>
-            <w:tcW w:w="5349" w:type="dxa"/>
+      <w:tr ns2:paraId="49E199B8" ns2:textId="77777777">
+        <w:tc>
+          <w:tcPr>
+            <w:tcW w:w="10774" w:type="dxa"/>
+            <w:gridSpan w:val="2"/>
+            <w:tcBorders>
+              <w:right w:val="thinThickThinSmallGap" w:sz="24" w:space="0" w:color="D9D9D9" w:themeColor="background1" w:themeShade="D9"/>
+            </w:tcBorders>
+          </w:tcPr>
+          <w:p>
+            <w:pPr>
+              <w:spacing w:before="0" w:after="0" w:line="220" w:lineRule="auto"/>
+            </w:pPr>
+            <w:r>
+              <w:rPr>
+                <w:sz w:val="18"/>
+                <w:szCs w:val="18"/>
+              </w:rPr>
+              <w:t>Uzemnenie: {{ grounding_result_label }}</w:t>
+            </w:r>
+          </w:p>
+        </w:tc>
+      </w:tr>
+      <w:tr ns2:paraId="09ADF54D" ns2:textId="77777777">
+        <w:tc>
+          <w:tcPr>
+            <w:tcW w:w="10774" w:type="dxa"/>
+            <w:gridSpan w:val="2"/>
+            <w:tcBorders>
+              <w:right w:val="thinThickThinSmallGap" w:sz="24" w:space="0" w:color="D9D9D9" w:themeColor="background1" w:themeShade="D9"/>
+            </w:tcBorders>
+          </w:tcPr>
+          <w:p>
+            <w:pPr>
+              <w:spacing w:before="0" w:after="0" w:line="220" w:lineRule="auto"/>
+            </w:pPr>
+            <w:r>
+              <w:rPr>
+                <w:sz w:val="18"/>
+                <w:szCs w:val="18"/>
+              </w:rPr>
+              <w:t>Protokol UTT: {{ utt_protocol_number }}    Protokol gum.: {{ rubber_protocol_number }}</w:t>
+            </w:r>
+          </w:p>
+        </w:tc>
+      </w:tr>
+      <w:tr ns2:paraId="31734B7B" ns2:textId="77777777">
+        <w:tc>
+          <w:tcPr>
+            <w:tcW w:w="10774" w:type="dxa"/>
+            <w:gridSpan w:val="2"/>
+            <w:tcBorders>
+              <w:right w:val="thinThickThinSmallGap" w:sz="24" w:space="0" w:color="D9D9D9" w:themeColor="background1" w:themeShade="D9"/>
+            </w:tcBorders>
+          </w:tcPr>
+          <w:p>
+            <w:pPr>
+              <w:spacing w:before="0" w:after="0" w:line="220" w:lineRule="auto"/>
+            </w:pPr>
+            <w:r>
+              <w:rPr>
+                <w:sz w:val="18"/>
+                <w:szCs w:val="18"/>
+              </w:rPr>
+              <w:t>Nameraná min. hrúbka kotla:</w:t>
+            </w:r>
+          </w:p>
+        </w:tc>
+      </w:tr>
+      <w:tr ns2:paraId="595C5D5D" ns2:textId="77777777">
+        <w:tc>
+          <w:tcPr>
+            <w:tcW w:w="5387" w:type="dxa"/>
+          </w:tcPr>
+          <w:p>
+            <w:pPr>
+              <w:spacing w:before="0" w:after="0" w:line="220" w:lineRule="auto"/>
+            </w:pPr>
+            <w:r>
+              <w:rPr>
+                <w:sz w:val="18"/>
+                <w:szCs w:val="18"/>
+              </w:rPr>
+              <w:t>čelá: {{ measured_wall_thickness_front_mm }} mm</w:t>
+            </w:r>
+          </w:p>
+        </w:tc>
+        <w:tc>
+          <w:tcPr>
+            <w:tcW w:w="5387" w:type="dxa"/>
+            <w:tcBorders>
+              <w:right w:val="thinThickThinSmallGap" w:sz="24" w:space="0" w:color="D9D9D9" w:themeColor="background1" w:themeShade="D9"/>
+            </w:tcBorders>
+          </w:tcPr>
+          <w:p>
+            <w:pPr>
+              <w:spacing w:before="0" w:after="0" w:line="220" w:lineRule="auto"/>
+            </w:pPr>
+            <w:r>
+              <w:rPr>
+                <w:sz w:val="18"/>
+                <w:szCs w:val="18"/>
+              </w:rPr>
+              <w:t>luby: {{ measured_wall_thickness_shell_mm }} mm</w:t>
+            </w:r>
+          </w:p>
+        </w:tc>
+      </w:tr>
+      <w:tr ns2:paraId="3212FAF4" ns2:textId="77777777">
+        <w:tc>
+          <w:tcPr>
+            <w:tcW w:w="10774" w:type="dxa"/>
             <w:gridSpan w:val="2"/>
             <w:tcBorders>
               <w:right w:val="single" w:sz="12" w:space="0" w:color="D9D9D9" w:themeColor="background1" w:themeShade="D9"/>
             </w:tcBorders>
             <w:shd w:val="clear" w:color="auto" w:fill="D9D9D9" w:themeFill="background1" w:themeFillShade="D9"/>
           </w:tcPr>
-          <w:p ns2:paraId="31EC00C4" ns2:textId="77777777">
+          <w:p ns2:paraId="4776AF19" ns2:textId="3398CE09">
             <w:pPr>
               <w:spacing w:line="120" w:lineRule="auto"/>
             </w:pPr>
-          </w:p>
-        </w:tc>
-        <w:tc>
-          <w:tcPr>
-            <w:tcW w:w="5425" w:type="dxa"/>
-            <w:gridSpan w:val="2"/>
-            <w:tcBorders>
-              <w:left w:val="single" w:sz="12" w:space="0" w:color="D9D9D9" w:themeColor="background1" w:themeShade="D9"/>
-            </w:tcBorders>
-            <w:shd w:val="clear" w:color="auto" w:fill="D9D9D9" w:themeFill="background1" w:themeFillShade="D9"/>
-          </w:tcPr>
-          <w:p ns2:paraId="45E622B7" ns2:textId="77777777">
-            <w:pPr>
-              <w:spacing w:line="120" w:lineRule="auto"/>
-            </w:pPr>
-          </w:p>
-        </w:tc>
-      </w:tr>
-      <w:tr ns2:paraId="49E199B8" ns2:textId="77777777">
-        <w:tc>
-          <w:tcPr>
-            <w:tcW w:w="5349" w:type="dxa"/>
-            <w:gridSpan w:val="2"/>
-            <w:tcBorders>
-              <w:right w:val="thinThickThinSmallGap" w:sz="24" w:space="0" w:color="D9D9D9" w:themeColor="background1" w:themeShade="D9"/>
-            </w:tcBorders>
-          </w:tcPr>
-          <w:p>
-            <w:pPr>
-              <w:spacing w:before="0" w:after="0" w:line="220" w:lineRule="auto"/>
-            </w:pPr>
-            <w:r>
-              <w:rPr>
-                <w:sz w:val="18"/>
-                <w:szCs w:val="18"/>
-              </w:rPr>
-              <w:t>Uzemnenie: {{ grounding_result_label }}</w:t>
-            </w:r>
-          </w:p>
-        </w:tc>
-        <w:tc>
-          <w:tcPr>
-            <w:tcW w:w="5425" w:type="dxa"/>
-            <w:gridSpan w:val="2"/>
-            <w:tcBorders>
-              <w:left w:val="thinThickThinSmallGap" w:sz="24" w:space="0" w:color="D9D9D9" w:themeColor="background1" w:themeShade="D9"/>
-            </w:tcBorders>
-          </w:tcPr>
-          <w:p>
-            <w:pPr>
-              <w:spacing w:before="0" w:after="0" w:line="220" w:lineRule="auto"/>
-            </w:pPr>
-            <w:r>
-              <w:rPr>
-                <w:sz w:val="18"/>
-                <w:szCs w:val="18"/>
-              </w:rPr>
-              <w:t>Uzemnenie: {{ grounding_result_label }}</w:t>
-            </w:r>
-          </w:p>
-        </w:tc>
-      </w:tr>
-      <w:tr ns2:paraId="09ADF54D" ns2:textId="77777777">
-        <w:tc>
-          <w:tcPr>
-            <w:tcW w:w="5349" w:type="dxa"/>
-            <w:gridSpan w:val="2"/>
-            <w:tcBorders>
-              <w:right w:val="thinThickThinSmallGap" w:sz="24" w:space="0" w:color="D9D9D9" w:themeColor="background1" w:themeShade="D9"/>
-            </w:tcBorders>
-          </w:tcPr>
-          <w:p>
-            <w:pPr>
-              <w:spacing w:before="0" w:after="0" w:line="220" w:lineRule="auto"/>
-            </w:pPr>
-            <w:r>
-              <w:rPr>
-                <w:sz w:val="18"/>
-                <w:szCs w:val="18"/>
-              </w:rPr>
-              <w:t>Protokol UTT: {{ utt_protocol_number }}    Protokol gum.: {{ rubber_protocol_number }}</w:t>
-            </w:r>
-          </w:p>
-        </w:tc>
-        <w:tc>
-          <w:tcPr>
-            <w:tcW w:w="5425" w:type="dxa"/>
-            <w:gridSpan w:val="2"/>
-            <w:tcBorders>
-              <w:left w:val="thinThickThinSmallGap" w:sz="24" w:space="0" w:color="D9D9D9" w:themeColor="background1" w:themeShade="D9"/>
-            </w:tcBorders>
-          </w:tcPr>
-          <w:p>
-            <w:pPr>
-              <w:spacing w:before="0" w:after="0" w:line="220" w:lineRule="auto"/>
-            </w:pPr>
-            <w:r>
-              <w:rPr>
-                <w:sz w:val="18"/>
-                <w:szCs w:val="18"/>
-              </w:rPr>
-              <w:t>Protokol UTT: {{ utt_protocol_number }}    Protokol gum.: {{ rubber_protocol_number }}</w:t>
-            </w:r>
-          </w:p>
-        </w:tc>
-      </w:tr>
-      <w:tr ns2:paraId="31734B7B" ns2:textId="77777777">
-        <w:tc>
-          <w:tcPr>
-            <w:tcW w:w="5349" w:type="dxa"/>
-            <w:gridSpan w:val="2"/>
-            <w:tcBorders>
-              <w:right w:val="thinThickThinSmallGap" w:sz="24" w:space="0" w:color="D9D9D9" w:themeColor="background1" w:themeShade="D9"/>
-            </w:tcBorders>
-          </w:tcPr>
-          <w:p>
-            <w:pPr>
-              <w:spacing w:before="0" w:after="0" w:line="220" w:lineRule="auto"/>
-            </w:pPr>
-            <w:r>
-              <w:rPr>
-                <w:sz w:val="18"/>
-                <w:szCs w:val="18"/>
-              </w:rPr>
-              <w:t>Nameraná min. hrúbka kotla:</w:t>
-            </w:r>
-          </w:p>
-        </w:tc>
-        <w:tc>
-          <w:tcPr>
-            <w:tcW w:w="5425" w:type="dxa"/>
-            <w:gridSpan w:val="2"/>
-            <w:tcBorders>
-              <w:left w:val="thinThickThinSmallGap" w:sz="24" w:space="0" w:color="D9D9D9" w:themeColor="background1" w:themeShade="D9"/>
-            </w:tcBorders>
-          </w:tcPr>
-          <w:p>
-            <w:pPr>
-              <w:spacing w:before="0" w:after="0" w:line="220" w:lineRule="auto"/>
-            </w:pPr>
-            <w:r>
-              <w:rPr>
-                <w:sz w:val="18"/>
-                <w:szCs w:val="18"/>
-              </w:rPr>
-              <w:t>Nameraná min. hrúbka kotla:</w:t>
-            </w:r>
-          </w:p>
-        </w:tc>
-      </w:tr>
-      <w:tr ns2:paraId="595C5D5D" ns2:textId="77777777">
-        <w:tc>
-          <w:tcPr>
-            <w:tcW w:w="2674" w:type="dxa"/>
-          </w:tcPr>
-          <w:p>
-            <w:pPr>
-              <w:spacing w:before="0" w:after="0" w:line="220" w:lineRule="auto"/>
-            </w:pPr>
-            <w:r>
-              <w:rPr>
-                <w:sz w:val="18"/>
-                <w:szCs w:val="18"/>
-              </w:rPr>
-              <w:t>čelá: {{ measured_wall_thickness_front_mm }} mm</w:t>
-            </w:r>
-          </w:p>
-        </w:tc>
-        <w:tc>
-          <w:tcPr>
-            <w:tcW w:w="2675" w:type="dxa"/>
-            <w:tcBorders>
-              <w:right w:val="thinThickThinSmallGap" w:sz="24" w:space="0" w:color="D9D9D9" w:themeColor="background1" w:themeShade="D9"/>
-            </w:tcBorders>
-          </w:tcPr>
-          <w:p>
-            <w:pPr>
-              <w:spacing w:before="0" w:after="0" w:line="220" w:lineRule="auto"/>
-            </w:pPr>
-            <w:r>
-              <w:rPr>
-                <w:sz w:val="18"/>
-                <w:szCs w:val="18"/>
-              </w:rPr>
-              <w:t>luby: {{ measured_wall_thickness_shell_mm }} mm</w:t>
-            </w:r>
-          </w:p>
-        </w:tc>
-        <w:tc>
-          <w:tcPr>
-            <w:tcW w:w="2712" w:type="dxa"/>
-            <w:tcBorders>
-              <w:left w:val="thinThickThinSmallGap" w:sz="24" w:space="0" w:color="D9D9D9" w:themeColor="background1" w:themeShade="D9"/>
-            </w:tcBorders>
-          </w:tcPr>
-          <w:p>
-            <w:pPr>
-              <w:spacing w:before="0" w:after="0" w:line="220" w:lineRule="auto"/>
-            </w:pPr>
-            <w:r>
-              <w:rPr>
-                <w:sz w:val="18"/>
-                <w:szCs w:val="18"/>
-              </w:rPr>
-              <w:t>čelá: {{ measured_wall_thickness_front_mm }} mm</w:t>
-            </w:r>
-          </w:p>
-        </w:tc>
-        <w:tc>
-          <w:tcPr>
-            <w:tcW w:w="2713" w:type="dxa"/>
-          </w:tcPr>
-          <w:p>
-            <w:pPr>
-              <w:spacing w:before="0" w:after="0" w:line="220" w:lineRule="auto"/>
-            </w:pPr>
-            <w:r>
-              <w:rPr>
-                <w:sz w:val="18"/>
-                <w:szCs w:val="18"/>
-              </w:rPr>
-              <w:t>luby: {{ measured_wall_thickness_shell_mm }} mm</w:t>
-            </w:r>
-          </w:p>
-        </w:tc>
-      </w:tr>
-      <w:tr ns2:paraId="3212FAF4" ns2:textId="77777777">
-        <w:tc>
-          <w:tcPr>
-            <w:tcW w:w="5349" w:type="dxa"/>
-            <w:gridSpan w:val="2"/>
-            <w:tcBorders>
-              <w:right w:val="single" w:sz="12" w:space="0" w:color="D9D9D9" w:themeColor="background1" w:themeShade="D9"/>
-            </w:tcBorders>
-            <w:shd w:val="clear" w:color="auto" w:fill="D9D9D9" w:themeFill="background1" w:themeFillShade="D9"/>
-          </w:tcPr>
-          <w:p ns2:paraId="4776AF19" ns2:textId="3398CE09">
-            <w:pPr>
-              <w:spacing w:line="120" w:lineRule="auto"/>
-            </w:pPr>
             <w:r>
               <w:t xml:space="preserve">          </w:t>
             </w:r>
           </w:p>
         </w:tc>
-        <w:tc>
-          <w:tcPr>
-            <w:tcW w:w="5425" w:type="dxa"/>
-            <w:gridSpan w:val="2"/>
-            <w:tcBorders>
-              <w:left w:val="single" w:sz="12" w:space="0" w:color="D9D9D9" w:themeColor="background1" w:themeShade="D9"/>
-            </w:tcBorders>
-            <w:shd w:val="clear" w:color="auto" w:fill="D9D9D9" w:themeFill="background1" w:themeFillShade="D9"/>
-          </w:tcPr>
-          <w:p ns2:paraId="2F2824A8" ns2:textId="77777777">
-            <w:pPr>
-              <w:spacing w:line="120" w:lineRule="auto"/>
-            </w:pPr>
-          </w:p>
-        </w:tc>
       </w:tr>
       <w:tr ns2:paraId="5A5A8393" ns2:textId="77777777">
         <w:tc>
           <w:tcPr>
-            <w:tcW w:w="5349" w:type="dxa"/>
+            <w:tcW w:w="10774" w:type="dxa"/>
             <w:gridSpan w:val="2"/>
             <w:tcBorders>
               <w:right w:val="thinThickThinSmallGap" w:sz="24" w:space="0" w:color="D9D9D9" w:themeColor="background1" w:themeShade="D9"/>
@@ -1628,32 +884,11 @@
             </w:r>
           </w:p>
         </w:tc>
-        <w:tc>
-          <w:tcPr>
-            <w:tcW w:w="5425" w:type="dxa"/>
-            <w:gridSpan w:val="2"/>
-            <w:tcBorders>
-              <w:left w:val="thinThickThinSmallGap" w:sz="24" w:space="0" w:color="D9D9D9" w:themeColor="background1" w:themeShade="D9"/>
-            </w:tcBorders>
-          </w:tcPr>
-          <w:p>
-            <w:pPr>
-              <w:spacing w:before="0" w:after="0" w:line="220" w:lineRule="auto"/>
-            </w:pPr>
-            <w:r>
-              <w:rPr>
-                <w:sz w:val="18"/>
-                <w:szCs w:val="18"/>
-              </w:rPr>
-              <w:t>Orazenie štítka: {{ tank_plate_stamp }}</w:t>
-            </w:r>
-          </w:p>
-        </w:tc>
       </w:tr>
       <w:tr ns2:paraId="6ED91639" ns2:textId="77777777">
         <w:tc>
           <w:tcPr>
-            <w:tcW w:w="5349" w:type="dxa"/>
+            <w:tcW w:w="10774" w:type="dxa"/>
             <w:gridSpan w:val="2"/>
             <w:tcBorders>
               <w:right w:val="thinThickThinSmallGap" w:sz="24" w:space="0" w:color="D9D9D9" w:themeColor="background1" w:themeShade="D9"/>
@@ -1672,32 +907,11 @@
             </w:r>
           </w:p>
         </w:tc>
-        <w:tc>
-          <w:tcPr>
-            <w:tcW w:w="5425" w:type="dxa"/>
-            <w:gridSpan w:val="2"/>
-            <w:tcBorders>
-              <w:left w:val="thinThickThinSmallGap" w:sz="24" w:space="0" w:color="D9D9D9" w:themeColor="background1" w:themeShade="D9"/>
-            </w:tcBorders>
-          </w:tcPr>
-          <w:p>
-            <w:pPr>
-              <w:spacing w:before="0" w:after="0" w:line="220" w:lineRule="auto"/>
-            </w:pPr>
-            <w:r>
-              <w:rPr>
-                <w:sz w:val="18"/>
-                <w:szCs w:val="18"/>
-              </w:rPr>
-              <w:t>Budúca skúška: {{ next_inspection }}</w:t>
-            </w:r>
-          </w:p>
-        </w:tc>
       </w:tr>
       <w:tr ns2:paraId="7C8121D4" ns2:textId="77777777">
         <w:tc>
           <w:tcPr>
-            <w:tcW w:w="5349" w:type="dxa"/>
+            <w:tcW w:w="10774" w:type="dxa"/>
             <w:gridSpan w:val="2"/>
             <w:tcBorders>
               <w:right w:val="thinThickThinSmallGap" w:sz="24" w:space="0" w:color="D9D9D9" w:themeColor="background1" w:themeShade="D9"/>
@@ -1716,32 +930,11 @@
             </w:r>
           </w:p>
         </w:tc>
-        <w:tc>
-          <w:tcPr>
-            <w:tcW w:w="5425" w:type="dxa"/>
-            <w:gridSpan w:val="2"/>
-            <w:tcBorders>
-              <w:left w:val="thinThickThinSmallGap" w:sz="24" w:space="0" w:color="D9D9D9" w:themeColor="background1" w:themeShade="D9"/>
-            </w:tcBorders>
-          </w:tcPr>
-          <w:p>
-            <w:pPr>
-              <w:spacing w:before="0" w:after="0" w:line="220" w:lineRule="auto"/>
-            </w:pPr>
-            <w:r>
-              <w:rPr>
-                <w:sz w:val="18"/>
-                <w:szCs w:val="18"/>
-              </w:rPr>
-              <w:t>Zvláštne ustanovenia: {{ special_provisions }}</w:t>
-            </w:r>
-          </w:p>
-        </w:tc>
       </w:tr>
       <w:tr ns2:paraId="352B42C5" ns2:textId="77777777">
         <w:tc>
           <w:tcPr>
-            <w:tcW w:w="5349" w:type="dxa"/>
+            <w:tcW w:w="10774" w:type="dxa"/>
             <w:gridSpan w:val="2"/>
             <w:tcBorders>
               <w:right w:val="thinThickThinSmallGap" w:sz="24" w:space="0" w:color="D9D9D9" w:themeColor="background1" w:themeShade="D9"/>
@@ -1760,57 +953,14 @@
             </w:r>
           </w:p>
         </w:tc>
-        <w:tc>
-          <w:tcPr>
-            <w:tcW w:w="5425" w:type="dxa"/>
-            <w:gridSpan w:val="2"/>
-            <w:tcBorders>
-              <w:left w:val="thinThickThinSmallGap" w:sz="24" w:space="0" w:color="D9D9D9" w:themeColor="background1" w:themeShade="D9"/>
-            </w:tcBorders>
-          </w:tcPr>
-          <w:p>
-            <w:pPr>
-              <w:spacing w:before="0" w:after="0" w:line="220" w:lineRule="auto"/>
-            </w:pPr>
-            <w:r>
-              <w:rPr>
-                <w:sz w:val="18"/>
-                <w:szCs w:val="18"/>
-              </w:rPr>
-              <w:t>č. mer. + kal. do: {{ measuring_device_number }} / {{ calibration_valid_until }}</w:t>
-            </w:r>
-          </w:p>
-        </w:tc>
       </w:tr>
       <w:tr ns2:paraId="4345058A" ns2:textId="77777777">
         <w:tc>
           <w:tcPr>
-            <w:tcW w:w="5349" w:type="dxa"/>
-            <w:gridSpan w:val="2"/>
-            <w:tcBorders>
-              <w:right w:val="thinThickThinSmallGap" w:sz="24" w:space="0" w:color="D9D9D9" w:themeColor="background1" w:themeShade="D9"/>
-            </w:tcBorders>
-            <w:vAlign w:val="center"/>
-          </w:tcPr>
-          <w:p>
-            <w:pPr>
-              <w:spacing w:before="0" w:after="0" w:line="220" w:lineRule="auto"/>
-            </w:pPr>
-            <w:r>
-              <w:rPr>
-                <w:sz w:val="18"/>
-                <w:szCs w:val="18"/>
-              </w:rPr>
-              <w:t>Čas trvania skúšky: {{ test_duration }}</w:t>
-            </w:r>
-          </w:p>
-        </w:tc>
-        <w:tc>
-          <w:tcPr>
-            <w:tcW w:w="5425" w:type="dxa"/>
-            <w:gridSpan w:val="2"/>
-            <w:tcBorders>
-              <w:left w:val="thinThickThinSmallGap" w:sz="24" w:space="0" w:color="D9D9D9" w:themeColor="background1" w:themeShade="D9"/>
+            <w:tcW w:w="10774" w:type="dxa"/>
+            <w:gridSpan w:val="2"/>
+            <w:tcBorders>
+              <w:right w:val="thinThickThinSmallGap" w:sz="24" w:space="0" w:color="D9D9D9" w:themeColor="background1" w:themeShade="D9"/>
             </w:tcBorders>
             <w:vAlign w:val="center"/>
           </w:tcPr>
@@ -1834,57 +984,10 @@
         </w:trPr>
         <w:tc>
           <w:tcPr>
-            <w:tcW w:w="5349" w:type="dxa"/>
-            <w:gridSpan w:val="2"/>
-            <w:tcBorders>
-              <w:right w:val="thinThickThinSmallGap" w:sz="24" w:space="0" w:color="D9D9D9" w:themeColor="background1" w:themeShade="D9"/>
-            </w:tcBorders>
-          </w:tcPr>
-          <w:p>
-            <w:pPr>
-              <w:spacing w:before="0" w:after="0" w:line="220" w:lineRule="auto"/>
-            </w:pPr>
-            <w:r>
-              <w:rPr>
-                <w:sz w:val="18"/>
-                <w:szCs w:val="18"/>
-              </w:rPr>
-              <w:t>Poznámky:</w:t>
-              <w:br/>
-            </w:r>
-          </w:p>
-          <w:p>
-            <w:pPr>
-              <w:spacing w:before="0" w:after="0" w:line="220" w:lineRule="auto"/>
-            </w:pPr>
-            <w:r>
-              <w:rPr>
-                <w:sz w:val="18"/>
-                <w:szCs w:val="18"/>
-              </w:rPr>
-              <w:t>{{ remarks }}</w:t>
-              <w:br/>
-            </w:r>
-          </w:p>
-          <w:p>
-            <w:pPr>
-              <w:spacing w:before="0" w:after="0" w:line="220" w:lineRule="auto"/>
-            </w:pPr>
-            <w:r>
-              <w:rPr>
-                <w:sz w:val="18"/>
-                <w:szCs w:val="18"/>
-              </w:rPr>
-              <w:t>Dôvod mimoriadnej kontroly: {{ extraordinary_inspection_reason }}</w:t>
-            </w:r>
-          </w:p>
-        </w:tc>
-        <w:tc>
-          <w:tcPr>
-            <w:tcW w:w="5425" w:type="dxa"/>
-            <w:gridSpan w:val="2"/>
-            <w:tcBorders>
-              <w:left w:val="thinThickThinSmallGap" w:sz="24" w:space="0" w:color="D9D9D9" w:themeColor="background1" w:themeShade="D9"/>
+            <w:tcW w:w="10774" w:type="dxa"/>
+            <w:gridSpan w:val="2"/>
+            <w:tcBorders>
+              <w:right w:val="thinThickThinSmallGap" w:sz="24" w:space="0" w:color="D9D9D9" w:themeColor="background1" w:themeShade="D9"/>
             </w:tcBorders>
           </w:tcPr>
           <w:p>
@@ -1938,17 +1041,18 @@
         <w:tblLook w:val="04A0" w:firstRow="1" w:lastRow="0" w:firstColumn="1" w:lastColumn="0" w:noHBand="0" w:noVBand="1"/>
       </w:tblPr>
       <w:tblGrid>
-        <w:gridCol w:w="5349"/>
-        <w:gridCol w:w="5425"/>
+        <w:gridCol w:w="5387"/>
+        <w:gridCol w:w="5387"/>
       </w:tblGrid>
       <w:tr ns2:paraId="77236731" ns2:textId="77777777">
         <w:tc>
           <w:tcPr>
-            <w:tcW w:w="5349" w:type="dxa"/>
+            <w:tcW w:w="10774" w:type="dxa"/>
             <w:tcBorders>
               <w:right w:val="thinThickThinSmallGap" w:sz="24" w:space="0" w:color="D9D9D9" w:themeColor="background1" w:themeShade="D9"/>
             </w:tcBorders>
             <w:shd w:val="clear" w:color="auto" w:fill="D9D9D9" w:themeFill="background1" w:themeFillShade="D9"/>
+            <w:gridSpan w:val="2"/>
           </w:tcPr>
           <w:p ns2:paraId="4278DB7D" ns2:textId="2430BB94">
             <w:pPr>
@@ -1979,63 +1083,16 @@
             </w:r>
           </w:p>
         </w:tc>
-        <w:tc>
-          <w:tcPr>
-            <w:tcW w:w="5425" w:type="dxa"/>
-            <w:tcBorders>
-              <w:left w:val="thinThickThinSmallGap" w:sz="24" w:space="0" w:color="D9D9D9" w:themeColor="background1" w:themeShade="D9"/>
-            </w:tcBorders>
-            <w:shd w:val="clear" w:color="auto" w:fill="D9D9D9" w:themeFill="background1" w:themeFillShade="D9"/>
-          </w:tcPr>
-          <w:p ns2:paraId="318930D7" ns2:textId="7C98EA2A">
-            <w:pPr>
-              <w:spacing w:line="300" w:lineRule="auto"/>
-              <w:jc w:val="center"/>
-            </w:pPr>
-            <w:r>
-              <w:rPr>
-                <w:rFonts w:ascii="Calibri" w:eastAsia="Times New Roman" w:hAnsi="Calibri" w:cs="Calibri"/>
-                <w:b/>
-                <w:bCs/>
-                <w:color w:val="000000"/>
-                <w:sz w:val="18"/>
-                <w:szCs w:val="18"/>
-              </w:rPr>
-              <w:t>Preskúmanie sp</w:t>
-            </w:r>
-            <w:r>
-              <w:rPr>
-                <w:rFonts w:ascii="Calibri" w:eastAsia="Times New Roman" w:hAnsi="Calibri" w:cs="Calibri"/>
-                <w:b/>
-                <w:bCs/>
-                <w:color w:val="000000"/>
-                <w:sz w:val="18"/>
-                <w:szCs w:val="18"/>
-              </w:rPr>
-              <w:t>ôsobilosti dodávateľa</w:t>
-            </w:r>
-            <w:r>
-              <w:rPr>
-                <w:rFonts w:ascii="Calibri" w:eastAsia="Times New Roman" w:hAnsi="Calibri" w:cs="Calibri"/>
-                <w:b/>
-                <w:bCs/>
-                <w:color w:val="000000"/>
-                <w:sz w:val="18"/>
-                <w:szCs w:val="18"/>
-              </w:rPr>
-              <w:t>*</w:t>
-            </w:r>
-          </w:p>
-        </w:tc>
       </w:tr>
       <w:tr ns2:paraId="07684AE5" ns2:textId="77777777">
         <w:tc>
           <w:tcPr>
-            <w:tcW w:w="5349" w:type="dxa"/>
+            <w:tcW w:w="10774" w:type="dxa"/>
             <w:tcBorders>
               <w:right w:val="thinThickThinSmallGap" w:sz="24" w:space="0" w:color="D9D9D9" w:themeColor="background1" w:themeShade="D9"/>
             </w:tcBorders>
             <w:shd w:val="clear" w:color="auto" w:fill="FFFFFF" w:themeFill="background1"/>
+            <w:gridSpan w:val="2"/>
           </w:tcPr>
           <w:p>
             <w:pPr>
@@ -2050,36 +1107,16 @@
             </w:r>
           </w:p>
         </w:tc>
-        <w:tc>
-          <w:tcPr>
-            <w:tcW w:w="5425" w:type="dxa"/>
-            <w:tcBorders>
-              <w:left w:val="thinThickThinSmallGap" w:sz="24" w:space="0" w:color="D9D9D9" w:themeColor="background1" w:themeShade="D9"/>
+      </w:tr>
+      <w:tr ns2:paraId="73C82B08" ns2:textId="77777777">
+        <w:tc>
+          <w:tcPr>
+            <w:tcW w:w="10774" w:type="dxa"/>
+            <w:tcBorders>
+              <w:right w:val="thinThickThinSmallGap" w:sz="24" w:space="0" w:color="D9D9D9" w:themeColor="background1" w:themeShade="D9"/>
             </w:tcBorders>
             <w:shd w:val="clear" w:color="auto" w:fill="FFFFFF" w:themeFill="background1"/>
-          </w:tcPr>
-          <w:p>
-            <w:pPr>
-              <w:spacing w:before="0" w:after="0" w:line="220" w:lineRule="auto"/>
-            </w:pPr>
-            <w:r>
-              <w:rPr>
-                <w:sz w:val="18"/>
-                <w:szCs w:val="18"/>
-              </w:rPr>
-              <w:t>Vlastníka zariadenia: {{ supplier_device_owner }}</w:t>
-            </w:r>
-          </w:p>
-        </w:tc>
-      </w:tr>
-      <w:tr ns2:paraId="73C82B08" ns2:textId="77777777">
-        <w:tc>
-          <w:tcPr>
-            <w:tcW w:w="5349" w:type="dxa"/>
-            <w:tcBorders>
-              <w:right w:val="thinThickThinSmallGap" w:sz="24" w:space="0" w:color="D9D9D9" w:themeColor="background1" w:themeShade="D9"/>
-            </w:tcBorders>
-            <w:shd w:val="clear" w:color="auto" w:fill="FFFFFF" w:themeFill="background1"/>
+            <w:gridSpan w:val="2"/>
           </w:tcPr>
           <w:p>
             <w:pPr>
@@ -2094,35 +1131,15 @@
             </w:r>
           </w:p>
         </w:tc>
-        <w:tc>
-          <w:tcPr>
-            <w:tcW w:w="5425" w:type="dxa"/>
-            <w:tcBorders>
-              <w:left w:val="thinThickThinSmallGap" w:sz="24" w:space="0" w:color="D9D9D9" w:themeColor="background1" w:themeShade="D9"/>
-            </w:tcBorders>
-            <w:shd w:val="clear" w:color="auto" w:fill="FFFFFF" w:themeFill="background1"/>
-          </w:tcPr>
-          <w:p>
-            <w:pPr>
-              <w:spacing w:before="0" w:after="0" w:line="220" w:lineRule="auto"/>
-            </w:pPr>
-            <w:r>
-              <w:rPr>
-                <w:sz w:val="18"/>
-                <w:szCs w:val="18"/>
-              </w:rPr>
-              <w:t>Druh zariadenia: {{ supplier_device_type }}</w:t>
-            </w:r>
-          </w:p>
-        </w:tc>
       </w:tr>
       <w:tr ns2:paraId="4070DCCF" ns2:textId="77777777">
         <w:tc>
           <w:tcPr>
-            <w:tcW w:w="5349" w:type="dxa"/>
-            <w:tcBorders>
-              <w:right w:val="thinThickThinSmallGap" w:sz="24" w:space="0" w:color="D9D9D9" w:themeColor="background1" w:themeShade="D9"/>
-            </w:tcBorders>
+            <w:tcW w:w="10774" w:type="dxa"/>
+            <w:tcBorders>
+              <w:right w:val="thinThickThinSmallGap" w:sz="24" w:space="0" w:color="D9D9D9" w:themeColor="background1" w:themeShade="D9"/>
+            </w:tcBorders>
+            <w:gridSpan w:val="2"/>
           </w:tcPr>
           <w:p>
             <w:pPr>
@@ -2137,34 +1154,15 @@
             </w:r>
           </w:p>
         </w:tc>
-        <w:tc>
-          <w:tcPr>
-            <w:tcW w:w="5425" w:type="dxa"/>
-            <w:tcBorders>
-              <w:left w:val="thinThickThinSmallGap" w:sz="24" w:space="0" w:color="D9D9D9" w:themeColor="background1" w:themeShade="D9"/>
-            </w:tcBorders>
-          </w:tcPr>
-          <w:p>
-            <w:pPr>
-              <w:spacing w:before="0" w:after="0" w:line="220" w:lineRule="auto"/>
-            </w:pPr>
-            <w:r>
-              <w:rPr>
-                <w:sz w:val="18"/>
-                <w:szCs w:val="18"/>
-              </w:rPr>
-              <w:t>Výrobné číslo zariadenia: {{ supplier_device_serial_number }}</w:t>
-            </w:r>
-          </w:p>
-        </w:tc>
       </w:tr>
       <w:tr ns2:paraId="654A391B" ns2:textId="77777777">
         <w:tc>
           <w:tcPr>
-            <w:tcW w:w="5349" w:type="dxa"/>
-            <w:tcBorders>
-              <w:right w:val="thinThickThinSmallGap" w:sz="24" w:space="0" w:color="D9D9D9" w:themeColor="background1" w:themeShade="D9"/>
-            </w:tcBorders>
+            <w:tcW w:w="10774" w:type="dxa"/>
+            <w:tcBorders>
+              <w:right w:val="thinThickThinSmallGap" w:sz="24" w:space="0" w:color="D9D9D9" w:themeColor="background1" w:themeShade="D9"/>
+            </w:tcBorders>
+            <w:gridSpan w:val="2"/>
           </w:tcPr>
           <w:p>
             <w:pPr>
@@ -2179,34 +1177,15 @@
             </w:r>
           </w:p>
         </w:tc>
-        <w:tc>
-          <w:tcPr>
-            <w:tcW w:w="5425" w:type="dxa"/>
-            <w:tcBorders>
-              <w:left w:val="thinThickThinSmallGap" w:sz="24" w:space="0" w:color="D9D9D9" w:themeColor="background1" w:themeShade="D9"/>
-            </w:tcBorders>
-          </w:tcPr>
-          <w:p>
-            <w:pPr>
-              <w:spacing w:before="0" w:after="0" w:line="220" w:lineRule="auto"/>
-            </w:pPr>
-            <w:r>
-              <w:rPr>
-                <w:sz w:val="18"/>
-                <w:szCs w:val="18"/>
-              </w:rPr>
-              <w:t>Platnosť kalibrácie: {{ supplier_calibration_validity }}</w:t>
-            </w:r>
-          </w:p>
-        </w:tc>
       </w:tr>
       <w:tr ns2:paraId="260DFF1E" ns2:textId="77777777">
         <w:tc>
           <w:tcPr>
-            <w:tcW w:w="5349" w:type="dxa"/>
-            <w:tcBorders>
-              <w:right w:val="thinThickThinSmallGap" w:sz="24" w:space="0" w:color="D9D9D9" w:themeColor="background1" w:themeShade="D9"/>
-            </w:tcBorders>
+            <w:tcW w:w="10774" w:type="dxa"/>
+            <w:tcBorders>
+              <w:right w:val="thinThickThinSmallGap" w:sz="24" w:space="0" w:color="D9D9D9" w:themeColor="background1" w:themeShade="D9"/>
+            </w:tcBorders>
+            <w:gridSpan w:val="2"/>
           </w:tcPr>
           <w:p>
             <w:pPr>
@@ -2221,56 +1200,16 @@
             </w:r>
           </w:p>
         </w:tc>
-        <w:tc>
-          <w:tcPr>
-            <w:tcW w:w="5425" w:type="dxa"/>
-            <w:tcBorders>
-              <w:left w:val="thinThickThinSmallGap" w:sz="24" w:space="0" w:color="D9D9D9" w:themeColor="background1" w:themeShade="D9"/>
-            </w:tcBorders>
-          </w:tcPr>
-          <w:p>
-            <w:pPr>
-              <w:spacing w:before="0" w:after="0" w:line="220" w:lineRule="auto"/>
-            </w:pPr>
-            <w:r>
-              <w:rPr>
-                <w:sz w:val="18"/>
-                <w:szCs w:val="18"/>
-              </w:rPr>
-              <w:t>Názov spoločnosti, ktorá vykonala kalibráciu: {{ supplier_calibration_company }}</w:t>
-            </w:r>
-          </w:p>
-        </w:tc>
       </w:tr>
       <w:tr ns2:paraId="317CA731" ns2:textId="77777777">
         <w:tc>
           <w:tcPr>
-            <w:tcW w:w="5349" w:type="dxa"/>
+            <w:tcW w:w="10774" w:type="dxa"/>
             <w:tcBorders>
               <w:right w:val="thinThickThinSmallGap" w:sz="24" w:space="0" w:color="D9D9D9" w:themeColor="background1" w:themeShade="D9"/>
             </w:tcBorders>
             <w:vAlign w:val="center"/>
-          </w:tcPr>
-          <w:p>
-            <w:pPr>
-              <w:spacing w:before="0" w:after="0" w:line="220" w:lineRule="auto"/>
-            </w:pPr>
-            <w:r>
-              <w:rPr>
-                <w:sz w:val="18"/>
-                <w:szCs w:val="18"/>
-              </w:rPr>
-              <w:t>Registračné číslo SNAS: {{ supplier_snas_registration_number }}</w:t>
-            </w:r>
-          </w:p>
-        </w:tc>
-        <w:tc>
-          <w:tcPr>
-            <w:tcW w:w="5425" w:type="dxa"/>
-            <w:tcBorders>
-              <w:left w:val="thinThickThinSmallGap" w:sz="24" w:space="0" w:color="D9D9D9" w:themeColor="background1" w:themeShade="D9"/>
-            </w:tcBorders>
-            <w:vAlign w:val="center"/>
+            <w:gridSpan w:val="2"/>
           </w:tcPr>
           <w:p>
             <w:pPr>
@@ -2292,43 +1231,11 @@
         </w:trPr>
         <w:tc>
           <w:tcPr>
-            <w:tcW w:w="5349" w:type="dxa"/>
-            <w:tcBorders>
-              <w:right w:val="thinThickThinSmallGap" w:sz="24" w:space="0" w:color="D9D9D9" w:themeColor="background1" w:themeShade="D9"/>
-            </w:tcBorders>
-          </w:tcPr>
-          <w:p>
-            <w:pPr>
-              <w:spacing w:before="0" w:after="0" w:line="220" w:lineRule="auto"/>
-            </w:pPr>
-            <w:r>
-              <w:rPr>
-                <w:sz w:val="18"/>
-                <w:szCs w:val="18"/>
-              </w:rPr>
-              <w:t>Iné zistenia:</w:t>
-              <w:br/>
-            </w:r>
-          </w:p>
-          <w:p>
-            <w:pPr>
-              <w:spacing w:before="0" w:after="0" w:line="220" w:lineRule="auto"/>
-            </w:pPr>
-            <w:r>
-              <w:rPr>
-                <w:sz w:val="18"/>
-                <w:szCs w:val="18"/>
-              </w:rPr>
-              <w:t>{{ supplier_other_findings }}</w:t>
-            </w:r>
-          </w:p>
-        </w:tc>
-        <w:tc>
-          <w:tcPr>
-            <w:tcW w:w="5425" w:type="dxa"/>
-            <w:tcBorders>
-              <w:left w:val="thinThickThinSmallGap" w:sz="24" w:space="0" w:color="D9D9D9" w:themeColor="background1" w:themeShade="D9"/>
-            </w:tcBorders>
+            <w:tcW w:w="10774" w:type="dxa"/>
+            <w:tcBorders>
+              <w:right w:val="thinThickThinSmallGap" w:sz="24" w:space="0" w:color="D9D9D9" w:themeColor="background1" w:themeShade="D9"/>
+            </w:tcBorders>
+            <w:gridSpan w:val="2"/>
           </w:tcPr>
           <w:p>
             <w:pPr>
@@ -2363,25 +1270,13 @@
         </w:trPr>
         <w:tc>
           <w:tcPr>
-            <w:tcW w:w="5349" w:type="dxa"/>
-            <w:tcBorders>
-              <w:right w:val="thinThickThinSmallGap" w:sz="24" w:space="0" w:color="D9D9D9" w:themeColor="background1" w:themeShade="D9"/>
-            </w:tcBorders>
+            <w:tcW w:w="10774" w:type="dxa"/>
+            <w:tcBorders>
+              <w:right w:val="thinThickThinSmallGap" w:sz="24" w:space="0" w:color="D9D9D9" w:themeColor="background1" w:themeShade="D9"/>
+            </w:tcBorders>
+            <w:gridSpan w:val="2"/>
           </w:tcPr>
           <w:p ns2:paraId="19B6FF2B" ns2:textId="1AC1628D">
-            <w:r>
-              <w:t>* Vyplniť len v prípade použitia meracích zariadení pri výkone inšpekcie vo vlastníctve druhej strany</w:t>
-            </w:r>
-          </w:p>
-        </w:tc>
-        <w:tc>
-          <w:tcPr>
-            <w:tcW w:w="5425" w:type="dxa"/>
-            <w:tcBorders>
-              <w:left w:val="thinThickThinSmallGap" w:sz="24" w:space="0" w:color="D9D9D9" w:themeColor="background1" w:themeShade="D9"/>
-            </w:tcBorders>
-          </w:tcPr>
-          <w:p ns2:paraId="1C67D882" ns2:textId="07EE8D59">
             <w:r>
               <w:t>* Vyplniť len v prípade použitia meracích zariadení pri výkone inšpekcie vo vlastníctve druhej strany</w:t>
             </w:r>
@@ -2398,17 +1293,18 @@
         <w:tblLook w:val="04A0" w:firstRow="1" w:lastRow="0" w:firstColumn="1" w:lastColumn="0" w:noHBand="0" w:noVBand="1"/>
       </w:tblPr>
       <w:tblGrid>
-        <w:gridCol w:w="5349"/>
-        <w:gridCol w:w="5425"/>
+        <w:gridCol w:w="5387"/>
+        <w:gridCol w:w="5387"/>
       </w:tblGrid>
       <w:tr ns2:paraId="2185525D" ns2:textId="77777777">
         <w:tc>
           <w:tcPr>
-            <w:tcW w:w="5349" w:type="dxa"/>
+            <w:tcW w:w="10774" w:type="dxa"/>
             <w:tcBorders>
               <w:right w:val="thinThickThinSmallGap" w:sz="24" w:space="0" w:color="D9D9D9" w:themeColor="background1" w:themeShade="D9"/>
             </w:tcBorders>
             <w:shd w:val="clear" w:color="auto" w:fill="D9D9D9" w:themeFill="background1" w:themeFillShade="D9"/>
+            <w:gridSpan w:val="2"/>
           </w:tcPr>
           <w:p ns2:paraId="6423DE02" ns2:textId="77777777">
             <w:pPr>
@@ -2428,40 +1324,15 @@
             </w:r>
           </w:p>
         </w:tc>
-        <w:tc>
-          <w:tcPr>
-            <w:tcW w:w="5425" w:type="dxa"/>
-            <w:tcBorders>
-              <w:left w:val="thinThickThinSmallGap" w:sz="24" w:space="0" w:color="D9D9D9" w:themeColor="background1" w:themeShade="D9"/>
-            </w:tcBorders>
-            <w:shd w:val="clear" w:color="auto" w:fill="D9D9D9" w:themeFill="background1" w:themeFillShade="D9"/>
-          </w:tcPr>
-          <w:p ns2:paraId="4F08D94E" ns2:textId="77777777">
-            <w:pPr>
-              <w:spacing w:line="300" w:lineRule="auto"/>
-              <w:jc w:val="center"/>
-            </w:pPr>
-            <w:r>
-              <w:rPr>
-                <w:rFonts w:ascii="Calibri" w:eastAsia="Times New Roman" w:hAnsi="Calibri" w:cs="Calibri"/>
-                <w:b/>
-                <w:bCs/>
-                <w:color w:val="000000"/>
-                <w:sz w:val="18"/>
-                <w:szCs w:val="18"/>
-              </w:rPr>
-              <w:t>Preskúmanie spôsobilosti dodávateľa*</w:t>
-            </w:r>
-          </w:p>
-        </w:tc>
       </w:tr>
       <w:tr ns2:paraId="0A40ACCF" ns2:textId="77777777">
         <w:tc>
           <w:tcPr>
-            <w:tcW w:w="5349" w:type="dxa"/>
-            <w:tcBorders>
-              <w:right w:val="thinThickThinSmallGap" w:sz="24" w:space="0" w:color="D9D9D9" w:themeColor="background1" w:themeShade="D9"/>
-            </w:tcBorders>
+            <w:tcW w:w="10774" w:type="dxa"/>
+            <w:tcBorders>
+              <w:right w:val="thinThickThinSmallGap" w:sz="24" w:space="0" w:color="D9D9D9" w:themeColor="background1" w:themeShade="D9"/>
+            </w:tcBorders>
+            <w:gridSpan w:val="2"/>
           </w:tcPr>
           <w:p>
             <w:pPr>
@@ -2476,34 +1347,15 @@
             </w:r>
           </w:p>
         </w:tc>
-        <w:tc>
-          <w:tcPr>
-            <w:tcW w:w="5425" w:type="dxa"/>
-            <w:tcBorders>
-              <w:left w:val="thinThickThinSmallGap" w:sz="24" w:space="0" w:color="D9D9D9" w:themeColor="background1" w:themeShade="D9"/>
-            </w:tcBorders>
-          </w:tcPr>
-          <w:p>
-            <w:pPr>
-              <w:spacing w:before="0" w:after="0" w:line="220" w:lineRule="auto"/>
-            </w:pPr>
-            <w:r>
-              <w:rPr>
-                <w:sz w:val="18"/>
-                <w:szCs w:val="18"/>
-              </w:rPr>
-              <w:t>Vlastníka zariadenia: {{ supplier_device_owner }}</w:t>
-            </w:r>
-          </w:p>
-        </w:tc>
       </w:tr>
       <w:tr ns2:paraId="63062BEC" ns2:textId="77777777">
         <w:tc>
           <w:tcPr>
-            <w:tcW w:w="5349" w:type="dxa"/>
-            <w:tcBorders>
-              <w:right w:val="thinThickThinSmallGap" w:sz="24" w:space="0" w:color="D9D9D9" w:themeColor="background1" w:themeShade="D9"/>
-            </w:tcBorders>
+            <w:tcW w:w="10774" w:type="dxa"/>
+            <w:tcBorders>
+              <w:right w:val="thinThickThinSmallGap" w:sz="24" w:space="0" w:color="D9D9D9" w:themeColor="background1" w:themeShade="D9"/>
+            </w:tcBorders>
+            <w:gridSpan w:val="2"/>
           </w:tcPr>
           <w:p>
             <w:pPr>
@@ -2518,34 +1370,15 @@
             </w:r>
           </w:p>
         </w:tc>
-        <w:tc>
-          <w:tcPr>
-            <w:tcW w:w="5425" w:type="dxa"/>
-            <w:tcBorders>
-              <w:left w:val="thinThickThinSmallGap" w:sz="24" w:space="0" w:color="D9D9D9" w:themeColor="background1" w:themeShade="D9"/>
-            </w:tcBorders>
-          </w:tcPr>
-          <w:p>
-            <w:pPr>
-              <w:spacing w:before="0" w:after="0" w:line="220" w:lineRule="auto"/>
-            </w:pPr>
-            <w:r>
-              <w:rPr>
-                <w:sz w:val="18"/>
-                <w:szCs w:val="18"/>
-              </w:rPr>
-              <w:t>Druh zariadenia: {{ supplier_device_type }}</w:t>
-            </w:r>
-          </w:p>
-        </w:tc>
       </w:tr>
       <w:tr ns2:paraId="66B2894D" ns2:textId="77777777">
         <w:tc>
           <w:tcPr>
-            <w:tcW w:w="5349" w:type="dxa"/>
-            <w:tcBorders>
-              <w:right w:val="thinThickThinSmallGap" w:sz="24" w:space="0" w:color="D9D9D9" w:themeColor="background1" w:themeShade="D9"/>
-            </w:tcBorders>
+            <w:tcW w:w="10774" w:type="dxa"/>
+            <w:tcBorders>
+              <w:right w:val="thinThickThinSmallGap" w:sz="24" w:space="0" w:color="D9D9D9" w:themeColor="background1" w:themeShade="D9"/>
+            </w:tcBorders>
+            <w:gridSpan w:val="2"/>
           </w:tcPr>
           <w:p>
             <w:pPr>
@@ -2560,34 +1393,15 @@
             </w:r>
           </w:p>
         </w:tc>
-        <w:tc>
-          <w:tcPr>
-            <w:tcW w:w="5425" w:type="dxa"/>
-            <w:tcBorders>
-              <w:left w:val="thinThickThinSmallGap" w:sz="24" w:space="0" w:color="D9D9D9" w:themeColor="background1" w:themeShade="D9"/>
-            </w:tcBorders>
-          </w:tcPr>
-          <w:p>
-            <w:pPr>
-              <w:spacing w:before="0" w:after="0" w:line="220" w:lineRule="auto"/>
-            </w:pPr>
-            <w:r>
-              <w:rPr>
-                <w:sz w:val="18"/>
-                <w:szCs w:val="18"/>
-              </w:rPr>
-              <w:t>Výrobné číslo zariadenia: {{ supplier_device_serial_number }}</w:t>
-            </w:r>
-          </w:p>
-        </w:tc>
       </w:tr>
       <w:tr ns2:paraId="49EA408E" ns2:textId="77777777">
         <w:tc>
           <w:tcPr>
-            <w:tcW w:w="5349" w:type="dxa"/>
-            <w:tcBorders>
-              <w:right w:val="thinThickThinSmallGap" w:sz="24" w:space="0" w:color="D9D9D9" w:themeColor="background1" w:themeShade="D9"/>
-            </w:tcBorders>
+            <w:tcW w:w="10774" w:type="dxa"/>
+            <w:tcBorders>
+              <w:right w:val="thinThickThinSmallGap" w:sz="24" w:space="0" w:color="D9D9D9" w:themeColor="background1" w:themeShade="D9"/>
+            </w:tcBorders>
+            <w:gridSpan w:val="2"/>
           </w:tcPr>
           <w:p>
             <w:pPr>
@@ -2602,34 +1416,15 @@
             </w:r>
           </w:p>
         </w:tc>
-        <w:tc>
-          <w:tcPr>
-            <w:tcW w:w="5425" w:type="dxa"/>
-            <w:tcBorders>
-              <w:left w:val="thinThickThinSmallGap" w:sz="24" w:space="0" w:color="D9D9D9" w:themeColor="background1" w:themeShade="D9"/>
-            </w:tcBorders>
-          </w:tcPr>
-          <w:p>
-            <w:pPr>
-              <w:spacing w:before="0" w:after="0" w:line="220" w:lineRule="auto"/>
-            </w:pPr>
-            <w:r>
-              <w:rPr>
-                <w:sz w:val="18"/>
-                <w:szCs w:val="18"/>
-              </w:rPr>
-              <w:t>Platnosť kalibrácie: {{ supplier_calibration_validity }}</w:t>
-            </w:r>
-          </w:p>
-        </w:tc>
       </w:tr>
       <w:tr ns2:paraId="6B9D5136" ns2:textId="77777777">
         <w:tc>
           <w:tcPr>
-            <w:tcW w:w="5349" w:type="dxa"/>
-            <w:tcBorders>
-              <w:right w:val="thinThickThinSmallGap" w:sz="24" w:space="0" w:color="D9D9D9" w:themeColor="background1" w:themeShade="D9"/>
-            </w:tcBorders>
+            <w:tcW w:w="10774" w:type="dxa"/>
+            <w:tcBorders>
+              <w:right w:val="thinThickThinSmallGap" w:sz="24" w:space="0" w:color="D9D9D9" w:themeColor="background1" w:themeShade="D9"/>
+            </w:tcBorders>
+            <w:gridSpan w:val="2"/>
           </w:tcPr>
           <w:p>
             <w:pPr>
@@ -2644,56 +1439,16 @@
             </w:r>
           </w:p>
         </w:tc>
-        <w:tc>
-          <w:tcPr>
-            <w:tcW w:w="5425" w:type="dxa"/>
-            <w:tcBorders>
-              <w:left w:val="thinThickThinSmallGap" w:sz="24" w:space="0" w:color="D9D9D9" w:themeColor="background1" w:themeShade="D9"/>
-            </w:tcBorders>
-          </w:tcPr>
-          <w:p>
-            <w:pPr>
-              <w:spacing w:before="0" w:after="0" w:line="220" w:lineRule="auto"/>
-            </w:pPr>
-            <w:r>
-              <w:rPr>
-                <w:sz w:val="18"/>
-                <w:szCs w:val="18"/>
-              </w:rPr>
-              <w:t>Názov spoločnosti, ktorá vykonala kalibráciu: {{ supplier_calibration_company }}</w:t>
-            </w:r>
-          </w:p>
-        </w:tc>
       </w:tr>
       <w:tr ns2:paraId="786C421B" ns2:textId="77777777">
         <w:tc>
           <w:tcPr>
-            <w:tcW w:w="5349" w:type="dxa"/>
+            <w:tcW w:w="10774" w:type="dxa"/>
             <w:tcBorders>
               <w:right w:val="thinThickThinSmallGap" w:sz="24" w:space="0" w:color="D9D9D9" w:themeColor="background1" w:themeShade="D9"/>
             </w:tcBorders>
             <w:vAlign w:val="center"/>
-          </w:tcPr>
-          <w:p>
-            <w:pPr>
-              <w:spacing w:before="0" w:after="0" w:line="220" w:lineRule="auto"/>
-            </w:pPr>
-            <w:r>
-              <w:rPr>
-                <w:sz w:val="18"/>
-                <w:szCs w:val="18"/>
-              </w:rPr>
-              <w:t>Registračné číslo SNAS: {{ supplier_snas_registration_number }}</w:t>
-            </w:r>
-          </w:p>
-        </w:tc>
-        <w:tc>
-          <w:tcPr>
-            <w:tcW w:w="5425" w:type="dxa"/>
-            <w:tcBorders>
-              <w:left w:val="thinThickThinSmallGap" w:sz="24" w:space="0" w:color="D9D9D9" w:themeColor="background1" w:themeShade="D9"/>
-            </w:tcBorders>
-            <w:vAlign w:val="center"/>
+            <w:gridSpan w:val="2"/>
           </w:tcPr>
           <w:p>
             <w:pPr>
@@ -2715,43 +1470,11 @@
         </w:trPr>
         <w:tc>
           <w:tcPr>
-            <w:tcW w:w="5349" w:type="dxa"/>
-            <w:tcBorders>
-              <w:right w:val="thinThickThinSmallGap" w:sz="24" w:space="0" w:color="D9D9D9" w:themeColor="background1" w:themeShade="D9"/>
-            </w:tcBorders>
-          </w:tcPr>
-          <w:p>
-            <w:pPr>
-              <w:spacing w:before="0" w:after="0" w:line="220" w:lineRule="auto"/>
-            </w:pPr>
-            <w:r>
-              <w:rPr>
-                <w:sz w:val="18"/>
-                <w:szCs w:val="18"/>
-              </w:rPr>
-              <w:t>Iné zistenia:</w:t>
-              <w:br/>
-            </w:r>
-          </w:p>
-          <w:p>
-            <w:pPr>
-              <w:spacing w:before="0" w:after="0" w:line="220" w:lineRule="auto"/>
-            </w:pPr>
-            <w:r>
-              <w:rPr>
-                <w:sz w:val="18"/>
-                <w:szCs w:val="18"/>
-              </w:rPr>
-              <w:t>{{ supplier_other_findings }}</w:t>
-            </w:r>
-          </w:p>
-        </w:tc>
-        <w:tc>
-          <w:tcPr>
-            <w:tcW w:w="5425" w:type="dxa"/>
-            <w:tcBorders>
-              <w:left w:val="thinThickThinSmallGap" w:sz="24" w:space="0" w:color="D9D9D9" w:themeColor="background1" w:themeShade="D9"/>
-            </w:tcBorders>
+            <w:tcW w:w="10774" w:type="dxa"/>
+            <w:tcBorders>
+              <w:right w:val="thinThickThinSmallGap" w:sz="24" w:space="0" w:color="D9D9D9" w:themeColor="background1" w:themeShade="D9"/>
+            </w:tcBorders>
+            <w:gridSpan w:val="2"/>
           </w:tcPr>
           <w:p>
             <w:pPr>
@@ -2786,25 +1509,13 @@
         </w:trPr>
         <w:tc>
           <w:tcPr>
-            <w:tcW w:w="5349" w:type="dxa"/>
-            <w:tcBorders>
-              <w:right w:val="thinThickThinSmallGap" w:sz="24" w:space="0" w:color="D9D9D9" w:themeColor="background1" w:themeShade="D9"/>
-            </w:tcBorders>
+            <w:tcW w:w="10774" w:type="dxa"/>
+            <w:tcBorders>
+              <w:right w:val="thinThickThinSmallGap" w:sz="24" w:space="0" w:color="D9D9D9" w:themeColor="background1" w:themeShade="D9"/>
+            </w:tcBorders>
+            <w:gridSpan w:val="2"/>
           </w:tcPr>
           <w:p ns2:paraId="41336FF8" ns2:textId="5CCFCBB2">
-            <w:r>
-              <w:t>* Vyplniť len v prípade použitia meracích zariadení pri výkone inšpekcie vo vlastníctve druhej strany</w:t>
-            </w:r>
-          </w:p>
-        </w:tc>
-        <w:tc>
-          <w:tcPr>
-            <w:tcW w:w="5425" w:type="dxa"/>
-            <w:tcBorders>
-              <w:left w:val="thinThickThinSmallGap" w:sz="24" w:space="0" w:color="D9D9D9" w:themeColor="background1" w:themeShade="D9"/>
-            </w:tcBorders>
-          </w:tcPr>
-          <w:p ns2:paraId="6D5B5E20" ns2:textId="65B145CE">
             <w:r>
               <w:t>* Vyplniť len v prípade použitia meracích zariadení pri výkone inšpekcie vo vlastníctve druhej strany</w:t>
             </w:r>

--- a/backend/app/templates/prvotny_zaznam_z_template.docx
+++ b/backend/app/templates/prvotny_zaznam_z_template.docx
@@ -65,19 +65,26 @@
                 <w:szCs w:val="18"/>
               </w:rPr>
               <w:t>Označenie cisterny</w:t>
-              <w:br/>
-            </w:r>
-          </w:p>
-          <w:p>
-            <w:pPr>
-              <w:spacing w:before="0" w:after="0" w:line="220" w:lineRule="auto"/>
-            </w:pPr>
-            <w:r>
-              <w:rPr>
-                <w:sz w:val="18"/>
-                <w:szCs w:val="18"/>
-              </w:rPr>
-              <w:t>(č. vozňa): {{ tank_identification }}</w:t>
+            </w:r>
+          </w:p>
+          <w:p>
+            <w:pPr>
+              <w:spacing w:before="0" w:after="0" w:line="220" w:lineRule="auto"/>
+            </w:pPr>
+            <w:r>
+              <w:rPr>
+                <w:sz w:val="18"/>
+                <w:szCs w:val="18"/>
+              </w:rPr>
+              <w:t xml:space="preserve">(č. vozňa): </w:t>
+            </w:r>
+            <w:r>
+              <w:rPr>
+                <w:b/>
+                <w:sz w:val="18"/>
+                <w:szCs w:val="18"/>
+              </w:rPr>
+              <w:t>{{ tank_identification }}</w:t>
             </w:r>
           </w:p>
         </w:tc>
@@ -117,7 +124,30 @@
                 <w:sz w:val="18"/>
                 <w:szCs w:val="18"/>
               </w:rPr>
-              <w:t>Miesto skúšky: {{ inspection_place }}    Dátum skúšky: {{ inspection_date }}</w:t>
+              <w:t xml:space="preserve">Miesto skúšky: </w:t>
+            </w:r>
+            <w:r>
+              <w:rPr>
+                <w:b/>
+                <w:sz w:val="18"/>
+                <w:szCs w:val="18"/>
+              </w:rPr>
+              <w:t>{{ inspection_place }}</w:t>
+            </w:r>
+            <w:r>
+              <w:rPr>
+                <w:sz w:val="18"/>
+                <w:szCs w:val="18"/>
+              </w:rPr>
+              <w:t xml:space="preserve">    Dátum skúšky: </w:t>
+            </w:r>
+            <w:r>
+              <w:rPr>
+                <w:b/>
+                <w:sz w:val="18"/>
+                <w:szCs w:val="18"/>
+              </w:rPr>
+              <w:t>{{ inspection_date }}</w:t>
             </w:r>
           </w:p>
         </w:tc>
@@ -140,7 +170,15 @@
                 <w:sz w:val="18"/>
                 <w:szCs w:val="18"/>
               </w:rPr>
-              <w:t>č. zákazky / č. objednávky: {{ order_number }}</w:t>
+              <w:t xml:space="preserve">č. zákazky / č. objednávky: </w:t>
+            </w:r>
+            <w:r>
+              <w:rPr>
+                <w:b/>
+                <w:sz w:val="18"/>
+                <w:szCs w:val="18"/>
+              </w:rPr>
+              <w:t>{{ order_number }}</w:t>
             </w:r>
           </w:p>
         </w:tc>
@@ -163,7 +201,15 @@
                 <w:sz w:val="18"/>
                 <w:szCs w:val="18"/>
               </w:rPr>
-              <w:t>Poradové číslo / číslo certifikátu: {{ certificate_number }}</w:t>
+              <w:t xml:space="preserve">Poradové číslo / číslo certifikátu: </w:t>
+            </w:r>
+            <w:r>
+              <w:rPr>
+                <w:b/>
+                <w:sz w:val="18"/>
+                <w:szCs w:val="18"/>
+              </w:rPr>
+              <w:t>{{ certificate_number }}</w:t>
             </w:r>
           </w:p>
         </w:tc>
@@ -203,7 +249,30 @@
                 <w:sz w:val="18"/>
                 <w:szCs w:val="18"/>
               </w:rPr>
-              <w:t>Číslo kotla: {{ tank_serial_number }}    Rok výroby: {{ year_of_manufacture }}</w:t>
+              <w:t xml:space="preserve">Číslo kotla: </w:t>
+            </w:r>
+            <w:r>
+              <w:rPr>
+                <w:b/>
+                <w:sz w:val="18"/>
+                <w:szCs w:val="18"/>
+              </w:rPr>
+              <w:t>{{ tank_serial_number }}</w:t>
+            </w:r>
+            <w:r>
+              <w:rPr>
+                <w:sz w:val="18"/>
+                <w:szCs w:val="18"/>
+              </w:rPr>
+              <w:t xml:space="preserve">    Rok výroby: </w:t>
+            </w:r>
+            <w:r>
+              <w:rPr>
+                <w:b/>
+                <w:sz w:val="18"/>
+                <w:szCs w:val="18"/>
+              </w:rPr>
+              <w:t>{{ year_of_manufacture }}</w:t>
             </w:r>
           </w:p>
         </w:tc>
@@ -226,7 +295,15 @@
                 <w:sz w:val="18"/>
                 <w:szCs w:val="18"/>
               </w:rPr>
-              <w:t>Číslo schválenia typu: {{ type_approval_number }}</w:t>
+              <w:t xml:space="preserve">Číslo schválenia typu: </w:t>
+            </w:r>
+            <w:r>
+              <w:rPr>
+                <w:b/>
+                <w:sz w:val="18"/>
+                <w:szCs w:val="18"/>
+              </w:rPr>
+              <w:t>{{ type_approval_number }}</w:t>
             </w:r>
           </w:p>
         </w:tc>
@@ -249,7 +326,15 @@
                 <w:sz w:val="18"/>
                 <w:szCs w:val="18"/>
               </w:rPr>
-              <w:t>Názov výrobcu kotla: {{ tank_manufacturer_name }}</w:t>
+              <w:t xml:space="preserve">Názov výrobcu kotla: </w:t>
+            </w:r>
+            <w:r>
+              <w:rPr>
+                <w:b/>
+                <w:sz w:val="18"/>
+                <w:szCs w:val="18"/>
+              </w:rPr>
+              <w:t>{{ tank_manufacturer_name }}</w:t>
             </w:r>
           </w:p>
         </w:tc>
@@ -272,7 +357,30 @@
                 <w:sz w:val="18"/>
                 <w:szCs w:val="18"/>
               </w:rPr>
-              <w:t>Objem v litroch: {{ capacity_liters }}    Držiteľ: {{ holder_name }}</w:t>
+              <w:t xml:space="preserve">Objem v litroch: </w:t>
+            </w:r>
+            <w:r>
+              <w:rPr>
+                <w:b/>
+                <w:sz w:val="18"/>
+                <w:szCs w:val="18"/>
+              </w:rPr>
+              <w:t>{{ capacity_liters }}</w:t>
+            </w:r>
+            <w:r>
+              <w:rPr>
+                <w:sz w:val="18"/>
+                <w:szCs w:val="18"/>
+              </w:rPr>
+              <w:t xml:space="preserve">    Držiteľ: </w:t>
+            </w:r>
+            <w:r>
+              <w:rPr>
+                <w:b/>
+                <w:sz w:val="18"/>
+                <w:szCs w:val="18"/>
+              </w:rPr>
+              <w:t>{{ holder_name }}</w:t>
             </w:r>
           </w:p>
         </w:tc>
@@ -295,7 +403,15 @@
                 <w:sz w:val="18"/>
                 <w:szCs w:val="18"/>
               </w:rPr>
-              <w:t>Dátum a druh poslednej skúšky: {{ last_inspection_date_type }}</w:t>
+              <w:t xml:space="preserve">Dátum a druh poslednej skúšky: </w:t>
+            </w:r>
+            <w:r>
+              <w:rPr>
+                <w:b/>
+                <w:sz w:val="18"/>
+                <w:szCs w:val="18"/>
+              </w:rPr>
+              <w:t>{{ last_inspection_label }}</w:t>
             </w:r>
           </w:p>
         </w:tc>
@@ -317,7 +433,15 @@
                 <w:sz w:val="18"/>
                 <w:szCs w:val="18"/>
               </w:rPr>
-              <w:t>P: {{ periodic_inspection_date }}</w:t>
+              <w:t xml:space="preserve">P: </w:t>
+            </w:r>
+            <w:r>
+              <w:rPr>
+                <w:b/>
+                <w:sz w:val="18"/>
+                <w:szCs w:val="18"/>
+              </w:rPr>
+              <w:t>{{ periodic_inspection_date }}</w:t>
             </w:r>
           </w:p>
         </w:tc>
@@ -338,7 +462,15 @@
                 <w:sz w:val="18"/>
                 <w:szCs w:val="18"/>
               </w:rPr>
-              <w:t>L: {{ intermediate_inspection_date }}</w:t>
+              <w:t xml:space="preserve">L: </w:t>
+            </w:r>
+            <w:r>
+              <w:rPr>
+                <w:b/>
+                <w:sz w:val="18"/>
+                <w:szCs w:val="18"/>
+              </w:rPr>
+              <w:t>{{ intermediate_inspection_date }}</w:t>
             </w:r>
           </w:p>
         </w:tc>
@@ -378,7 +510,30 @@
                 <w:sz w:val="18"/>
                 <w:szCs w:val="18"/>
               </w:rPr>
-              <w:t>Tankcode: {{ tank_code }}    Aktuálna skúška: {{ current_inspection_type_label }}</w:t>
+              <w:t xml:space="preserve">Tankcode: </w:t>
+            </w:r>
+            <w:r>
+              <w:rPr>
+                <w:b/>
+                <w:sz w:val="18"/>
+                <w:szCs w:val="18"/>
+              </w:rPr>
+              <w:t>{{ tank_code }}</w:t>
+            </w:r>
+            <w:r>
+              <w:rPr>
+                <w:sz w:val="18"/>
+                <w:szCs w:val="18"/>
+              </w:rPr>
+              <w:t xml:space="preserve">    Aktuálna skúška: </w:t>
+            </w:r>
+            <w:r>
+              <w:rPr>
+                <w:b/>
+                <w:sz w:val="18"/>
+                <w:szCs w:val="18"/>
+              </w:rPr>
+              <w:t>{{ current_inspection_type_label }}</w:t>
             </w:r>
           </w:p>
         </w:tc>
@@ -401,7 +556,15 @@
                 <w:sz w:val="18"/>
                 <w:szCs w:val="18"/>
               </w:rPr>
-              <w:t>Ložný tovar: {{ cargo_substances }}</w:t>
+              <w:t xml:space="preserve">Ložný tovar: </w:t>
+            </w:r>
+            <w:r>
+              <w:rPr>
+                <w:b/>
+                <w:sz w:val="18"/>
+                <w:szCs w:val="18"/>
+              </w:rPr>
+              <w:t>{{ cargo_substances }}</w:t>
             </w:r>
           </w:p>
         </w:tc>
@@ -441,7 +604,22 @@
                 <w:sz w:val="18"/>
                 <w:szCs w:val="18"/>
               </w:rPr>
-              <w:t>Prac. tlak: {{ working_pressure }} bar</w:t>
+              <w:t xml:space="preserve">Prac. tlak: </w:t>
+            </w:r>
+            <w:r>
+              <w:rPr>
+                <w:b/>
+                <w:sz w:val="18"/>
+                <w:szCs w:val="18"/>
+              </w:rPr>
+              <w:t>{{ working_pressure }}</w:t>
+            </w:r>
+            <w:r>
+              <w:rPr>
+                <w:sz w:val="18"/>
+                <w:szCs w:val="18"/>
+              </w:rPr>
+              <w:t xml:space="preserve"> bar</w:t>
             </w:r>
           </w:p>
         </w:tc>
@@ -464,7 +642,22 @@
                 <w:sz w:val="18"/>
                 <w:szCs w:val="18"/>
               </w:rPr>
-              <w:t>Skúšobný tlak: {{ test_pressure }} bar</w:t>
+              <w:t xml:space="preserve">Skúšobný tlak: </w:t>
+            </w:r>
+            <w:r>
+              <w:rPr>
+                <w:b/>
+                <w:sz w:val="18"/>
+                <w:szCs w:val="18"/>
+              </w:rPr>
+              <w:t>{{ test_pressure }}</w:t>
+            </w:r>
+            <w:r>
+              <w:rPr>
+                <w:sz w:val="18"/>
+                <w:szCs w:val="18"/>
+              </w:rPr>
+              <w:t xml:space="preserve"> bar</w:t>
             </w:r>
           </w:p>
         </w:tc>
@@ -487,7 +680,22 @@
                 <w:sz w:val="18"/>
                 <w:szCs w:val="18"/>
               </w:rPr>
-              <w:t>Výpočtový tlak: {{ calculation_pressure }} bar</w:t>
+              <w:t xml:space="preserve">Výpočtový tlak: </w:t>
+            </w:r>
+            <w:r>
+              <w:rPr>
+                <w:b/>
+                <w:sz w:val="18"/>
+                <w:szCs w:val="18"/>
+              </w:rPr>
+              <w:t>{{ calculation_pressure }}</w:t>
+            </w:r>
+            <w:r>
+              <w:rPr>
+                <w:sz w:val="18"/>
+                <w:szCs w:val="18"/>
+              </w:rPr>
+              <w:t xml:space="preserve"> bar</w:t>
             </w:r>
           </w:p>
         </w:tc>
@@ -510,7 +718,22 @@
                 <w:sz w:val="18"/>
                 <w:szCs w:val="18"/>
               </w:rPr>
-              <w:t>Aktual. skúš. tlak: {{ current_test_pressure }} bar</w:t>
+              <w:t xml:space="preserve">Aktual. skúš. tlak: </w:t>
+            </w:r>
+            <w:r>
+              <w:rPr>
+                <w:b/>
+                <w:sz w:val="18"/>
+                <w:szCs w:val="18"/>
+              </w:rPr>
+              <w:t>{{ current_test_pressure }}</w:t>
+            </w:r>
+            <w:r>
+              <w:rPr>
+                <w:sz w:val="18"/>
+                <w:szCs w:val="18"/>
+              </w:rPr>
+              <w:t xml:space="preserve"> bar</w:t>
             </w:r>
           </w:p>
         </w:tc>
@@ -551,7 +774,30 @@
                 <w:sz w:val="18"/>
                 <w:szCs w:val="18"/>
               </w:rPr>
-              <w:t>Vonk. prehliadka: {{ external_inspection_result_label }}    Vnút. prehliadka: {{ internal_inspection_result_label }}</w:t>
+              <w:t xml:space="preserve">Vonk. prehliadka: </w:t>
+            </w:r>
+            <w:r>
+              <w:rPr>
+                <w:b/>
+                <w:sz w:val="18"/>
+                <w:szCs w:val="18"/>
+              </w:rPr>
+              <w:t>{{ external_inspection_result_label }}</w:t>
+            </w:r>
+            <w:r>
+              <w:rPr>
+                <w:sz w:val="18"/>
+                <w:szCs w:val="18"/>
+              </w:rPr>
+              <w:t xml:space="preserve">    Vnút. prehliadka: </w:t>
+            </w:r>
+            <w:r>
+              <w:rPr>
+                <w:b/>
+                <w:sz w:val="18"/>
+                <w:szCs w:val="18"/>
+              </w:rPr>
+              <w:t>{{ internal_inspection_result_label }}</w:t>
             </w:r>
           </w:p>
         </w:tc>
@@ -574,7 +820,30 @@
                 <w:sz w:val="18"/>
                 <w:szCs w:val="18"/>
               </w:rPr>
-              <w:t>Kontr. zvarov: {{ weld_inspection_result_label }}    Kontr. štítkov: {{ plate_inspection_result_label }}</w:t>
+              <w:t xml:space="preserve">Kontr. zvarov: </w:t>
+            </w:r>
+            <w:r>
+              <w:rPr>
+                <w:b/>
+                <w:sz w:val="18"/>
+                <w:szCs w:val="18"/>
+              </w:rPr>
+              <w:t>{{ weld_inspection_result_label }}</w:t>
+            </w:r>
+            <w:r>
+              <w:rPr>
+                <w:sz w:val="18"/>
+                <w:szCs w:val="18"/>
+              </w:rPr>
+              <w:t xml:space="preserve">    Kontr. štítkov: </w:t>
+            </w:r>
+            <w:r>
+              <w:rPr>
+                <w:b/>
+                <w:sz w:val="18"/>
+                <w:szCs w:val="18"/>
+              </w:rPr>
+              <w:t>{{ plate_inspection_result_label }}</w:t>
             </w:r>
           </w:p>
         </w:tc>
@@ -597,7 +866,30 @@
                 <w:sz w:val="18"/>
                 <w:szCs w:val="18"/>
               </w:rPr>
-              <w:t>Preh. vykur. hadov: vonk. {{ heating_coils_external_result_label }}    vnút. {{ heating_coils_internal_result_label }}</w:t>
+              <w:t xml:space="preserve">Preh. vykur. hadov: vonk. </w:t>
+            </w:r>
+            <w:r>
+              <w:rPr>
+                <w:b/>
+                <w:sz w:val="18"/>
+                <w:szCs w:val="18"/>
+              </w:rPr>
+              <w:t>{{ heating_coils_external_result_label }}</w:t>
+            </w:r>
+            <w:r>
+              <w:rPr>
+                <w:sz w:val="18"/>
+                <w:szCs w:val="18"/>
+              </w:rPr>
+              <w:t xml:space="preserve">    vnút. </w:t>
+            </w:r>
+            <w:r>
+              <w:rPr>
+                <w:b/>
+                <w:sz w:val="18"/>
+                <w:szCs w:val="18"/>
+              </w:rPr>
+              <w:t>{{ heating_coils_internal_result_label }}</w:t>
             </w:r>
           </w:p>
         </w:tc>
@@ -620,7 +912,30 @@
                 <w:sz w:val="18"/>
                 <w:szCs w:val="18"/>
               </w:rPr>
-              <w:t>Bočné (výpus.) ventily: I.str. {{ side_valves_side_1_result_label }}    II.str. {{ side_valves_side_2_result_label }}</w:t>
+              <w:t xml:space="preserve">Bočné (výpus.) ventily: I.str. </w:t>
+            </w:r>
+            <w:r>
+              <w:rPr>
+                <w:b/>
+                <w:sz w:val="18"/>
+                <w:szCs w:val="18"/>
+              </w:rPr>
+              <w:t>{{ side_valves_side_1_result_label }}</w:t>
+            </w:r>
+            <w:r>
+              <w:rPr>
+                <w:sz w:val="18"/>
+                <w:szCs w:val="18"/>
+              </w:rPr>
+              <w:t xml:space="preserve">    II.str. </w:t>
+            </w:r>
+            <w:r>
+              <w:rPr>
+                <w:b/>
+                <w:sz w:val="18"/>
+                <w:szCs w:val="18"/>
+              </w:rPr>
+              <w:t>{{ side_valves_side_2_result_label }}</w:t>
             </w:r>
           </w:p>
         </w:tc>
@@ -643,7 +958,15 @@
                 <w:sz w:val="18"/>
                 <w:szCs w:val="18"/>
               </w:rPr>
-              <w:t>Stredový ventil: {{ center_valve_result_label }}</w:t>
+              <w:t xml:space="preserve">Stredový ventil: </w:t>
+            </w:r>
+            <w:r>
+              <w:rPr>
+                <w:b/>
+                <w:sz w:val="18"/>
+                <w:szCs w:val="18"/>
+              </w:rPr>
+              <w:t>{{ center_valve_result_label }}</w:t>
             </w:r>
           </w:p>
         </w:tc>
@@ -666,7 +989,15 @@
                 <w:sz w:val="18"/>
                 <w:szCs w:val="18"/>
               </w:rPr>
-              <w:t>veko + tesnenie: {{ lid_gasket_result_label }}</w:t>
+              <w:t xml:space="preserve">veko + tesnenie: </w:t>
+            </w:r>
+            <w:r>
+              <w:rPr>
+                <w:b/>
+                <w:sz w:val="18"/>
+                <w:szCs w:val="18"/>
+              </w:rPr>
+              <w:t>{{ lid_gasket_result_label }}</w:t>
             </w:r>
           </w:p>
         </w:tc>
@@ -689,7 +1020,30 @@
                 <w:sz w:val="18"/>
                 <w:szCs w:val="18"/>
               </w:rPr>
-              <w:t>Typ poist. ventilu: {{ safety_valve_type }}    č. PV: {{ safety_valve_number }}</w:t>
+              <w:t xml:space="preserve">Typ poist. ventilu: </w:t>
+            </w:r>
+            <w:r>
+              <w:rPr>
+                <w:b/>
+                <w:sz w:val="18"/>
+                <w:szCs w:val="18"/>
+              </w:rPr>
+              <w:t>{{ safety_valve_type }}</w:t>
+            </w:r>
+            <w:r>
+              <w:rPr>
+                <w:sz w:val="18"/>
+                <w:szCs w:val="18"/>
+              </w:rPr>
+              <w:t xml:space="preserve">    č. PV: </w:t>
+            </w:r>
+            <w:r>
+              <w:rPr>
+                <w:b/>
+                <w:sz w:val="18"/>
+                <w:szCs w:val="18"/>
+              </w:rPr>
+              <w:t>{{ safety_valve_number }}</w:t>
             </w:r>
           </w:p>
         </w:tc>
@@ -712,7 +1066,30 @@
                 <w:sz w:val="18"/>
                 <w:szCs w:val="18"/>
               </w:rPr>
-              <w:t>pretlak: {{ safety_valve_pressure }}    podtlak: {{ vacuum_valve_pressure }}</w:t>
+              <w:t xml:space="preserve">pretlak: </w:t>
+            </w:r>
+            <w:r>
+              <w:rPr>
+                <w:b/>
+                <w:sz w:val="18"/>
+                <w:szCs w:val="18"/>
+              </w:rPr>
+              <w:t>{{ safety_valve_pressure }}</w:t>
+            </w:r>
+            <w:r>
+              <w:rPr>
+                <w:sz w:val="18"/>
+                <w:szCs w:val="18"/>
+              </w:rPr>
+              <w:t xml:space="preserve">    podtlak: </w:t>
+            </w:r>
+            <w:r>
+              <w:rPr>
+                <w:b/>
+                <w:sz w:val="18"/>
+                <w:szCs w:val="18"/>
+              </w:rPr>
+              <w:t>{{ vacuum_valve_pressure }}</w:t>
             </w:r>
           </w:p>
         </w:tc>
@@ -752,7 +1129,15 @@
                 <w:sz w:val="18"/>
                 <w:szCs w:val="18"/>
               </w:rPr>
-              <w:t>Uzemnenie: {{ grounding_result_label }}</w:t>
+              <w:t xml:space="preserve">Uzemnenie: </w:t>
+            </w:r>
+            <w:r>
+              <w:rPr>
+                <w:b/>
+                <w:sz w:val="18"/>
+                <w:szCs w:val="18"/>
+              </w:rPr>
+              <w:t>{{ grounding_result_label }}</w:t>
             </w:r>
           </w:p>
         </w:tc>
@@ -775,7 +1160,30 @@
                 <w:sz w:val="18"/>
                 <w:szCs w:val="18"/>
               </w:rPr>
-              <w:t>Protokol UTT: {{ utt_protocol_number }}    Protokol gum.: {{ rubber_protocol_number }}</w:t>
+              <w:t xml:space="preserve">Protokol UTT: </w:t>
+            </w:r>
+            <w:r>
+              <w:rPr>
+                <w:b/>
+                <w:sz w:val="18"/>
+                <w:szCs w:val="18"/>
+              </w:rPr>
+              <w:t>{{ utt_protocol_number }}</w:t>
+            </w:r>
+            <w:r>
+              <w:rPr>
+                <w:sz w:val="18"/>
+                <w:szCs w:val="18"/>
+              </w:rPr>
+              <w:t xml:space="preserve">    Protokol gum.: </w:t>
+            </w:r>
+            <w:r>
+              <w:rPr>
+                <w:b/>
+                <w:sz w:val="18"/>
+                <w:szCs w:val="18"/>
+              </w:rPr>
+              <w:t>{{ rubber_protocol_number }}</w:t>
             </w:r>
           </w:p>
         </w:tc>
@@ -817,7 +1225,22 @@
                 <w:sz w:val="18"/>
                 <w:szCs w:val="18"/>
               </w:rPr>
-              <w:t>čelá: {{ measured_wall_thickness_front_mm }} mm</w:t>
+              <w:t xml:space="preserve">čelá: </w:t>
+            </w:r>
+            <w:r>
+              <w:rPr>
+                <w:b/>
+                <w:sz w:val="18"/>
+                <w:szCs w:val="18"/>
+              </w:rPr>
+              <w:t>{{ measured_wall_thickness_front_mm }}</w:t>
+            </w:r>
+            <w:r>
+              <w:rPr>
+                <w:sz w:val="18"/>
+                <w:szCs w:val="18"/>
+              </w:rPr>
+              <w:t xml:space="preserve"> mm</w:t>
             </w:r>
           </w:p>
         </w:tc>
@@ -837,7 +1260,22 @@
                 <w:sz w:val="18"/>
                 <w:szCs w:val="18"/>
               </w:rPr>
-              <w:t>luby: {{ measured_wall_thickness_shell_mm }} mm</w:t>
+              <w:t xml:space="preserve">luby: </w:t>
+            </w:r>
+            <w:r>
+              <w:rPr>
+                <w:b/>
+                <w:sz w:val="18"/>
+                <w:szCs w:val="18"/>
+              </w:rPr>
+              <w:t>{{ measured_wall_thickness_shell_mm }}</w:t>
+            </w:r>
+            <w:r>
+              <w:rPr>
+                <w:sz w:val="18"/>
+                <w:szCs w:val="18"/>
+              </w:rPr>
+              <w:t xml:space="preserve"> mm</w:t>
             </w:r>
           </w:p>
         </w:tc>
@@ -880,7 +1318,15 @@
                 <w:sz w:val="18"/>
                 <w:szCs w:val="18"/>
               </w:rPr>
-              <w:t>Orazenie štítka: {{ tank_plate_stamp }}</w:t>
+              <w:t xml:space="preserve">Orazenie štítka: </w:t>
+            </w:r>
+            <w:r>
+              <w:rPr>
+                <w:b/>
+                <w:sz w:val="18"/>
+                <w:szCs w:val="18"/>
+              </w:rPr>
+              <w:t>{{ tank_plate_stamp }}</w:t>
             </w:r>
           </w:p>
         </w:tc>
@@ -903,7 +1349,15 @@
                 <w:sz w:val="18"/>
                 <w:szCs w:val="18"/>
               </w:rPr>
-              <w:t>Budúca skúška: {{ next_inspection }}</w:t>
+              <w:t xml:space="preserve">Budúca skúška: </w:t>
+            </w:r>
+            <w:r>
+              <w:rPr>
+                <w:b/>
+                <w:sz w:val="18"/>
+                <w:szCs w:val="18"/>
+              </w:rPr>
+              <w:t>{{ next_inspection }}</w:t>
             </w:r>
           </w:p>
         </w:tc>
@@ -926,7 +1380,15 @@
                 <w:sz w:val="18"/>
                 <w:szCs w:val="18"/>
               </w:rPr>
-              <w:t>Zvláštne ustanovenia: {{ special_provisions }}</w:t>
+              <w:t xml:space="preserve">Zvláštne ustanovenia: </w:t>
+            </w:r>
+            <w:r>
+              <w:rPr>
+                <w:b/>
+                <w:sz w:val="18"/>
+                <w:szCs w:val="18"/>
+              </w:rPr>
+              <w:t>{{ special_provisions }}</w:t>
             </w:r>
           </w:p>
         </w:tc>
@@ -949,7 +1411,30 @@
                 <w:sz w:val="18"/>
                 <w:szCs w:val="18"/>
               </w:rPr>
-              <w:t>č. mer. + kal. do: {{ measuring_device_number }} / {{ calibration_valid_until }}</w:t>
+              <w:t xml:space="preserve">č. mer. + kal. do: </w:t>
+            </w:r>
+            <w:r>
+              <w:rPr>
+                <w:b/>
+                <w:sz w:val="18"/>
+                <w:szCs w:val="18"/>
+              </w:rPr>
+              <w:t>{{ measuring_device_number }}</w:t>
+            </w:r>
+            <w:r>
+              <w:rPr>
+                <w:sz w:val="18"/>
+                <w:szCs w:val="18"/>
+              </w:rPr>
+              <w:t xml:space="preserve"> / </w:t>
+            </w:r>
+            <w:r>
+              <w:rPr>
+                <w:b/>
+                <w:sz w:val="18"/>
+                <w:szCs w:val="18"/>
+              </w:rPr>
+              <w:t>{{ calibration_valid_until }}</w:t>
             </w:r>
           </w:p>
         </w:tc>
@@ -973,7 +1458,15 @@
                 <w:sz w:val="18"/>
                 <w:szCs w:val="18"/>
               </w:rPr>
-              <w:t>Čas trvania skúšky: {{ test_duration }}</w:t>
+              <w:t xml:space="preserve">Čas trvania skúšky: </w:t>
+            </w:r>
+            <w:r>
+              <w:rPr>
+                <w:b/>
+                <w:sz w:val="18"/>
+                <w:szCs w:val="18"/>
+              </w:rPr>
+              <w:t>{{ test_duration }}</w:t>
             </w:r>
           </w:p>
         </w:tc>
@@ -1009,10 +1502,18 @@
             </w:pPr>
             <w:r>
               <w:rPr>
+                <w:b/>
                 <w:sz w:val="18"/>
                 <w:szCs w:val="18"/>
               </w:rPr>
               <w:t>{{ remarks }}</w:t>
+            </w:r>
+            <w:r>
+              <w:rPr>
+                <w:b/>
+                <w:sz w:val="18"/>
+                <w:szCs w:val="18"/>
+              </w:rPr>
               <w:br/>
             </w:r>
           </w:p>
@@ -1025,7 +1526,15 @@
                 <w:sz w:val="18"/>
                 <w:szCs w:val="18"/>
               </w:rPr>
-              <w:t>Dôvod mimoriadnej kontroly: {{ extraordinary_inspection_reason }}</w:t>
+              <w:t xml:space="preserve">Dôvod mimoriadnej kontroly: </w:t>
+            </w:r>
+            <w:r>
+              <w:rPr>
+                <w:b/>
+                <w:sz w:val="18"/>
+                <w:szCs w:val="18"/>
+              </w:rPr>
+              <w:t>{{ extraordinary_inspection_reason }}</w:t>
             </w:r>
           </w:p>
         </w:tc>
@@ -1103,7 +1612,15 @@
                 <w:sz w:val="18"/>
                 <w:szCs w:val="18"/>
               </w:rPr>
-              <w:t>Vlastníka zariadenia: {{ supplier_device_owner }}</w:t>
+              <w:t xml:space="preserve">Vlastníka zariadenia: </w:t>
+            </w:r>
+            <w:r>
+              <w:rPr>
+                <w:b/>
+                <w:sz w:val="18"/>
+                <w:szCs w:val="18"/>
+              </w:rPr>
+              <w:t>{{ supplier_device_owner }}</w:t>
             </w:r>
           </w:p>
         </w:tc>
@@ -1127,7 +1644,15 @@
                 <w:sz w:val="18"/>
                 <w:szCs w:val="18"/>
               </w:rPr>
-              <w:t>Druh zariadenia: {{ supplier_device_type }}</w:t>
+              <w:t xml:space="preserve">Druh zariadenia: </w:t>
+            </w:r>
+            <w:r>
+              <w:rPr>
+                <w:b/>
+                <w:sz w:val="18"/>
+                <w:szCs w:val="18"/>
+              </w:rPr>
+              <w:t>{{ supplier_device_type }}</w:t>
             </w:r>
           </w:p>
         </w:tc>
@@ -1150,7 +1675,15 @@
                 <w:sz w:val="18"/>
                 <w:szCs w:val="18"/>
               </w:rPr>
-              <w:t>Výrobné číslo zariadenia: {{ supplier_device_serial_number }}</w:t>
+              <w:t xml:space="preserve">Výrobné číslo zariadenia: </w:t>
+            </w:r>
+            <w:r>
+              <w:rPr>
+                <w:b/>
+                <w:sz w:val="18"/>
+                <w:szCs w:val="18"/>
+              </w:rPr>
+              <w:t>{{ supplier_device_serial_number }}</w:t>
             </w:r>
           </w:p>
         </w:tc>
@@ -1173,7 +1706,15 @@
                 <w:sz w:val="18"/>
                 <w:szCs w:val="18"/>
               </w:rPr>
-              <w:t>Platnosť kalibrácie: {{ supplier_calibration_validity }}</w:t>
+              <w:t xml:space="preserve">Platnosť kalibrácie: </w:t>
+            </w:r>
+            <w:r>
+              <w:rPr>
+                <w:b/>
+                <w:sz w:val="18"/>
+                <w:szCs w:val="18"/>
+              </w:rPr>
+              <w:t>{{ supplier_calibration_validity }}</w:t>
             </w:r>
           </w:p>
         </w:tc>
@@ -1196,7 +1737,15 @@
                 <w:sz w:val="18"/>
                 <w:szCs w:val="18"/>
               </w:rPr>
-              <w:t>Názov spoločnosti, ktorá vykonala kalibráciu: {{ supplier_calibration_company }}</w:t>
+              <w:t xml:space="preserve">Názov spoločnosti, ktorá vykonala kalibráciu: </w:t>
+            </w:r>
+            <w:r>
+              <w:rPr>
+                <w:b/>
+                <w:sz w:val="18"/>
+                <w:szCs w:val="18"/>
+              </w:rPr>
+              <w:t>{{ supplier_calibration_company }}</w:t>
             </w:r>
           </w:p>
         </w:tc>
@@ -1220,7 +1769,15 @@
                 <w:sz w:val="18"/>
                 <w:szCs w:val="18"/>
               </w:rPr>
-              <w:t>Registračné číslo SNAS: {{ supplier_snas_registration_number }}</w:t>
+              <w:t xml:space="preserve">Registračné číslo SNAS: </w:t>
+            </w:r>
+            <w:r>
+              <w:rPr>
+                <w:b/>
+                <w:sz w:val="18"/>
+                <w:szCs w:val="18"/>
+              </w:rPr>
+              <w:t>{{ supplier_snas_registration_number }}</w:t>
             </w:r>
           </w:p>
         </w:tc>
@@ -1256,6 +1813,7 @@
             </w:pPr>
             <w:r>
               <w:rPr>
+                <w:b/>
                 <w:sz w:val="18"/>
                 <w:szCs w:val="18"/>
               </w:rPr>
@@ -1343,7 +1901,15 @@
                 <w:sz w:val="18"/>
                 <w:szCs w:val="18"/>
               </w:rPr>
-              <w:t>Vlastníka zariadenia: {{ supplier_device_owner }}</w:t>
+              <w:t xml:space="preserve">Vlastníka zariadenia: </w:t>
+            </w:r>
+            <w:r>
+              <w:rPr>
+                <w:b/>
+                <w:sz w:val="18"/>
+                <w:szCs w:val="18"/>
+              </w:rPr>
+              <w:t>{{ supplier_device_owner }}</w:t>
             </w:r>
           </w:p>
         </w:tc>
@@ -1366,7 +1932,15 @@
                 <w:sz w:val="18"/>
                 <w:szCs w:val="18"/>
               </w:rPr>
-              <w:t>Druh zariadenia: {{ supplier_device_type }}</w:t>
+              <w:t xml:space="preserve">Druh zariadenia: </w:t>
+            </w:r>
+            <w:r>
+              <w:rPr>
+                <w:b/>
+                <w:sz w:val="18"/>
+                <w:szCs w:val="18"/>
+              </w:rPr>
+              <w:t>{{ supplier_device_type }}</w:t>
             </w:r>
           </w:p>
         </w:tc>
@@ -1389,7 +1963,15 @@
                 <w:sz w:val="18"/>
                 <w:szCs w:val="18"/>
               </w:rPr>
-              <w:t>Výrobné číslo zariadenia: {{ supplier_device_serial_number }}</w:t>
+              <w:t xml:space="preserve">Výrobné číslo zariadenia: </w:t>
+            </w:r>
+            <w:r>
+              <w:rPr>
+                <w:b/>
+                <w:sz w:val="18"/>
+                <w:szCs w:val="18"/>
+              </w:rPr>
+              <w:t>{{ supplier_device_serial_number }}</w:t>
             </w:r>
           </w:p>
         </w:tc>
@@ -1412,7 +1994,15 @@
                 <w:sz w:val="18"/>
                 <w:szCs w:val="18"/>
               </w:rPr>
-              <w:t>Platnosť kalibrácie: {{ supplier_calibration_validity }}</w:t>
+              <w:t xml:space="preserve">Platnosť kalibrácie: </w:t>
+            </w:r>
+            <w:r>
+              <w:rPr>
+                <w:b/>
+                <w:sz w:val="18"/>
+                <w:szCs w:val="18"/>
+              </w:rPr>
+              <w:t>{{ supplier_calibration_validity }}</w:t>
             </w:r>
           </w:p>
         </w:tc>
@@ -1435,7 +2025,15 @@
                 <w:sz w:val="18"/>
                 <w:szCs w:val="18"/>
               </w:rPr>
-              <w:t>Názov spoločnosti, ktorá vykonala kalibráciu: {{ supplier_calibration_company }}</w:t>
+              <w:t xml:space="preserve">Názov spoločnosti, ktorá vykonala kalibráciu: </w:t>
+            </w:r>
+            <w:r>
+              <w:rPr>
+                <w:b/>
+                <w:sz w:val="18"/>
+                <w:szCs w:val="18"/>
+              </w:rPr>
+              <w:t>{{ supplier_calibration_company }}</w:t>
             </w:r>
           </w:p>
         </w:tc>
@@ -1459,7 +2057,15 @@
                 <w:sz w:val="18"/>
                 <w:szCs w:val="18"/>
               </w:rPr>
-              <w:t>Registračné číslo SNAS: {{ supplier_snas_registration_number }}</w:t>
+              <w:t xml:space="preserve">Registračné číslo SNAS: </w:t>
+            </w:r>
+            <w:r>
+              <w:rPr>
+                <w:b/>
+                <w:sz w:val="18"/>
+                <w:szCs w:val="18"/>
+              </w:rPr>
+              <w:t>{{ supplier_snas_registration_number }}</w:t>
             </w:r>
           </w:p>
         </w:tc>
@@ -1495,6 +2101,7 @@
             </w:pPr>
             <w:r>
               <w:rPr>
+                <w:b/>
                 <w:sz w:val="18"/>
                 <w:szCs w:val="18"/>
               </w:rPr>

--- a/backend/app/templates/prvotny_zaznam_z_template.docx
+++ b/backend/app/templates/prvotny_zaznam_z_template.docx
@@ -1510,7 +1510,6 @@
             </w:r>
             <w:r>
               <w:rPr>
-                <w:b/>
                 <w:sz w:val="18"/>
                 <w:szCs w:val="18"/>
               </w:rPr>

--- a/backend/app/templates/prvotny_zaznam_z_template.docx
+++ b/backend/app/templates/prvotny_zaznam_z_template.docx
@@ -1842,293 +1842,6 @@
       </w:tr>
     </w:tbl>
     <w:p ns2:paraId="5A565B86" ns2:textId="3DE57739"/>
-    <w:tbl>
-      <w:tblPr>
-        <w:tblStyle w:val="Mriekatabuky"/>
-        <w:tblW w:w="10774" w:type="dxa"/>
-        <w:tblInd w:w="-743" w:type="dxa"/>
-        <w:tblLook w:val="04A0" w:firstRow="1" w:lastRow="0" w:firstColumn="1" w:lastColumn="0" w:noHBand="0" w:noVBand="1"/>
-      </w:tblPr>
-      <w:tblGrid>
-        <w:gridCol w:w="5387"/>
-        <w:gridCol w:w="5387"/>
-      </w:tblGrid>
-      <w:tr ns2:paraId="2185525D" ns2:textId="77777777">
-        <w:tc>
-          <w:tcPr>
-            <w:tcW w:w="10774" w:type="dxa"/>
-            <w:tcBorders>
-              <w:right w:val="thinThickThinSmallGap" w:sz="24" w:space="0" w:color="D9D9D9" w:themeColor="background1" w:themeShade="D9"/>
-            </w:tcBorders>
-            <w:shd w:val="clear" w:color="auto" w:fill="D9D9D9" w:themeFill="background1" w:themeFillShade="D9"/>
-            <w:gridSpan w:val="2"/>
-          </w:tcPr>
-          <w:p ns2:paraId="6423DE02" ns2:textId="77777777">
-            <w:pPr>
-              <w:spacing w:line="300" w:lineRule="auto"/>
-              <w:jc w:val="center"/>
-            </w:pPr>
-            <w:r>
-              <w:rPr>
-                <w:rFonts w:ascii="Calibri" w:eastAsia="Times New Roman" w:hAnsi="Calibri" w:cs="Calibri"/>
-                <w:b/>
-                <w:bCs/>
-                <w:color w:val="000000"/>
-                <w:sz w:val="18"/>
-                <w:szCs w:val="18"/>
-              </w:rPr>
-              <w:t>Preskúmanie spôsobilosti dodávateľa*</w:t>
-            </w:r>
-          </w:p>
-        </w:tc>
-      </w:tr>
-      <w:tr ns2:paraId="0A40ACCF" ns2:textId="77777777">
-        <w:tc>
-          <w:tcPr>
-            <w:tcW w:w="10774" w:type="dxa"/>
-            <w:tcBorders>
-              <w:right w:val="thinThickThinSmallGap" w:sz="24" w:space="0" w:color="D9D9D9" w:themeColor="background1" w:themeShade="D9"/>
-            </w:tcBorders>
-            <w:gridSpan w:val="2"/>
-          </w:tcPr>
-          <w:p>
-            <w:pPr>
-              <w:spacing w:before="0" w:after="0" w:line="220" w:lineRule="auto"/>
-            </w:pPr>
-            <w:r>
-              <w:rPr>
-                <w:sz w:val="18"/>
-                <w:szCs w:val="18"/>
-              </w:rPr>
-              <w:t xml:space="preserve">Vlastníka zariadenia: </w:t>
-            </w:r>
-            <w:r>
-              <w:rPr>
-                <w:b/>
-                <w:sz w:val="18"/>
-                <w:szCs w:val="18"/>
-              </w:rPr>
-              <w:t>{{ supplier_device_owner }}</w:t>
-            </w:r>
-          </w:p>
-        </w:tc>
-      </w:tr>
-      <w:tr ns2:paraId="63062BEC" ns2:textId="77777777">
-        <w:tc>
-          <w:tcPr>
-            <w:tcW w:w="10774" w:type="dxa"/>
-            <w:tcBorders>
-              <w:right w:val="thinThickThinSmallGap" w:sz="24" w:space="0" w:color="D9D9D9" w:themeColor="background1" w:themeShade="D9"/>
-            </w:tcBorders>
-            <w:gridSpan w:val="2"/>
-          </w:tcPr>
-          <w:p>
-            <w:pPr>
-              <w:spacing w:before="0" w:after="0" w:line="220" w:lineRule="auto"/>
-            </w:pPr>
-            <w:r>
-              <w:rPr>
-                <w:sz w:val="18"/>
-                <w:szCs w:val="18"/>
-              </w:rPr>
-              <w:t xml:space="preserve">Druh zariadenia: </w:t>
-            </w:r>
-            <w:r>
-              <w:rPr>
-                <w:b/>
-                <w:sz w:val="18"/>
-                <w:szCs w:val="18"/>
-              </w:rPr>
-              <w:t>{{ supplier_device_type }}</w:t>
-            </w:r>
-          </w:p>
-        </w:tc>
-      </w:tr>
-      <w:tr ns2:paraId="66B2894D" ns2:textId="77777777">
-        <w:tc>
-          <w:tcPr>
-            <w:tcW w:w="10774" w:type="dxa"/>
-            <w:tcBorders>
-              <w:right w:val="thinThickThinSmallGap" w:sz="24" w:space="0" w:color="D9D9D9" w:themeColor="background1" w:themeShade="D9"/>
-            </w:tcBorders>
-            <w:gridSpan w:val="2"/>
-          </w:tcPr>
-          <w:p>
-            <w:pPr>
-              <w:spacing w:before="0" w:after="0" w:line="220" w:lineRule="auto"/>
-            </w:pPr>
-            <w:r>
-              <w:rPr>
-                <w:sz w:val="18"/>
-                <w:szCs w:val="18"/>
-              </w:rPr>
-              <w:t xml:space="preserve">Výrobné číslo zariadenia: </w:t>
-            </w:r>
-            <w:r>
-              <w:rPr>
-                <w:b/>
-                <w:sz w:val="18"/>
-                <w:szCs w:val="18"/>
-              </w:rPr>
-              <w:t>{{ supplier_device_serial_number }}</w:t>
-            </w:r>
-          </w:p>
-        </w:tc>
-      </w:tr>
-      <w:tr ns2:paraId="49EA408E" ns2:textId="77777777">
-        <w:tc>
-          <w:tcPr>
-            <w:tcW w:w="10774" w:type="dxa"/>
-            <w:tcBorders>
-              <w:right w:val="thinThickThinSmallGap" w:sz="24" w:space="0" w:color="D9D9D9" w:themeColor="background1" w:themeShade="D9"/>
-            </w:tcBorders>
-            <w:gridSpan w:val="2"/>
-          </w:tcPr>
-          <w:p>
-            <w:pPr>
-              <w:spacing w:before="0" w:after="0" w:line="220" w:lineRule="auto"/>
-            </w:pPr>
-            <w:r>
-              <w:rPr>
-                <w:sz w:val="18"/>
-                <w:szCs w:val="18"/>
-              </w:rPr>
-              <w:t xml:space="preserve">Platnosť kalibrácie: </w:t>
-            </w:r>
-            <w:r>
-              <w:rPr>
-                <w:b/>
-                <w:sz w:val="18"/>
-                <w:szCs w:val="18"/>
-              </w:rPr>
-              <w:t>{{ supplier_calibration_validity }}</w:t>
-            </w:r>
-          </w:p>
-        </w:tc>
-      </w:tr>
-      <w:tr ns2:paraId="6B9D5136" ns2:textId="77777777">
-        <w:tc>
-          <w:tcPr>
-            <w:tcW w:w="10774" w:type="dxa"/>
-            <w:tcBorders>
-              <w:right w:val="thinThickThinSmallGap" w:sz="24" w:space="0" w:color="D9D9D9" w:themeColor="background1" w:themeShade="D9"/>
-            </w:tcBorders>
-            <w:gridSpan w:val="2"/>
-          </w:tcPr>
-          <w:p>
-            <w:pPr>
-              <w:spacing w:before="0" w:after="0" w:line="220" w:lineRule="auto"/>
-            </w:pPr>
-            <w:r>
-              <w:rPr>
-                <w:sz w:val="18"/>
-                <w:szCs w:val="18"/>
-              </w:rPr>
-              <w:t xml:space="preserve">Názov spoločnosti, ktorá vykonala kalibráciu: </w:t>
-            </w:r>
-            <w:r>
-              <w:rPr>
-                <w:b/>
-                <w:sz w:val="18"/>
-                <w:szCs w:val="18"/>
-              </w:rPr>
-              <w:t>{{ supplier_calibration_company }}</w:t>
-            </w:r>
-          </w:p>
-        </w:tc>
-      </w:tr>
-      <w:tr ns2:paraId="786C421B" ns2:textId="77777777">
-        <w:tc>
-          <w:tcPr>
-            <w:tcW w:w="10774" w:type="dxa"/>
-            <w:tcBorders>
-              <w:right w:val="thinThickThinSmallGap" w:sz="24" w:space="0" w:color="D9D9D9" w:themeColor="background1" w:themeShade="D9"/>
-            </w:tcBorders>
-            <w:vAlign w:val="center"/>
-            <w:gridSpan w:val="2"/>
-          </w:tcPr>
-          <w:p>
-            <w:pPr>
-              <w:spacing w:before="0" w:after="0" w:line="220" w:lineRule="auto"/>
-            </w:pPr>
-            <w:r>
-              <w:rPr>
-                <w:sz w:val="18"/>
-                <w:szCs w:val="18"/>
-              </w:rPr>
-              <w:t xml:space="preserve">Registračné číslo SNAS: </w:t>
-            </w:r>
-            <w:r>
-              <w:rPr>
-                <w:b/>
-                <w:sz w:val="18"/>
-                <w:szCs w:val="18"/>
-              </w:rPr>
-              <w:t>{{ supplier_snas_registration_number }}</w:t>
-            </w:r>
-          </w:p>
-        </w:tc>
-      </w:tr>
-      <w:tr ns2:paraId="7DF52904" ns2:textId="77777777">
-        <w:trPr>
-          <w:trHeight w:val="2326"/>
-        </w:trPr>
-        <w:tc>
-          <w:tcPr>
-            <w:tcW w:w="10774" w:type="dxa"/>
-            <w:tcBorders>
-              <w:right w:val="thinThickThinSmallGap" w:sz="24" w:space="0" w:color="D9D9D9" w:themeColor="background1" w:themeShade="D9"/>
-            </w:tcBorders>
-            <w:gridSpan w:val="2"/>
-          </w:tcPr>
-          <w:p>
-            <w:pPr>
-              <w:spacing w:before="0" w:after="0" w:line="220" w:lineRule="auto"/>
-            </w:pPr>
-            <w:r>
-              <w:rPr>
-                <w:sz w:val="18"/>
-                <w:szCs w:val="18"/>
-              </w:rPr>
-              <w:t>Iné zistenia:</w:t>
-              <w:br/>
-            </w:r>
-          </w:p>
-          <w:p>
-            <w:pPr>
-              <w:spacing w:before="0" w:after="0" w:line="220" w:lineRule="auto"/>
-            </w:pPr>
-            <w:r>
-              <w:rPr>
-                <w:b/>
-                <w:sz w:val="18"/>
-                <w:szCs w:val="18"/>
-              </w:rPr>
-              <w:t>{{ supplier_other_findings }}</w:t>
-            </w:r>
-          </w:p>
-        </w:tc>
-      </w:tr>
-      <w:tr ns2:paraId="6536D414" ns2:textId="77777777">
-        <w:trPr>
-          <w:trHeight w:val="292"/>
-        </w:trPr>
-        <w:tc>
-          <w:tcPr>
-            <w:tcW w:w="10774" w:type="dxa"/>
-            <w:tcBorders>
-              <w:right w:val="thinThickThinSmallGap" w:sz="24" w:space="0" w:color="D9D9D9" w:themeColor="background1" w:themeShade="D9"/>
-            </w:tcBorders>
-            <w:gridSpan w:val="2"/>
-          </w:tcPr>
-          <w:p ns2:paraId="41336FF8" ns2:textId="5CCFCBB2">
-            <w:r>
-              <w:t>* Vyplniť len v prípade použitia meracích zariadení pri výkone inšpekcie vo vlastníctve druhej strany</w:t>
-            </w:r>
-          </w:p>
-        </w:tc>
-      </w:tr>
-    </w:tbl>
     <w:p ns2:paraId="3F20B09A" ns2:textId="77777777"/>
     <w:sectPr>
       <w:headerReference w:type="default" ns3:id="rId8"/>
